--- a/manuali/manuale-amministrativo-it.docx
+++ b/manuali/manuale-amministrativo-it.docx
@@ -58,7 +58,7 @@
           <w:szCs w:val="20"/>
           <w:rtl w:val="false"/>
         </w:rPr>
-        <w:t xml:space="preserve">Versione: settembre 2026</w:t>
+        <w:t xml:space="preserve">Versione: ottobre 2026</w:t>
       </w:r>
     </w:p>
     <w:p>
@@ -346,7 +346,7 @@
           <w:rFonts w:ascii="Calibri" w:cs="Calibri" w:eastAsia="Calibri" w:hAnsi="Calibri"/>
           <w:rtl w:val="false"/>
         </w:rPr>
-        <w:t xml:space="preserve">Questo manuale è rivolto a chi amministra l'app Gestione Aule DBALEX: Direttore, Segreteria IPI, Segreteria S. Base, Preside IPI, Vice Preside IPI, Preside S. Base, Economo, Manutentore e Oratorio. Copre tutte le funzioni disponibili in Impostazioni e nelle schermate di gestione.</w:t>
+        <w:t xml:space="preserve">Questo manuale è rivolto a chi amministra l'app Gestione Aule DBALEX: Direttore, Economo, Segreteria IPI, Preside IPI, Vice Preside IPI, Segreteria S. Base, Preside S. Base, Responsabile TEVT, Segreteria TEVT, Manutentore e Oratorio. Copre tutte le funzioni disponibili in Impostazioni e nelle schermate di gestione.</w:t>
       </w:r>
     </w:p>
     <w:p>
@@ -876,7 +876,7 @@
           <w:rFonts w:ascii="Calibri" w:cs="Calibri" w:eastAsia="Calibri" w:hAnsi="Calibri"/>
           <w:rtl w:val="false"/>
         </w:rPr>
-        <w:t xml:space="preserve">"+ Aggiungi Sezione" chiede il nome in italiano e, facoltativamente, in arabo. Ogni sezione ha i pulsanti Modifica (stessi due campi) ed elimina (✕). Eliminare una sezione non cancella le aule e le prenotazioni collegate: restano archiviate.</w:t>
+        <w:t xml:space="preserve">"+ Aggiungi Sezione" chiede il nome in italiano e, facoltativamente, in arabo. Ogni sezione ha i pulsanti Modifica (stessi due campi) ed elimina (✕). Le quattro sezioni fisse — Scuola Base (asilo, elementari, medie), Scuola Professionale, TEVT e Comuni — sono contrassegnate dal lucchetto 🔒: si possono rinominare ma non eliminare, e cambiare il loro nome non influisce sulle regole di approvazione. Eliminare una sezione aggiunta a mano non cancella le aule e le prenotazioni collegate: restano archiviate.</w:t>
       </w:r>
     </w:p>
     <w:p>
@@ -924,6 +924,20 @@
           <w:rFonts w:ascii="Calibri" w:cs="Calibri" w:eastAsia="Calibri" w:hAnsi="Calibri"/>
           <w:rtl w:val="false"/>
         </w:rPr>
+        <w:t xml:space="preserve">In Scuola Base e in Scuola Professionale la voce fissa "Classi" mostra le classi di Impostazioni → Classi (le Medie in Scuola Base, le IPI in Scuola Professionale) come aule prenotabili: nome, capienza e anno si modificano da lì, non da questa schermata. Le classi si possono bloccare da qui, con il pulsante Blocca, come le altre aule.</w:t>
+      </w:r>
+    </w:p>
+    <w:p>
+      <w:pPr>
+        <w:bidi w:val="false"/>
+        <w:spacing w:after="160" w:line="300"/>
+        <w:jc w:val="left"/>
+      </w:pPr>
+      <w:r>
+        <w:rPr>
+          <w:rFonts w:ascii="Calibri" w:cs="Calibri" w:eastAsia="Calibri" w:hAnsi="Calibri"/>
+          <w:rtl w:val="false"/>
+        </w:rPr>
         <w:t xml:space="preserve">"Blocca" un'aula la rende non prenotabile in tutte le fasce per il periodo scelto (es. lavori di manutenzione), indipendentemente dai normali limiti di anticipo prenotazione — utile per periodi lunghi, fino a un massimo di 2 anni. Serve indicare data inizio, data fine e un motivo.</w:t>
       </w:r>
     </w:p>
@@ -1022,6 +1036,154 @@
     </w:p>
     <w:p>
       <w:pPr>
+        <w:pStyle w:val="Heading2"/>
+        <w:bidi w:val="false"/>
+        <w:spacing w:after="160" w:before="320"/>
+        <w:jc w:val="left"/>
+      </w:pPr>
+      <w:r>
+        <w:rPr>
+          <w:rFonts w:ascii="Calibri" w:cs="Calibri" w:eastAsia="Calibri" w:hAnsi="Calibri"/>
+          <w:b/>
+          <w:bCs/>
+          <w:color w:val="1F3B57"/>
+          <w:sz w:val="25"/>
+          <w:szCs w:val="25"/>
+          <w:rtl w:val="false"/>
+        </w:rPr>
+        <w:t xml:space="preserve">Chi approva cosa</w:t>
+      </w:r>
+    </w:p>
+    <w:p>
+      <w:pPr>
+        <w:pStyle w:val="ListParagraph"/>
+        <w:numPr>
+          <w:ilvl w:val="0"/>
+          <w:numId w:val="3"/>
+        </w:numPr>
+        <w:bidi w:val="false"/>
+        <w:spacing w:after="100" w:line="300"/>
+        <w:jc w:val="left"/>
+      </w:pPr>
+      <w:r>
+        <w:rPr>
+          <w:rFonts w:ascii="Calibri" w:cs="Calibri" w:eastAsia="Calibri" w:hAnsi="Calibri"/>
+          <w:rtl w:val="false"/>
+        </w:rPr>
+        <w:t xml:space="preserve">Direttore ed Economo: approvano tutto. Le loro prenotazioni sono approvate subito, senza attesa e senza limite minimo di anticipo.</w:t>
+      </w:r>
+    </w:p>
+    <w:p>
+      <w:pPr>
+        <w:pStyle w:val="ListParagraph"/>
+        <w:numPr>
+          <w:ilvl w:val="0"/>
+          <w:numId w:val="3"/>
+        </w:numPr>
+        <w:bidi w:val="false"/>
+        <w:spacing w:after="100" w:line="300"/>
+        <w:jc w:val="left"/>
+      </w:pPr>
+      <w:r>
+        <w:rPr>
+          <w:rFonts w:ascii="Calibri" w:cs="Calibri" w:eastAsia="Calibri" w:hAnsi="Calibri"/>
+          <w:rtl w:val="false"/>
+        </w:rPr>
+        <w:t xml:space="preserve">Scuola Professionale — classi prime e terze: Preside IPI, Vice Preside IPI e Segreteria IPI.</w:t>
+      </w:r>
+    </w:p>
+    <w:p>
+      <w:pPr>
+        <w:pStyle w:val="ListParagraph"/>
+        <w:numPr>
+          <w:ilvl w:val="0"/>
+          <w:numId w:val="3"/>
+        </w:numPr>
+        <w:bidi w:val="false"/>
+        <w:spacing w:after="100" w:line="300"/>
+        <w:jc w:val="left"/>
+      </w:pPr>
+      <w:r>
+        <w:rPr>
+          <w:rFonts w:ascii="Calibri" w:cs="Calibri" w:eastAsia="Calibri" w:hAnsi="Calibri"/>
+          <w:rtl w:val="false"/>
+        </w:rPr>
+        <w:t xml:space="preserve">Scuola Professionale — classi seconde: fino alle 16:00 (ora di inizio della prenotazione) Preside IPI, Vice Preside IPI e Segreteria IPI; dalle 16:00 in poi Responsabile TEVT e Segreteria TEVT.</w:t>
+      </w:r>
+    </w:p>
+    <w:p>
+      <w:pPr>
+        <w:pStyle w:val="ListParagraph"/>
+        <w:numPr>
+          <w:ilvl w:val="0"/>
+          <w:numId w:val="3"/>
+        </w:numPr>
+        <w:bidi w:val="false"/>
+        <w:spacing w:after="100" w:line="300"/>
+        <w:jc w:val="left"/>
+      </w:pPr>
+      <w:r>
+        <w:rPr>
+          <w:rFonts w:ascii="Calibri" w:cs="Calibri" w:eastAsia="Calibri" w:hAnsi="Calibri"/>
+          <w:rtl w:val="false"/>
+        </w:rPr>
+        <w:t xml:space="preserve">TEVT: Responsabile TEVT e Segreteria TEVT.</w:t>
+      </w:r>
+    </w:p>
+    <w:p>
+      <w:pPr>
+        <w:pStyle w:val="ListParagraph"/>
+        <w:numPr>
+          <w:ilvl w:val="0"/>
+          <w:numId w:val="3"/>
+        </w:numPr>
+        <w:bidi w:val="false"/>
+        <w:spacing w:after="100" w:line="300"/>
+        <w:jc w:val="left"/>
+      </w:pPr>
+      <w:r>
+        <w:rPr>
+          <w:rFonts w:ascii="Calibri" w:cs="Calibri" w:eastAsia="Calibri" w:hAnsi="Calibri"/>
+          <w:rtl w:val="false"/>
+        </w:rPr>
+        <w:t xml:space="preserve">Scuola Base (asilo, elementari, medie): Preside S. Base e Segreteria S. Base.</w:t>
+      </w:r>
+    </w:p>
+    <w:p>
+      <w:pPr>
+        <w:pStyle w:val="ListParagraph"/>
+        <w:numPr>
+          <w:ilvl w:val="0"/>
+          <w:numId w:val="3"/>
+        </w:numPr>
+        <w:bidi w:val="false"/>
+        <w:spacing w:after="100" w:line="300"/>
+        <w:jc w:val="left"/>
+      </w:pPr>
+      <w:r>
+        <w:rPr>
+          <w:rFonts w:ascii="Calibri" w:cs="Calibri" w:eastAsia="Calibri" w:hAnsi="Calibri"/>
+          <w:rtl w:val="false"/>
+        </w:rPr>
+        <w:t xml:space="preserve">Comuni: Oratorio (oltre a Direttore ed Economo).</w:t>
+      </w:r>
+    </w:p>
+    <w:p>
+      <w:pPr>
+        <w:bidi w:val="false"/>
+        <w:spacing w:after="160" w:line="300"/>
+        <w:jc w:val="left"/>
+      </w:pPr>
+      <w:r>
+        <w:rPr>
+          <w:rFonts w:ascii="Calibri" w:cs="Calibri" w:eastAsia="Calibri" w:hAnsi="Calibri"/>
+          <w:rtl w:val="false"/>
+        </w:rPr>
+        <w:t xml:space="preserve">Ognuno vede in Gestione Prenotazioni solo le prenotazioni del proprio reparto, e la nuova richiesta avvisa soltanto chi può approvarla. A decidere il reparto sono la classe prenotata e l'ora di inizio; una sezione creata a mano è approvata solo da Direttore ed Economo.</w:t>
+      </w:r>
+    </w:p>
+    <w:p>
+      <w:pPr>
         <w:pStyle w:val="Heading1"/>
         <w:pBdr>
           <w:bottom w:val="single" w:color="CBA135" w:sz="6"/>
@@ -1221,7 +1383,7 @@
           <w:rFonts w:ascii="Calibri" w:cs="Calibri" w:eastAsia="Calibri" w:hAnsi="Calibri"/>
           <w:rtl w:val="false"/>
         </w:rPr>
-        <w:t xml:space="preserve">Elimina in modo definitivo e irreversibile tutte le prenotazioni oppure tutte le segnalazioni di manutenzione archiviate in un mese o anno scelto. Va usato con cautela: l'app chiede sempre una conferma esplicita prima di procedere.</w:t>
+        <w:t xml:space="preserve">Elimina in modo definitivo e irreversibile tutte le prenotazioni oppure tutte le segnalazioni di manutenzione archiviate in un mese o anno scelto. Per le segnalazioni di manutenzione vengono eliminate di base solo quelle già risolte; la casella "Elimina anche le segnalazioni non risolte" (spenta di default) include anche quelle ancora aperte, ad esempio di un'aula cancellata. Va usato con cautela: l'app indica quante segnalazioni verranno eliminate (e quante non ancora risolte) e chiede sempre una conferma esplicita prima di procedere.</w:t>
       </w:r>
     </w:p>
     <w:p>
@@ -1287,6 +1449,20 @@
           <w:rtl w:val="false"/>
         </w:rPr>
         <w:t xml:space="preserve">Questa classificazione è importante: alimenta direttamente le classi disponibili nel modulo Aula Studio, filtrate automaticamente per tipo di scuola.</w:t>
+      </w:r>
+    </w:p>
+    <w:p>
+      <w:pPr>
+        <w:bidi w:val="false"/>
+        <w:spacing w:after="160" w:line="300"/>
+        <w:jc w:val="left"/>
+      </w:pPr>
+      <w:r>
+        <w:rPr>
+          <w:rFonts w:ascii="Calibri" w:cs="Calibri" w:eastAsia="Calibri" w:hAnsi="Calibri"/>
+          <w:rtl w:val="false"/>
+        </w:rPr>
+        <w:t xml:space="preserve">Per ogni classe si indicano anche la capienza e, per le classi IPI, l'anno (1, 2 o 3; "Auto" lo ricava dal primo numero del nome, ad esempio "2B" → seconda). L'anno decide chi approva le prenotazioni (vedi capitolo 5). Le classi compaiono come aule prenotabili nella voce fissa "Classi" di Scuola Base (Medie) e di Scuola Professionale (IPI).</w:t>
       </w:r>
     </w:p>
     <w:p>
@@ -2917,7 +3093,7 @@
                 <w:szCs w:val="20"/>
                 <w:rtl w:val="false"/>
               </w:rPr>
-              <w:t xml:space="preserve">Accesso completo: utenti e domini, sezioni/aule, approvazione prenotazioni, manutenzione, esportazioni, reset dati, registro attività, profili, classi, ruoli personalizzati (crea e assegna permessi), Aula Studio (tutte le aule). Unico ruolo che può fare reset dati e assegnare permessi personalizzati.</w:t>
+              <w:t xml:space="preserve">Accesso completo: utenti e domini, sezioni/aule, approvazione di tutte le prenotazioni (le sue sono approvate subito), manutenzione, esportazioni, reset dati, registro attività, profili, classi, ruoli personalizzati (crea e assegna permessi), Aula Studio (tutte le aule). Unico ruolo che può fare reset dati e assegnare permessi personalizzati.</w:t>
             </w:r>
           </w:p>
         </w:tc>
@@ -2973,7 +3149,7 @@
                 <w:szCs w:val="20"/>
                 <w:rtl w:val="false"/>
               </w:rPr>
-              <w:t xml:space="preserve">Utenti/domini, sezioni/aule, approvazione prenotazioni, esportazione utenti/prenotazioni, ruoli personalizzati, classi, profili (vede e modifica), Aula Studio limitata a IPI.</w:t>
+              <w:t xml:space="preserve">Utenti/domini, sezioni/aule, approvazione prenotazioni (solo Scuola Professionale), esportazione utenti/prenotazioni, ruoli personalizzati, classi, profili (vede e modifica), Aula Studio limitata a IPI.</w:t>
             </w:r>
           </w:p>
         </w:tc>
@@ -3027,7 +3203,7 @@
                 <w:szCs w:val="20"/>
                 <w:rtl w:val="false"/>
               </w:rPr>
-              <w:t xml:space="preserve">Stessi permessi della Segreteria IPI, ma Aula Studio limitata a Medie.</w:t>
+              <w:t xml:space="preserve">Stessi permessi della Segreteria IPI, ma Aula Studio limitata a Medie; approva solo le prenotazioni di Scuola Base.</w:t>
             </w:r>
           </w:p>
         </w:tc>
@@ -3193,7 +3369,7 @@
                 <w:szCs w:val="20"/>
                 <w:rtl w:val="false"/>
               </w:rPr>
-              <w:t xml:space="preserve">Utenti/domini, sezioni/aule, approvazione prenotazioni, esportazione utenti/prenotazioni, ruoli personalizzati, profili (solo visualizza); Aula Studio limitata a Medie.</w:t>
+              <w:t xml:space="preserve">Utenti/domini, sezioni/aule, approvazione prenotazioni (solo Scuola Base), esportazione utenti/prenotazioni, ruoli personalizzati, profili (solo visualizza); Aula Studio limitata a Medie.</w:t>
             </w:r>
           </w:p>
         </w:tc>
@@ -3247,7 +3423,7 @@
                 <w:szCs w:val="20"/>
                 <w:rtl w:val="false"/>
               </w:rPr>
-              <w:t xml:space="preserve">Stessi permessi di Preside S. Base, ma nessun accesso alla gestione Aula Studio.</w:t>
+              <w:t xml:space="preserve">Stessi permessi di Preside S. Base, ma nessun accesso alla gestione Aula Studio; approva solo le prenotazioni di Comuni.</w:t>
             </w:r>
           </w:p>
         </w:tc>
@@ -3303,7 +3479,7 @@
                 <w:szCs w:val="20"/>
                 <w:rtl w:val="false"/>
               </w:rPr>
-              <w:t xml:space="preserve">Sezioni/aule, gestione manutenzione, esportazione prenotazioni/manutenzione, registro attività. Nessun accesso a utenti, approvazione prenotazioni, classi o Aula Studio.</w:t>
+              <w:t xml:space="preserve">Accesso completo come il Direttore (utenti e domini, sezioni/aule, approvazione di tutte le prenotazioni — le sue sono approvate subito —, manutenzione, esportazioni, registro attività, profili, classi, ruoli personalizzati), tranne reset dati, assegnazione di permessi personalizzati e caricamento dei manuali. Nessun accesso alla gestione Aula Studio.</w:t>
             </w:r>
           </w:p>
         </w:tc>
@@ -3496,7 +3672,7 @@
                 <w:szCs w:val="20"/>
                 <w:rtl w:val="false"/>
               </w:rPr>
-              <w:t xml:space="preserve">Utente / TEVT</w:t>
+              <w:t xml:space="preserve">Utente</w:t>
             </w:r>
           </w:p>
         </w:tc>
@@ -3524,6 +3700,118 @@
                 <w:rtl w:val="false"/>
               </w:rPr>
               <w:t xml:space="preserve">Nessun permesso amministrativo, nessun accesso al modulo Aula Studio: solo prenotazione aule generali e segnalazione guasti.</w:t>
+            </w:r>
+          </w:p>
+        </w:tc>
+      </w:tr>
+      <w:tr>
+        <w:tc>
+          <w:tcPr>
+            <w:tcW w:type="dxa" w:w="2400"/>
+            <w:shd w:fill="F2EFE9" w:color="auto" w:val="clear"/>
+            <w:tcMar>
+              <w:top w:type="dxa" w:w="80"/>
+              <w:left w:type="dxa" w:w="100"/>
+              <w:bottom w:type="dxa" w:w="80"/>
+              <w:right w:type="dxa" w:w="100"/>
+            </w:tcMar>
+          </w:tcPr>
+          <w:p>
+            <w:pPr>
+              <w:bidi w:val="false"/>
+              <w:jc w:val="left"/>
+            </w:pPr>
+            <w:r>
+              <w:rPr>
+                <w:rFonts w:ascii="Calibri" w:cs="Calibri" w:eastAsia="Calibri" w:hAnsi="Calibri"/>
+                <w:sz w:val="20"/>
+                <w:szCs w:val="20"/>
+                <w:rtl w:val="false"/>
+              </w:rPr>
+              <w:t xml:space="preserve">Responsabile TEVT</w:t>
+            </w:r>
+          </w:p>
+        </w:tc>
+        <w:tc>
+          <w:tcPr>
+            <w:tcW w:type="dxa" w:w="6800"/>
+            <w:shd w:fill="F2EFE9" w:color="auto" w:val="clear"/>
+            <w:tcMar>
+              <w:top w:type="dxa" w:w="80"/>
+              <w:left w:type="dxa" w:w="100"/>
+              <w:bottom w:type="dxa" w:w="80"/>
+              <w:right w:type="dxa" w:w="100"/>
+            </w:tcMar>
+          </w:tcPr>
+          <w:p>
+            <w:pPr>
+              <w:bidi w:val="false"/>
+              <w:jc w:val="left"/>
+            </w:pPr>
+            <w:r>
+              <w:rPr>
+                <w:rFonts w:ascii="Calibri" w:cs="Calibri" w:eastAsia="Calibri" w:hAnsi="Calibri"/>
+                <w:sz w:val="20"/>
+                <w:szCs w:val="20"/>
+                <w:rtl w:val="false"/>
+              </w:rPr>
+              <w:t xml:space="preserve">Approva solo le prenotazioni di TEVT e, dalle 16:00, quelle delle classi seconde IPI. Nessun altro permesso amministrativo.</w:t>
+            </w:r>
+          </w:p>
+        </w:tc>
+      </w:tr>
+      <w:tr>
+        <w:tc>
+          <w:tcPr>
+            <w:tcW w:type="dxa" w:w="2400"/>
+            <w:shd w:fill="F2EFE9" w:color="auto" w:val="clear"/>
+            <w:tcMar>
+              <w:top w:type="dxa" w:w="80"/>
+              <w:left w:type="dxa" w:w="100"/>
+              <w:bottom w:type="dxa" w:w="80"/>
+              <w:right w:type="dxa" w:w="100"/>
+            </w:tcMar>
+          </w:tcPr>
+          <w:p>
+            <w:pPr>
+              <w:bidi w:val="false"/>
+              <w:jc w:val="left"/>
+            </w:pPr>
+            <w:r>
+              <w:rPr>
+                <w:rFonts w:ascii="Calibri" w:cs="Calibri" w:eastAsia="Calibri" w:hAnsi="Calibri"/>
+                <w:sz w:val="20"/>
+                <w:szCs w:val="20"/>
+                <w:rtl w:val="false"/>
+              </w:rPr>
+              <w:t xml:space="preserve">Segreteria TEVT</w:t>
+            </w:r>
+          </w:p>
+        </w:tc>
+        <w:tc>
+          <w:tcPr>
+            <w:tcW w:type="dxa" w:w="6800"/>
+            <w:shd w:fill="F2EFE9" w:color="auto" w:val="clear"/>
+            <w:tcMar>
+              <w:top w:type="dxa" w:w="80"/>
+              <w:left w:type="dxa" w:w="100"/>
+              <w:bottom w:type="dxa" w:w="80"/>
+              <w:right w:type="dxa" w:w="100"/>
+            </w:tcMar>
+          </w:tcPr>
+          <w:p>
+            <w:pPr>
+              <w:bidi w:val="false"/>
+              <w:jc w:val="left"/>
+            </w:pPr>
+            <w:r>
+              <w:rPr>
+                <w:rFonts w:ascii="Calibri" w:cs="Calibri" w:eastAsia="Calibri" w:hAnsi="Calibri"/>
+                <w:sz w:val="20"/>
+                <w:szCs w:val="20"/>
+                <w:rtl w:val="false"/>
+              </w:rPr>
+              <w:t xml:space="preserve">Stessi permessi del Responsabile TEVT.</w:t>
             </w:r>
           </w:p>
         </w:tc>

--- a/manuali/manuale-amministrativo-it.docx
+++ b/manuali/manuale-amministrativo-it.docx
@@ -4,45 +4,45 @@
   <w:body>
     <w:p>
       <w:pPr>
-        <w:spacing w:after="1400"/>
-      </w:pPr>
-    </w:p>
-    <w:p>
-      <w:pPr>
-        <w:bidi w:val="false"/>
-        <w:spacing w:after="200"/>
+        <w:bidi w:val="false"/>
+        <w:spacing w:before="0" w:after="200" w:line="280" w:lineRule="auto"/>
         <w:jc w:val="center"/>
       </w:pPr>
       <w:r>
-        <w:rPr>
-          <w:rFonts w:ascii="Calibri" w:cs="Calibri" w:eastAsia="Calibri" w:hAnsi="Calibri"/>
-          <w:b/>
-          <w:bCs/>
-          <w:color w:val="1F3B57"/>
-          <w:sz w:val="56"/>
-          <w:szCs w:val="56"/>
-          <w:rtl w:val="false"/>
-        </w:rPr>
-        <w:t xml:space="preserve">Manuale Amministrativo</w:t>
-      </w:r>
-    </w:p>
-    <w:p>
-      <w:pPr>
-        <w:bidi w:val="false"/>
-        <w:spacing w:after="400"/>
-        <w:jc w:val="center"/>
-      </w:pPr>
-      <w:r>
-        <w:rPr>
-          <w:rFonts w:ascii="Calibri" w:cs="Calibri" w:eastAsia="Calibri" w:hAnsi="Calibri"/>
-          <w:b/>
-          <w:bCs/>
-          <w:color w:val="CBA135"/>
-          <w:sz w:val="32"/>
-          <w:szCs w:val="32"/>
-          <w:rtl w:val="false"/>
-        </w:rPr>
-        <w:t xml:space="preserve">Gestione Aule DBALEX</w:t>
+        <w:drawing>
+          <wp:inline distT="0" distB="0" distL="0" distR="0">
+            <wp:extent cx="6120000" cy="4365600"/>
+            <wp:docPr id="128" name="cover" descr="Gestione Aule DBALEX"/>
+            <wp:cNvGraphicFramePr>
+              <a:graphicFrameLocks xmlns:a="http://schemas.openxmlformats.org/drawingml/2006/main" noChangeAspect="1"/>
+            </wp:cNvGraphicFramePr>
+            <a:graphic xmlns:a="http://schemas.openxmlformats.org/drawingml/2006/main">
+              <a:graphicData uri="http://schemas.openxmlformats.org/drawingml/2006/picture">
+                <pic:pic xmlns:pic="http://schemas.openxmlformats.org/drawingml/2006/picture">
+                  <pic:nvPicPr>
+                    <pic:cNvPr id="128" name="cover.png"/>
+                    <pic:cNvPicPr/>
+                  </pic:nvPicPr>
+                  <pic:blipFill>
+                    <a:blip r:embed="rId128"/>
+                    <a:stretch>
+                      <a:fillRect/>
+                    </a:stretch>
+                  </pic:blipFill>
+                  <pic:spPr>
+                    <a:xfrm>
+                      <a:off x="0" y="0"/>
+                      <a:ext cx="6120000" cy="4365600"/>
+                    </a:xfrm>
+                    <a:prstGeom prst="rect">
+                      <a:avLst/>
+                    </a:prstGeom>
+                  </pic:spPr>
+                </pic:pic>
+              </a:graphicData>
+            </a:graphic>
+          </wp:inline>
+        </w:drawing>
       </w:r>
     </w:p>
     <w:p>
@@ -146,7 +146,7 @@
           <w:rFonts w:ascii="Calibri" w:cs="Calibri" w:eastAsia="Calibri" w:hAnsi="Calibri"/>
           <w:rtl w:val="false"/>
         </w:rPr>
-        <w:t xml:space="preserve">3. Gestione Utenti e Domini</w:t>
+        <w:t xml:space="preserve">3. Configurazione guidata</w:t>
       </w:r>
     </w:p>
     <w:p>
@@ -160,7 +160,7 @@
           <w:rFonts w:ascii="Calibri" w:cs="Calibri" w:eastAsia="Calibri" w:hAnsi="Calibri"/>
           <w:rtl w:val="false"/>
         </w:rPr>
-        <w:t xml:space="preserve">4. Gestione Sezioni e Aule</w:t>
+        <w:t xml:space="preserve">4. Gestione Utenti e Domini</w:t>
       </w:r>
     </w:p>
     <w:p>
@@ -174,7 +174,7 @@
           <w:rFonts w:ascii="Calibri" w:cs="Calibri" w:eastAsia="Calibri" w:hAnsi="Calibri"/>
           <w:rtl w:val="false"/>
         </w:rPr>
-        <w:t xml:space="preserve">5. Gestione Prenotazioni</w:t>
+        <w:t xml:space="preserve">5. Gestione Sezioni e Aule</w:t>
       </w:r>
     </w:p>
     <w:p>
@@ -188,7 +188,7 @@
           <w:rFonts w:ascii="Calibri" w:cs="Calibri" w:eastAsia="Calibri" w:hAnsi="Calibri"/>
           <w:rtl w:val="false"/>
         </w:rPr>
-        <w:t xml:space="preserve">6. Gestione Manutenzione</w:t>
+        <w:t xml:space="preserve">6. Gestione Prenotazioni</w:t>
       </w:r>
     </w:p>
     <w:p>
@@ -202,7 +202,7 @@
           <w:rFonts w:ascii="Calibri" w:cs="Calibri" w:eastAsia="Calibri" w:hAnsi="Calibri"/>
           <w:rtl w:val="false"/>
         </w:rPr>
-        <w:t xml:space="preserve">7. Esportazione dati, Registro attività, Reset dati</w:t>
+        <w:t xml:space="preserve">7. Gestione Manutenzione</w:t>
       </w:r>
     </w:p>
     <w:p>
@@ -216,7 +216,7 @@
           <w:rFonts w:ascii="Calibri" w:cs="Calibri" w:eastAsia="Calibri" w:hAnsi="Calibri"/>
           <w:rtl w:val="false"/>
         </w:rPr>
-        <w:t xml:space="preserve">8. Gestione Classi</w:t>
+        <w:t xml:space="preserve">8. Esportazione dati, Registro attività, Reset dati</w:t>
       </w:r>
     </w:p>
     <w:p>
@@ -230,7 +230,7 @@
           <w:rFonts w:ascii="Calibri" w:cs="Calibri" w:eastAsia="Calibri" w:hAnsi="Calibri"/>
           <w:rtl w:val="false"/>
         </w:rPr>
-        <w:t xml:space="preserve">9. Gestione Profili</w:t>
+        <w:t xml:space="preserve">9. Gestione Classi</w:t>
       </w:r>
     </w:p>
     <w:p>
@@ -244,7 +244,7 @@
           <w:rFonts w:ascii="Calibri" w:cs="Calibri" w:eastAsia="Calibri" w:hAnsi="Calibri"/>
           <w:rtl w:val="false"/>
         </w:rPr>
-        <w:t xml:space="preserve">10. Ruoli personalizzati e Impostazioni Avanzate</w:t>
+        <w:t xml:space="preserve">10. Gestione Profili</w:t>
       </w:r>
     </w:p>
     <w:p>
@@ -258,7 +258,7 @@
           <w:rFonts w:ascii="Calibri" w:cs="Calibri" w:eastAsia="Calibri" w:hAnsi="Calibri"/>
           <w:rtl w:val="false"/>
         </w:rPr>
-        <w:t xml:space="preserve">11. Aula Studio — Impostazioni</w:t>
+        <w:t xml:space="preserve">11. Ruoli personalizzati e Impostazioni Avanzate</w:t>
       </w:r>
     </w:p>
     <w:p>
@@ -272,7 +272,7 @@
           <w:rFonts w:ascii="Calibri" w:cs="Calibri" w:eastAsia="Calibri" w:hAnsi="Calibri"/>
           <w:rtl w:val="false"/>
         </w:rPr>
-        <w:t xml:space="preserve">12. Aula Studio — Vista Responsabile (Appello)</w:t>
+        <w:t xml:space="preserve">12. Aula Studio — Impostazioni</w:t>
       </w:r>
     </w:p>
     <w:p>
@@ -286,7 +286,21 @@
           <w:rFonts w:ascii="Calibri" w:cs="Calibri" w:eastAsia="Calibri" w:hAnsi="Calibri"/>
           <w:rtl w:val="false"/>
         </w:rPr>
-        <w:t xml:space="preserve">13. Notifiche</w:t>
+        <w:t xml:space="preserve">13. Aula Studio — Vista Responsabile (Appello)</w:t>
+      </w:r>
+    </w:p>
+    <w:p>
+      <w:pPr>
+        <w:bidi w:val="false"/>
+        <w:spacing w:after="90" w:line="300"/>
+        <w:jc w:val="left"/>
+      </w:pPr>
+      <w:r>
+        <w:rPr>
+          <w:rFonts w:ascii="Calibri" w:cs="Calibri" w:eastAsia="Calibri" w:hAnsi="Calibri"/>
+          <w:rtl w:val="false"/>
+        </w:rPr>
+        <w:t xml:space="preserve">14. Notifiche</w:t>
       </w:r>
     </w:p>
     <w:p>
@@ -379,6 +393,156 @@
     </w:p>
     <w:p>
       <w:pPr>
+        <w:keepNext/>
+        <w:bidi w:val="false"/>
+        <w:spacing w:before="160" w:after="60" w:line="280" w:lineRule="auto"/>
+        <w:jc w:val="center"/>
+      </w:pPr>
+      <w:r>
+        <w:drawing>
+          <wp:inline distT="0" distB="0" distL="0" distR="0">
+            <wp:extent cx="6048000" cy="3320352"/>
+            <wp:docPr id="106" name="fig-mappa" descr="La mappa dell'app: le quattro voci della barra di navigazione e, dentro Impostazioni, i gruppi di voci."/>
+            <wp:cNvGraphicFramePr>
+              <a:graphicFrameLocks xmlns:a="http://schemas.openxmlformats.org/drawingml/2006/main" noChangeAspect="1"/>
+            </wp:cNvGraphicFramePr>
+            <a:graphic xmlns:a="http://schemas.openxmlformats.org/drawingml/2006/main">
+              <a:graphicData uri="http://schemas.openxmlformats.org/drawingml/2006/picture">
+                <pic:pic xmlns:pic="http://schemas.openxmlformats.org/drawingml/2006/picture">
+                  <pic:nvPicPr>
+                    <pic:cNvPr id="106" name="fig-mappa.png"/>
+                    <pic:cNvPicPr/>
+                  </pic:nvPicPr>
+                  <pic:blipFill>
+                    <a:blip r:embed="rId106"/>
+                    <a:stretch>
+                      <a:fillRect/>
+                    </a:stretch>
+                  </pic:blipFill>
+                  <pic:spPr>
+                    <a:xfrm>
+                      <a:off x="0" y="0"/>
+                      <a:ext cx="6048000" cy="3320352"/>
+                    </a:xfrm>
+                    <a:prstGeom prst="rect">
+                      <a:avLst/>
+                    </a:prstGeom>
+                  </pic:spPr>
+                </pic:pic>
+              </a:graphicData>
+            </a:graphic>
+          </wp:inline>
+        </w:drawing>
+      </w:r>
+    </w:p>
+    <w:p>
+      <w:pPr>
+        <w:bidi w:val="false"/>
+        <w:spacing w:before="0" w:after="220" w:line="280" w:lineRule="auto"/>
+        <w:jc w:val="center"/>
+      </w:pPr>
+      <w:r>
+        <w:rPr>
+          <w:rFonts w:ascii="Calibri" w:cs="Calibri" w:eastAsia="Calibri" w:hAnsi="Calibri"/>
+          <w:b/>
+          <w:bCs/>
+          <w:color w:val="1F3B57"/>
+          <w:sz w:val="19"/>
+          <w:szCs w:val="19"/>
+          <w:rtl w:val="false"/>
+        </w:rPr>
+        <w:t xml:space="preserve">Figura 1 — </w:t>
+      </w:r>
+      <w:r>
+        <w:rPr>
+          <w:rFonts w:ascii="Calibri" w:cs="Calibri" w:eastAsia="Calibri" w:hAnsi="Calibri"/>
+          <w:i/>
+          <w:iCs/>
+          <w:color w:val="555555"/>
+          <w:sz w:val="19"/>
+          <w:szCs w:val="19"/>
+          <w:rtl w:val="false"/>
+        </w:rPr>
+        <w:t xml:space="preserve">La mappa dell'app: le quattro voci della barra di navigazione e, dentro Impostazioni, i gruppi di voci.</w:t>
+      </w:r>
+    </w:p>
+    <w:p>
+      <w:pPr>
+        <w:pBdr>
+          <w:top w:val="single" w:sz="8" w:space="6" w:color="2F6DB5"/>
+          <w:left w:val="single" w:sz="8" w:space="6" w:color="2F6DB5"/>
+          <w:bottom w:val="single" w:sz="8" w:space="6" w:color="2F6DB5"/>
+          <w:right w:val="single" w:sz="8" w:space="6" w:color="2F6DB5"/>
+        </w:pBdr>
+        <w:shd w:val="clear" w:color="auto" w:fill="E8F0FA"/>
+        <w:bidi w:val="false"/>
+        <w:spacing w:before="80" w:after="200" w:line="280" w:lineRule="auto"/>
+        <w:ind w:left="160" w:right="160"/>
+        <w:jc w:val="left"/>
+      </w:pPr>
+      <w:r>
+        <w:drawing>
+          <wp:inline distT="0" distB="0" distL="0" distR="0">
+            <wp:extent cx="198000" cy="198000"/>
+            <wp:docPr id="107" name="icon-info-107" descr=""/>
+            <wp:cNvGraphicFramePr>
+              <a:graphicFrameLocks xmlns:a="http://schemas.openxmlformats.org/drawingml/2006/main" noChangeAspect="1"/>
+            </wp:cNvGraphicFramePr>
+            <a:graphic xmlns:a="http://schemas.openxmlformats.org/drawingml/2006/main">
+              <a:graphicData uri="http://schemas.openxmlformats.org/drawingml/2006/picture">
+                <pic:pic xmlns:pic="http://schemas.openxmlformats.org/drawingml/2006/picture">
+                  <pic:nvPicPr>
+                    <pic:cNvPr id="107" name="icon-info-107.png"/>
+                    <pic:cNvPicPr/>
+                  </pic:nvPicPr>
+                  <pic:blipFill>
+                    <a:blip r:embed="rId107"/>
+                    <a:stretch>
+                      <a:fillRect/>
+                    </a:stretch>
+                  </pic:blipFill>
+                  <pic:spPr>
+                    <a:xfrm>
+                      <a:off x="0" y="0"/>
+                      <a:ext cx="198000" cy="198000"/>
+                    </a:xfrm>
+                    <a:prstGeom prst="rect">
+                      <a:avLst/>
+                    </a:prstGeom>
+                  </pic:spPr>
+                </pic:pic>
+              </a:graphicData>
+            </a:graphic>
+          </wp:inline>
+        </w:drawing>
+      </w:r>
+      <w:r>
+        <w:rPr>
+          <w:rFonts w:ascii="Calibri" w:cs="Calibri" w:eastAsia="Calibri" w:hAnsi="Calibri"/>
+          <w:rtl w:val="false"/>
+        </w:rPr>
+        <w:t xml:space="preserve">  </w:t>
+      </w:r>
+      <w:r>
+        <w:rPr>
+          <w:rFonts w:ascii="Calibri" w:cs="Calibri" w:eastAsia="Calibri" w:hAnsi="Calibri"/>
+          <w:b/>
+          <w:bCs/>
+          <w:color w:val="2F6DB5"/>
+          <w:rtl w:val="false"/>
+        </w:rPr>
+        <w:t xml:space="preserve">Come leggere questo manuale: </w:t>
+      </w:r>
+      <w:r>
+        <w:rPr>
+          <w:rFonts w:ascii="Calibri" w:cs="Calibri" w:eastAsia="Calibri" w:hAnsi="Calibri"/>
+          <w:rtl w:val="false"/>
+        </w:rPr>
+        <w:t xml:space="preserve">Nelle immagini i numeri rossi indicano i punti da guardare: la loro spiegazione è nell'elenco sotto ogni figura. I riquadri ⚠ Attenzione segnalano azioni che non si possono annullare; i riquadri 💡 Suggerimento danno un consiglio pratico.</w:t>
+      </w:r>
+    </w:p>
+    <w:p>
+      <w:pPr>
         <w:pStyle w:val="Heading1"/>
         <w:pBdr>
           <w:bottom w:val="single" w:color="CBA135" w:sz="6"/>
@@ -416,6 +580,205 @@
     </w:p>
     <w:p>
       <w:pPr>
+        <w:keepNext/>
+        <w:bidi w:val="false"/>
+        <w:spacing w:before="160" w:after="60" w:line="280" w:lineRule="auto"/>
+        <w:jc w:val="center"/>
+      </w:pPr>
+      <w:r>
+        <w:drawing>
+          <wp:inline distT="0" distB="0" distL="0" distR="0">
+            <wp:extent cx="6048000" cy="3319680"/>
+            <wp:docPr id="108" name="fig-login" descr="Schermata di accesso."/>
+            <wp:cNvGraphicFramePr>
+              <a:graphicFrameLocks xmlns:a="http://schemas.openxmlformats.org/drawingml/2006/main" noChangeAspect="1"/>
+            </wp:cNvGraphicFramePr>
+            <a:graphic xmlns:a="http://schemas.openxmlformats.org/drawingml/2006/main">
+              <a:graphicData uri="http://schemas.openxmlformats.org/drawingml/2006/picture">
+                <pic:pic xmlns:pic="http://schemas.openxmlformats.org/drawingml/2006/picture">
+                  <pic:nvPicPr>
+                    <pic:cNvPr id="108" name="fig-login.png"/>
+                    <pic:cNvPicPr/>
+                  </pic:nvPicPr>
+                  <pic:blipFill>
+                    <a:blip r:embed="rId108"/>
+                    <a:stretch>
+                      <a:fillRect/>
+                    </a:stretch>
+                  </pic:blipFill>
+                  <pic:spPr>
+                    <a:xfrm>
+                      <a:off x="0" y="0"/>
+                      <a:ext cx="6048000" cy="3319680"/>
+                    </a:xfrm>
+                    <a:prstGeom prst="rect">
+                      <a:avLst/>
+                    </a:prstGeom>
+                  </pic:spPr>
+                </pic:pic>
+              </a:graphicData>
+            </a:graphic>
+          </wp:inline>
+        </w:drawing>
+      </w:r>
+    </w:p>
+    <w:p>
+      <w:pPr>
+        <w:keepNext/>
+        <w:bidi w:val="false"/>
+        <w:spacing w:before="0" w:after="100" w:line="280" w:lineRule="auto"/>
+        <w:jc w:val="center"/>
+      </w:pPr>
+      <w:r>
+        <w:rPr>
+          <w:rFonts w:ascii="Calibri" w:cs="Calibri" w:eastAsia="Calibri" w:hAnsi="Calibri"/>
+          <w:b/>
+          <w:bCs/>
+          <w:color w:val="1F3B57"/>
+          <w:sz w:val="19"/>
+          <w:szCs w:val="19"/>
+          <w:rtl w:val="false"/>
+        </w:rPr>
+        <w:t xml:space="preserve">Figura 2 — </w:t>
+      </w:r>
+      <w:r>
+        <w:rPr>
+          <w:rFonts w:ascii="Calibri" w:cs="Calibri" w:eastAsia="Calibri" w:hAnsi="Calibri"/>
+          <w:i/>
+          <w:iCs/>
+          <w:color w:val="555555"/>
+          <w:sz w:val="19"/>
+          <w:szCs w:val="19"/>
+          <w:rtl w:val="false"/>
+        </w:rPr>
+        <w:t xml:space="preserve">Schermata di accesso.</w:t>
+      </w:r>
+    </w:p>
+    <w:p>
+      <w:pPr>
+        <w:keepNext/>
+        <w:bidi w:val="false"/>
+        <w:spacing w:before="0" w:after="50" w:line="280" w:lineRule="auto"/>
+        <w:ind w:left="200" w:right="200"/>
+        <w:jc w:val="left"/>
+      </w:pPr>
+      <w:r>
+        <w:rPr>
+          <w:rFonts w:ascii="Calibri" w:cs="Calibri" w:eastAsia="Calibri" w:hAnsi="Calibri"/>
+          <w:b/>
+          <w:bCs/>
+          <w:color w:val="FFFFFF"/>
+          <w:sz w:val="20"/>
+          <w:szCs w:val="20"/>
+          <w:shd w:val="clear" w:color="auto" w:fill="D1342C"/>
+          <w:rtl w:val="false"/>
+        </w:rPr>
+        <w:t xml:space="preserve"> 1 </w:t>
+      </w:r>
+      <w:r>
+        <w:rPr>
+          <w:rFonts w:ascii="Calibri" w:cs="Calibri" w:eastAsia="Calibri" w:hAnsi="Calibri"/>
+          <w:sz w:val="21"/>
+          <w:szCs w:val="21"/>
+          <w:rtl w:val="false"/>
+        </w:rPr>
+        <w:t xml:space="preserve">  Cambio lingua: Italiano / العربية. L'intera app si adatta, compreso il verso di lettura.</w:t>
+      </w:r>
+    </w:p>
+    <w:p>
+      <w:pPr>
+        <w:keepNext/>
+        <w:bidi w:val="false"/>
+        <w:spacing w:before="0" w:after="50" w:line="280" w:lineRule="auto"/>
+        <w:ind w:left="200" w:right="200"/>
+        <w:jc w:val="left"/>
+      </w:pPr>
+      <w:r>
+        <w:rPr>
+          <w:rFonts w:ascii="Calibri" w:cs="Calibri" w:eastAsia="Calibri" w:hAnsi="Calibri"/>
+          <w:b/>
+          <w:bCs/>
+          <w:color w:val="FFFFFF"/>
+          <w:sz w:val="20"/>
+          <w:szCs w:val="20"/>
+          <w:shd w:val="clear" w:color="auto" w:fill="D1342C"/>
+          <w:rtl w:val="false"/>
+        </w:rPr>
+        <w:t xml:space="preserve"> 2 </w:t>
+      </w:r>
+      <w:r>
+        <w:rPr>
+          <w:rFonts w:ascii="Calibri" w:cs="Calibri" w:eastAsia="Calibri" w:hAnsi="Calibri"/>
+          <w:sz w:val="21"/>
+          <w:szCs w:val="21"/>
+          <w:rtl w:val="false"/>
+        </w:rPr>
+        <w:t xml:space="preserve">  Email e password (l'occhio mostra la password mentre la scrivi).</w:t>
+      </w:r>
+    </w:p>
+    <w:p>
+      <w:pPr>
+        <w:keepNext/>
+        <w:bidi w:val="false"/>
+        <w:spacing w:before="0" w:after="50" w:line="280" w:lineRule="auto"/>
+        <w:ind w:left="200" w:right="200"/>
+        <w:jc w:val="left"/>
+      </w:pPr>
+      <w:r>
+        <w:rPr>
+          <w:rFonts w:ascii="Calibri" w:cs="Calibri" w:eastAsia="Calibri" w:hAnsi="Calibri"/>
+          <w:b/>
+          <w:bCs/>
+          <w:color w:val="FFFFFF"/>
+          <w:sz w:val="20"/>
+          <w:szCs w:val="20"/>
+          <w:shd w:val="clear" w:color="auto" w:fill="D1342C"/>
+          <w:rtl w:val="false"/>
+        </w:rPr>
+        <w:t xml:space="preserve"> 3 </w:t>
+      </w:r>
+      <w:r>
+        <w:rPr>
+          <w:rFonts w:ascii="Calibri" w:cs="Calibri" w:eastAsia="Calibri" w:hAnsi="Calibri"/>
+          <w:sz w:val="21"/>
+          <w:szCs w:val="21"/>
+          <w:rtl w:val="false"/>
+        </w:rPr>
+        <w:t xml:space="preserve">  Accedi: entra nell'app. Sotto trovi «Password dimenticata?» e «Registrati».</w:t>
+      </w:r>
+    </w:p>
+    <w:p>
+      <w:pPr>
+        <w:bidi w:val="false"/>
+        <w:spacing w:before="0" w:after="220" w:line="280" w:lineRule="auto"/>
+        <w:ind w:left="200" w:right="200"/>
+        <w:jc w:val="left"/>
+      </w:pPr>
+      <w:r>
+        <w:rPr>
+          <w:rFonts w:ascii="Calibri" w:cs="Calibri" w:eastAsia="Calibri" w:hAnsi="Calibri"/>
+          <w:b/>
+          <w:bCs/>
+          <w:color w:val="FFFFFF"/>
+          <w:sz w:val="20"/>
+          <w:szCs w:val="20"/>
+          <w:shd w:val="clear" w:color="auto" w:fill="D1342C"/>
+          <w:rtl w:val="false"/>
+        </w:rPr>
+        <w:t xml:space="preserve"> 4 </w:t>
+      </w:r>
+      <w:r>
+        <w:rPr>
+          <w:rFonts w:ascii="Calibri" w:cs="Calibri" w:eastAsia="Calibri" w:hAnsi="Calibri"/>
+          <w:sz w:val="21"/>
+          <w:szCs w:val="21"/>
+          <w:rtl w:val="false"/>
+        </w:rPr>
+        <w:t xml:space="preserve">  Manuali: apre i manuali da leggere o scaricare.</w:t>
+      </w:r>
+    </w:p>
+    <w:p>
+      <w:pPr>
         <w:bidi w:val="false"/>
         <w:spacing w:after="160" w:line="300"/>
         <w:jc w:val="left"/>
@@ -481,6 +844,205 @@
     </w:p>
     <w:p>
       <w:pPr>
+        <w:keepNext/>
+        <w:bidi w:val="false"/>
+        <w:spacing w:before="160" w:after="60" w:line="280" w:lineRule="auto"/>
+        <w:jc w:val="center"/>
+      </w:pPr>
+      <w:r>
+        <w:drawing>
+          <wp:inline distT="0" distB="0" distL="0" distR="0">
+            <wp:extent cx="5785714" cy="3419999"/>
+            <wp:docPr id="109" name="fig-home" descr="La Home e la barra di navigazione (esempio: Direttore)."/>
+            <wp:cNvGraphicFramePr>
+              <a:graphicFrameLocks xmlns:a="http://schemas.openxmlformats.org/drawingml/2006/main" noChangeAspect="1"/>
+            </wp:cNvGraphicFramePr>
+            <a:graphic xmlns:a="http://schemas.openxmlformats.org/drawingml/2006/main">
+              <a:graphicData uri="http://schemas.openxmlformats.org/drawingml/2006/picture">
+                <pic:pic xmlns:pic="http://schemas.openxmlformats.org/drawingml/2006/picture">
+                  <pic:nvPicPr>
+                    <pic:cNvPr id="109" name="fig-home.png"/>
+                    <pic:cNvPicPr/>
+                  </pic:nvPicPr>
+                  <pic:blipFill>
+                    <a:blip r:embed="rId109"/>
+                    <a:stretch>
+                      <a:fillRect/>
+                    </a:stretch>
+                  </pic:blipFill>
+                  <pic:spPr>
+                    <a:xfrm>
+                      <a:off x="0" y="0"/>
+                      <a:ext cx="5785714" cy="3419999"/>
+                    </a:xfrm>
+                    <a:prstGeom prst="rect">
+                      <a:avLst/>
+                    </a:prstGeom>
+                  </pic:spPr>
+                </pic:pic>
+              </a:graphicData>
+            </a:graphic>
+          </wp:inline>
+        </w:drawing>
+      </w:r>
+    </w:p>
+    <w:p>
+      <w:pPr>
+        <w:keepNext/>
+        <w:bidi w:val="false"/>
+        <w:spacing w:before="0" w:after="100" w:line="280" w:lineRule="auto"/>
+        <w:jc w:val="center"/>
+      </w:pPr>
+      <w:r>
+        <w:rPr>
+          <w:rFonts w:ascii="Calibri" w:cs="Calibri" w:eastAsia="Calibri" w:hAnsi="Calibri"/>
+          <w:b/>
+          <w:bCs/>
+          <w:color w:val="1F3B57"/>
+          <w:sz w:val="19"/>
+          <w:szCs w:val="19"/>
+          <w:rtl w:val="false"/>
+        </w:rPr>
+        <w:t xml:space="preserve">Figura 3 — </w:t>
+      </w:r>
+      <w:r>
+        <w:rPr>
+          <w:rFonts w:ascii="Calibri" w:cs="Calibri" w:eastAsia="Calibri" w:hAnsi="Calibri"/>
+          <w:i/>
+          <w:iCs/>
+          <w:color w:val="555555"/>
+          <w:sz w:val="19"/>
+          <w:szCs w:val="19"/>
+          <w:rtl w:val="false"/>
+        </w:rPr>
+        <w:t xml:space="preserve">La Home e la barra di navigazione (esempio: Direttore).</w:t>
+      </w:r>
+    </w:p>
+    <w:p>
+      <w:pPr>
+        <w:keepNext/>
+        <w:bidi w:val="false"/>
+        <w:spacing w:before="0" w:after="50" w:line="280" w:lineRule="auto"/>
+        <w:ind w:left="200" w:right="200"/>
+        <w:jc w:val="left"/>
+      </w:pPr>
+      <w:r>
+        <w:rPr>
+          <w:rFonts w:ascii="Calibri" w:cs="Calibri" w:eastAsia="Calibri" w:hAnsi="Calibri"/>
+          <w:b/>
+          <w:bCs/>
+          <w:color w:val="FFFFFF"/>
+          <w:sz w:val="20"/>
+          <w:szCs w:val="20"/>
+          <w:shd w:val="clear" w:color="auto" w:fill="D1342C"/>
+          <w:rtl w:val="false"/>
+        </w:rPr>
+        <w:t xml:space="preserve"> 1 </w:t>
+      </w:r>
+      <w:r>
+        <w:rPr>
+          <w:rFonts w:ascii="Calibri" w:cs="Calibri" w:eastAsia="Calibri" w:hAnsi="Calibri"/>
+          <w:sz w:val="21"/>
+          <w:szCs w:val="21"/>
+          <w:rtl w:val="false"/>
+        </w:rPr>
+        <w:t xml:space="preserve">  Il tuo nome e il tuo ruolo; a destra i pulsanti per la lingua, le notifiche e Esci.</w:t>
+      </w:r>
+    </w:p>
+    <w:p>
+      <w:pPr>
+        <w:keepNext/>
+        <w:bidi w:val="false"/>
+        <w:spacing w:before="0" w:after="50" w:line="280" w:lineRule="auto"/>
+        <w:ind w:left="200" w:right="200"/>
+        <w:jc w:val="left"/>
+      </w:pPr>
+      <w:r>
+        <w:rPr>
+          <w:rFonts w:ascii="Calibri" w:cs="Calibri" w:eastAsia="Calibri" w:hAnsi="Calibri"/>
+          <w:b/>
+          <w:bCs/>
+          <w:color w:val="FFFFFF"/>
+          <w:sz w:val="20"/>
+          <w:szCs w:val="20"/>
+          <w:shd w:val="clear" w:color="auto" w:fill="D1342C"/>
+          <w:rtl w:val="false"/>
+        </w:rPr>
+        <w:t xml:space="preserve"> 2 </w:t>
+      </w:r>
+      <w:r>
+        <w:rPr>
+          <w:rFonts w:ascii="Calibri" w:cs="Calibri" w:eastAsia="Calibri" w:hAnsi="Calibri"/>
+          <w:sz w:val="21"/>
+          <w:szCs w:val="21"/>
+          <w:rtl w:val="false"/>
+        </w:rPr>
+        <w:t xml:space="preserve">  La barra di navigazione: Home, Gestione Prenotazioni, Manutenzione, Impostazioni. Vedi solo le voci per cui hai i permessi.</w:t>
+      </w:r>
+    </w:p>
+    <w:p>
+      <w:pPr>
+        <w:keepNext/>
+        <w:bidi w:val="false"/>
+        <w:spacing w:before="0" w:after="50" w:line="280" w:lineRule="auto"/>
+        <w:ind w:left="200" w:right="200"/>
+        <w:jc w:val="left"/>
+      </w:pPr>
+      <w:r>
+        <w:rPr>
+          <w:rFonts w:ascii="Calibri" w:cs="Calibri" w:eastAsia="Calibri" w:hAnsi="Calibri"/>
+          <w:b/>
+          <w:bCs/>
+          <w:color w:val="FFFFFF"/>
+          <w:sz w:val="20"/>
+          <w:szCs w:val="20"/>
+          <w:shd w:val="clear" w:color="auto" w:fill="D1342C"/>
+          <w:rtl w:val="false"/>
+        </w:rPr>
+        <w:t xml:space="preserve"> 3 </w:t>
+      </w:r>
+      <w:r>
+        <w:rPr>
+          <w:rFonts w:ascii="Calibri" w:cs="Calibri" w:eastAsia="Calibri" w:hAnsi="Calibri"/>
+          <w:sz w:val="21"/>
+          <w:szCs w:val="21"/>
+          <w:rtl w:val="false"/>
+        </w:rPr>
+        <w:t xml:space="preserve">  Le quattro sezioni fisse: Scuola Base, Scuola Professionale, TEVT, Comuni. Toccane una per vedere le sue aule.</w:t>
+      </w:r>
+    </w:p>
+    <w:p>
+      <w:pPr>
+        <w:bidi w:val="false"/>
+        <w:spacing w:before="0" w:after="220" w:line="280" w:lineRule="auto"/>
+        <w:ind w:left="200" w:right="200"/>
+        <w:jc w:val="left"/>
+      </w:pPr>
+      <w:r>
+        <w:rPr>
+          <w:rFonts w:ascii="Calibri" w:cs="Calibri" w:eastAsia="Calibri" w:hAnsi="Calibri"/>
+          <w:b/>
+          <w:bCs/>
+          <w:color w:val="FFFFFF"/>
+          <w:sz w:val="20"/>
+          <w:szCs w:val="20"/>
+          <w:shd w:val="clear" w:color="auto" w:fill="D1342C"/>
+          <w:rtl w:val="false"/>
+        </w:rPr>
+        <w:t xml:space="preserve"> 4 </w:t>
+      </w:r>
+      <w:r>
+        <w:rPr>
+          <w:rFonts w:ascii="Calibri" w:cs="Calibri" w:eastAsia="Calibri" w:hAnsi="Calibri"/>
+          <w:sz w:val="21"/>
+          <w:szCs w:val="21"/>
+          <w:rtl w:val="false"/>
+        </w:rPr>
+        <w:t xml:space="preserve">  Aula Studio: il modulo separato per le aule di studio.</w:t>
+      </w:r>
+    </w:p>
+    <w:p>
+      <w:pPr>
         <w:bidi w:val="false"/>
         <w:spacing w:after="160" w:line="300"/>
         <w:jc w:val="left"/>
@@ -490,7 +1052,7 @@
           <w:rFonts w:ascii="Calibri" w:cs="Calibri" w:eastAsia="Calibri" w:hAnsi="Calibri"/>
           <w:rtl w:val="false"/>
         </w:rPr>
-        <w:t xml:space="preserve">La Home mostra una card per ogni sezione dell'istituto (es. Scuola Base, Scuola Media, Scuola Professionale, Comuni), più una card speciale per l'Aula Studio. Toccando una sezione si entra nell'elenco delle sue aule, da cui si può prenotare.</w:t>
+        <w:t xml:space="preserve">La Home mostra una card per ogni sezione dell'istituto (Scuola Base, Scuola Professionale, TEVT, Comuni), più una card speciale per l'Aula Studio. Toccando una sezione si entra nell'elenco delle sue aule, da cui si può prenotare.</w:t>
       </w:r>
     </w:p>
     <w:p>
@@ -505,6 +1067,157 @@
           <w:rtl w:val="false"/>
         </w:rPr>
         <w:t xml:space="preserve">La gestione di sezioni e aule (creare, rinominare, riordinare, eliminare) si trova in Impostazioni → Aule, non nella Home.</w:t>
+      </w:r>
+    </w:p>
+    <w:p>
+      <w:pPr>
+        <w:bidi w:val="false"/>
+        <w:spacing w:after="160" w:line="300"/>
+        <w:jc w:val="left"/>
+      </w:pPr>
+      <w:r>
+        <w:rPr>
+          <w:rFonts w:ascii="Calibri" w:cs="Calibri" w:eastAsia="Calibri" w:hAnsi="Calibri"/>
+          <w:rtl w:val="false"/>
+        </w:rPr>
+        <w:t xml:space="preserve">Da questa versione, le voci di Impostazioni sono raggruppate sotto titoli a fisarmonica (Preferenze e notifiche, Configurazione guidata, Manuali e guide, Utenti e permessi, Classi e aule, Sicurezza e dati, Profili): all'apertura della pagina sono tutti chiusi, si apre un gruppo toccandone il titolo e il gruppo precedente si richiude automaticamente. I riferimenti "Impostazioni → nome voce" in questo manuale restano validi: la voce si trova semplicemente dentro il gruppo corrispondente.</w:t>
+      </w:r>
+    </w:p>
+    <w:p>
+      <w:pPr>
+        <w:keepNext/>
+        <w:bidi w:val="false"/>
+        <w:spacing w:before="160" w:after="60" w:line="280" w:lineRule="auto"/>
+        <w:jc w:val="center"/>
+      </w:pPr>
+      <w:r>
+        <w:drawing>
+          <wp:inline distT="0" distB="0" distL="0" distR="0">
+            <wp:extent cx="3744525" cy="3420000"/>
+            <wp:docPr id="110" name="fig-settings" descr="Impostazioni: le voci sono raggruppate a fisarmonica."/>
+            <wp:cNvGraphicFramePr>
+              <a:graphicFrameLocks xmlns:a="http://schemas.openxmlformats.org/drawingml/2006/main" noChangeAspect="1"/>
+            </wp:cNvGraphicFramePr>
+            <a:graphic xmlns:a="http://schemas.openxmlformats.org/drawingml/2006/main">
+              <a:graphicData uri="http://schemas.openxmlformats.org/drawingml/2006/picture">
+                <pic:pic xmlns:pic="http://schemas.openxmlformats.org/drawingml/2006/picture">
+                  <pic:nvPicPr>
+                    <pic:cNvPr id="110" name="fig-settings.png"/>
+                    <pic:cNvPicPr/>
+                  </pic:nvPicPr>
+                  <pic:blipFill>
+                    <a:blip r:embed="rId110"/>
+                    <a:stretch>
+                      <a:fillRect/>
+                    </a:stretch>
+                  </pic:blipFill>
+                  <pic:spPr>
+                    <a:xfrm>
+                      <a:off x="0" y="0"/>
+                      <a:ext cx="3744525" cy="3420000"/>
+                    </a:xfrm>
+                    <a:prstGeom prst="rect">
+                      <a:avLst/>
+                    </a:prstGeom>
+                  </pic:spPr>
+                </pic:pic>
+              </a:graphicData>
+            </a:graphic>
+          </wp:inline>
+        </w:drawing>
+      </w:r>
+    </w:p>
+    <w:p>
+      <w:pPr>
+        <w:keepNext/>
+        <w:bidi w:val="false"/>
+        <w:spacing w:before="0" w:after="100" w:line="280" w:lineRule="auto"/>
+        <w:jc w:val="center"/>
+      </w:pPr>
+      <w:r>
+        <w:rPr>
+          <w:rFonts w:ascii="Calibri" w:cs="Calibri" w:eastAsia="Calibri" w:hAnsi="Calibri"/>
+          <w:b/>
+          <w:bCs/>
+          <w:color w:val="1F3B57"/>
+          <w:sz w:val="19"/>
+          <w:szCs w:val="19"/>
+          <w:rtl w:val="false"/>
+        </w:rPr>
+        <w:t xml:space="preserve">Figura 4 — </w:t>
+      </w:r>
+      <w:r>
+        <w:rPr>
+          <w:rFonts w:ascii="Calibri" w:cs="Calibri" w:eastAsia="Calibri" w:hAnsi="Calibri"/>
+          <w:i/>
+          <w:iCs/>
+          <w:color w:val="555555"/>
+          <w:sz w:val="19"/>
+          <w:szCs w:val="19"/>
+          <w:rtl w:val="false"/>
+        </w:rPr>
+        <w:t xml:space="preserve">Impostazioni: le voci sono raggruppate a fisarmonica.</w:t>
+      </w:r>
+    </w:p>
+    <w:p>
+      <w:pPr>
+        <w:keepNext/>
+        <w:bidi w:val="false"/>
+        <w:spacing w:before="0" w:after="50" w:line="280" w:lineRule="auto"/>
+        <w:ind w:left="200" w:right="200"/>
+        <w:jc w:val="left"/>
+      </w:pPr>
+      <w:r>
+        <w:rPr>
+          <w:rFonts w:ascii="Calibri" w:cs="Calibri" w:eastAsia="Calibri" w:hAnsi="Calibri"/>
+          <w:b/>
+          <w:bCs/>
+          <w:color w:val="FFFFFF"/>
+          <w:sz w:val="20"/>
+          <w:szCs w:val="20"/>
+          <w:shd w:val="clear" w:color="auto" w:fill="D1342C"/>
+          <w:rtl w:val="false"/>
+        </w:rPr>
+        <w:t xml:space="preserve"> 1 </w:t>
+      </w:r>
+      <w:r>
+        <w:rPr>
+          <w:rFonts w:ascii="Calibri" w:cs="Calibri" w:eastAsia="Calibri" w:hAnsi="Calibri"/>
+          <w:sz w:val="21"/>
+          <w:szCs w:val="21"/>
+          <w:rtl w:val="false"/>
+        </w:rPr>
+        <w:t xml:space="preserve">  Tocca il titolo di un gruppo per aprirlo: il gruppo aperto prima si richiude da solo.</w:t>
+      </w:r>
+    </w:p>
+    <w:p>
+      <w:pPr>
+        <w:bidi w:val="false"/>
+        <w:spacing w:before="0" w:after="220" w:line="280" w:lineRule="auto"/>
+        <w:ind w:left="200" w:right="200"/>
+        <w:jc w:val="left"/>
+      </w:pPr>
+      <w:r>
+        <w:rPr>
+          <w:rFonts w:ascii="Calibri" w:cs="Calibri" w:eastAsia="Calibri" w:hAnsi="Calibri"/>
+          <w:b/>
+          <w:bCs/>
+          <w:color w:val="FFFFFF"/>
+          <w:sz w:val="20"/>
+          <w:szCs w:val="20"/>
+          <w:shd w:val="clear" w:color="auto" w:fill="D1342C"/>
+          <w:rtl w:val="false"/>
+        </w:rPr>
+        <w:t xml:space="preserve"> 2 </w:t>
+      </w:r>
+      <w:r>
+        <w:rPr>
+          <w:rFonts w:ascii="Calibri" w:cs="Calibri" w:eastAsia="Calibri" w:hAnsi="Calibri"/>
+          <w:sz w:val="21"/>
+          <w:szCs w:val="21"/>
+          <w:rtl w:val="false"/>
+        </w:rPr>
+        <w:t xml:space="preserve">  Le voci del gruppo aperto (qui: Lista e Aggiunta Utenti, Permessi Domini, Impostazioni Avanzate).</w:t>
       </w:r>
     </w:p>
     <w:p>
@@ -527,7 +1240,7 @@
           <w:szCs w:val="30"/>
           <w:rtl w:val="false"/>
         </w:rPr>
-        <w:t xml:space="preserve">3. Gestione Utenti e Domini</w:t>
+        <w:t xml:space="preserve">3. Configurazione guidata</w:t>
       </w:r>
     </w:p>
     <w:p>
@@ -541,7 +1254,332 @@
           <w:rFonts w:ascii="Calibri" w:cs="Calibri" w:eastAsia="Calibri" w:hAnsi="Calibri"/>
           <w:rtl w:val="false"/>
         </w:rPr>
-        <w:t xml:space="preserve">Raggiungibile da Impostazioni → "Lista e Aggiunta Utenti". Visibile a Direttore e ai ruoli di segreteria (Segreteria IPI, Segreteria S. Base, Preside IPI, Vice Preside IPI, Preside S. Base, Oratorio).</w:t>
+        <w:t xml:space="preserve">Raggiungibile da Impostazioni → "Configurazione guidata", visibile a chi ha almeno uno dei permessi su Classi, Aule o Aula Studio. Accompagna passo per passo la configurazione delle aree principali dell'app.</w:t>
+      </w:r>
+    </w:p>
+    <w:p>
+      <w:pPr>
+        <w:bidi w:val="false"/>
+        <w:spacing w:after="160" w:line="300"/>
+        <w:jc w:val="left"/>
+      </w:pPr>
+      <w:r>
+        <w:rPr>
+          <w:rFonts w:ascii="Calibri" w:cs="Calibri" w:eastAsia="Calibri" w:hAnsi="Calibri"/>
+          <w:rtl w:val="false"/>
+        </w:rPr>
+        <w:t xml:space="preserve">I passi, in sequenza: Classi (vedi capitolo "Gestione Classi"); Aule, incluse quelle dell'Aula Studio (vedi capitolo "Gestione Sezioni e Aule"); Fasce orarie Aule, l'unica configurazione di fasce orarie condivisa da tutte le aule di tutte le sezioni, insieme al numero minimo di giorni di anticipo richiesto per prenotarle; Fasce orarie Aula Studio, separate da quelle delle aule generali; Ferie, applicate a tutte le aule Aula Studio esistenti in un colpo solo (questi ultimi tre vedi capitolo "Aula Studio — Impostazioni"). Ogni passo è visibile solo a chi ha il permesso specifico per quell'area.</w:t>
+      </w:r>
+    </w:p>
+    <w:p>
+      <w:pPr>
+        <w:keepNext/>
+        <w:bidi w:val="false"/>
+        <w:spacing w:before="160" w:after="60" w:line="280" w:lineRule="auto"/>
+        <w:jc w:val="center"/>
+      </w:pPr>
+      <w:r>
+        <w:drawing>
+          <wp:inline distT="0" distB="0" distL="0" distR="0">
+            <wp:extent cx="6048000" cy="3763200"/>
+            <wp:docPr id="111" name="fig-wizard" descr="Configurazione guidata, passo «Aule»."/>
+            <wp:cNvGraphicFramePr>
+              <a:graphicFrameLocks xmlns:a="http://schemas.openxmlformats.org/drawingml/2006/main" noChangeAspect="1"/>
+            </wp:cNvGraphicFramePr>
+            <a:graphic xmlns:a="http://schemas.openxmlformats.org/drawingml/2006/main">
+              <a:graphicData uri="http://schemas.openxmlformats.org/drawingml/2006/picture">
+                <pic:pic xmlns:pic="http://schemas.openxmlformats.org/drawingml/2006/picture">
+                  <pic:nvPicPr>
+                    <pic:cNvPr id="111" name="fig-wizard.png"/>
+                    <pic:cNvPicPr/>
+                  </pic:nvPicPr>
+                  <pic:blipFill>
+                    <a:blip r:embed="rId111"/>
+                    <a:stretch>
+                      <a:fillRect/>
+                    </a:stretch>
+                  </pic:blipFill>
+                  <pic:spPr>
+                    <a:xfrm>
+                      <a:off x="0" y="0"/>
+                      <a:ext cx="6048000" cy="3763200"/>
+                    </a:xfrm>
+                    <a:prstGeom prst="rect">
+                      <a:avLst/>
+                    </a:prstGeom>
+                  </pic:spPr>
+                </pic:pic>
+              </a:graphicData>
+            </a:graphic>
+          </wp:inline>
+        </w:drawing>
+      </w:r>
+    </w:p>
+    <w:p>
+      <w:pPr>
+        <w:keepNext/>
+        <w:bidi w:val="false"/>
+        <w:spacing w:before="0" w:after="100" w:line="280" w:lineRule="auto"/>
+        <w:jc w:val="center"/>
+      </w:pPr>
+      <w:r>
+        <w:rPr>
+          <w:rFonts w:ascii="Calibri" w:cs="Calibri" w:eastAsia="Calibri" w:hAnsi="Calibri"/>
+          <w:b/>
+          <w:bCs/>
+          <w:color w:val="1F3B57"/>
+          <w:sz w:val="19"/>
+          <w:szCs w:val="19"/>
+          <w:rtl w:val="false"/>
+        </w:rPr>
+        <w:t xml:space="preserve">Figura 5 — </w:t>
+      </w:r>
+      <w:r>
+        <w:rPr>
+          <w:rFonts w:ascii="Calibri" w:cs="Calibri" w:eastAsia="Calibri" w:hAnsi="Calibri"/>
+          <w:i/>
+          <w:iCs/>
+          <w:color w:val="555555"/>
+          <w:sz w:val="19"/>
+          <w:szCs w:val="19"/>
+          <w:rtl w:val="false"/>
+        </w:rPr>
+        <w:t xml:space="preserve">Configurazione guidata, passo «Aule».</w:t>
+      </w:r>
+    </w:p>
+    <w:p>
+      <w:pPr>
+        <w:keepNext/>
+        <w:bidi w:val="false"/>
+        <w:spacing w:before="0" w:after="50" w:line="280" w:lineRule="auto"/>
+        <w:ind w:left="200" w:right="200"/>
+        <w:jc w:val="left"/>
+      </w:pPr>
+      <w:r>
+        <w:rPr>
+          <w:rFonts w:ascii="Calibri" w:cs="Calibri" w:eastAsia="Calibri" w:hAnsi="Calibri"/>
+          <w:b/>
+          <w:bCs/>
+          <w:color w:val="FFFFFF"/>
+          <w:sz w:val="20"/>
+          <w:szCs w:val="20"/>
+          <w:shd w:val="clear" w:color="auto" w:fill="D1342C"/>
+          <w:rtl w:val="false"/>
+        </w:rPr>
+        <w:t xml:space="preserve"> 1 </w:t>
+      </w:r>
+      <w:r>
+        <w:rPr>
+          <w:rFonts w:ascii="Calibri" w:cs="Calibri" w:eastAsia="Calibri" w:hAnsi="Calibri"/>
+          <w:sz w:val="21"/>
+          <w:szCs w:val="21"/>
+          <w:rtl w:val="false"/>
+        </w:rPr>
+        <w:t xml:space="preserve">  La barra dei passi: Classi → Aule → Fasce orarie Aule → Fasce Aula Studio → Ferie. Il passo attuale è evidenziato.</w:t>
+      </w:r>
+    </w:p>
+    <w:p>
+      <w:pPr>
+        <w:keepNext/>
+        <w:bidi w:val="false"/>
+        <w:spacing w:before="0" w:after="50" w:line="280" w:lineRule="auto"/>
+        <w:ind w:left="200" w:right="200"/>
+        <w:jc w:val="left"/>
+      </w:pPr>
+      <w:r>
+        <w:rPr>
+          <w:rFonts w:ascii="Calibri" w:cs="Calibri" w:eastAsia="Calibri" w:hAnsi="Calibri"/>
+          <w:b/>
+          <w:bCs/>
+          <w:color w:val="FFFFFF"/>
+          <w:sz w:val="20"/>
+          <w:szCs w:val="20"/>
+          <w:shd w:val="clear" w:color="auto" w:fill="D1342C"/>
+          <w:rtl w:val="false"/>
+        </w:rPr>
+        <w:t xml:space="preserve"> 2 </w:t>
+      </w:r>
+      <w:r>
+        <w:rPr>
+          <w:rFonts w:ascii="Calibri" w:cs="Calibri" w:eastAsia="Calibri" w:hAnsi="Calibri"/>
+          <w:sz w:val="21"/>
+          <w:szCs w:val="21"/>
+          <w:rtl w:val="false"/>
+        </w:rPr>
+        <w:t xml:space="preserve">  L'elenco del passo (qui le aule): Modifica per cambiare nome o capienza.</w:t>
+      </w:r>
+    </w:p>
+    <w:p>
+      <w:pPr>
+        <w:keepNext/>
+        <w:bidi w:val="false"/>
+        <w:spacing w:before="0" w:after="50" w:line="280" w:lineRule="auto"/>
+        <w:ind w:left="200" w:right="200"/>
+        <w:jc w:val="left"/>
+      </w:pPr>
+      <w:r>
+        <w:rPr>
+          <w:rFonts w:ascii="Calibri" w:cs="Calibri" w:eastAsia="Calibri" w:hAnsi="Calibri"/>
+          <w:b/>
+          <w:bCs/>
+          <w:color w:val="FFFFFF"/>
+          <w:sz w:val="20"/>
+          <w:szCs w:val="20"/>
+          <w:shd w:val="clear" w:color="auto" w:fill="D1342C"/>
+          <w:rtl w:val="false"/>
+        </w:rPr>
+        <w:t xml:space="preserve"> 3 </w:t>
+      </w:r>
+      <w:r>
+        <w:rPr>
+          <w:rFonts w:ascii="Calibri" w:cs="Calibri" w:eastAsia="Calibri" w:hAnsi="Calibri"/>
+          <w:sz w:val="21"/>
+          <w:szCs w:val="21"/>
+          <w:rtl w:val="false"/>
+        </w:rPr>
+        <w:t xml:space="preserve">  «+ Aggiungi Aula» crea una nuova aula.</w:t>
+      </w:r>
+    </w:p>
+    <w:p>
+      <w:pPr>
+        <w:bidi w:val="false"/>
+        <w:spacing w:before="0" w:after="220" w:line="280" w:lineRule="auto"/>
+        <w:ind w:left="200" w:right="200"/>
+        <w:jc w:val="left"/>
+      </w:pPr>
+      <w:r>
+        <w:rPr>
+          <w:rFonts w:ascii="Calibri" w:cs="Calibri" w:eastAsia="Calibri" w:hAnsi="Calibri"/>
+          <w:b/>
+          <w:bCs/>
+          <w:color w:val="FFFFFF"/>
+          <w:sz w:val="20"/>
+          <w:szCs w:val="20"/>
+          <w:shd w:val="clear" w:color="auto" w:fill="D1342C"/>
+          <w:rtl w:val="false"/>
+        </w:rPr>
+        <w:t xml:space="preserve"> 4 </w:t>
+      </w:r>
+      <w:r>
+        <w:rPr>
+          <w:rFonts w:ascii="Calibri" w:cs="Calibri" w:eastAsia="Calibri" w:hAnsi="Calibri"/>
+          <w:sz w:val="21"/>
+          <w:szCs w:val="21"/>
+          <w:rtl w:val="false"/>
+        </w:rPr>
+        <w:t xml:space="preserve">  Indietro / Avanti per cambiare passo; all'ultimo passo il pulsante diventa Fine.</w:t>
+      </w:r>
+    </w:p>
+    <w:p>
+      <w:pPr>
+        <w:pBdr>
+          <w:top w:val="single" w:sz="8" w:space="6" w:color="2F6DB5"/>
+          <w:left w:val="single" w:sz="8" w:space="6" w:color="2F6DB5"/>
+          <w:bottom w:val="single" w:sz="8" w:space="6" w:color="2F6DB5"/>
+          <w:right w:val="single" w:sz="8" w:space="6" w:color="2F6DB5"/>
+        </w:pBdr>
+        <w:shd w:val="clear" w:color="auto" w:fill="E8F0FA"/>
+        <w:bidi w:val="false"/>
+        <w:spacing w:after="160" w:line="300"/>
+        <w:ind w:left="160" w:right="160"/>
+        <w:jc w:val="left"/>
+      </w:pPr>
+      <w:r>
+        <w:drawing>
+          <wp:inline distT="0" distB="0" distL="0" distR="0">
+            <wp:extent cx="198000" cy="198000"/>
+            <wp:docPr id="102" name="icon-info-102" descr=""/>
+            <wp:cNvGraphicFramePr>
+              <a:graphicFrameLocks xmlns:a="http://schemas.openxmlformats.org/drawingml/2006/main" noChangeAspect="1"/>
+            </wp:cNvGraphicFramePr>
+            <a:graphic xmlns:a="http://schemas.openxmlformats.org/drawingml/2006/main">
+              <a:graphicData uri="http://schemas.openxmlformats.org/drawingml/2006/picture">
+                <pic:pic xmlns:pic="http://schemas.openxmlformats.org/drawingml/2006/picture">
+                  <pic:nvPicPr>
+                    <pic:cNvPr id="102" name="icon-info-102.png"/>
+                    <pic:cNvPicPr/>
+                  </pic:nvPicPr>
+                  <pic:blipFill>
+                    <a:blip r:embed="rId102"/>
+                    <a:stretch>
+                      <a:fillRect/>
+                    </a:stretch>
+                  </pic:blipFill>
+                  <pic:spPr>
+                    <a:xfrm>
+                      <a:off x="0" y="0"/>
+                      <a:ext cx="198000" cy="198000"/>
+                    </a:xfrm>
+                    <a:prstGeom prst="rect">
+                      <a:avLst/>
+                    </a:prstGeom>
+                  </pic:spPr>
+                </pic:pic>
+              </a:graphicData>
+            </a:graphic>
+          </wp:inline>
+        </w:drawing>
+      </w:r>
+      <w:r>
+        <w:rPr>
+          <w:rFonts w:ascii="Calibri" w:cs="Calibri" w:eastAsia="Calibri" w:hAnsi="Calibri"/>
+          <w:rtl w:val="false"/>
+        </w:rPr>
+        <w:t xml:space="preserve">  </w:t>
+      </w:r>
+      <w:r>
+        <w:rPr>
+          <w:rFonts w:ascii="Calibri" w:cs="Calibri" w:eastAsia="Calibri" w:hAnsi="Calibri"/>
+          <w:b/>
+          <w:bCs/>
+          <w:color w:val="2F6DB5"/>
+          <w:rtl w:val="false"/>
+        </w:rPr>
+        <w:t xml:space="preserve">Nota: </w:t>
+      </w:r>
+      <w:r>
+        <w:rPr>
+          <w:rFonts w:ascii="Calibri" w:cs="Calibri" w:eastAsia="Calibri" w:hAnsi="Calibri"/>
+          <w:rtl w:val="false"/>
+        </w:rPr>
+        <w:t xml:space="preserve">Il wizard non ha un proprio stato "completato": ogni passo legge e scrive direttamente le stesse impostazioni descritte nei capitoli corrispondenti, quindi si può riaprire in qualsiasi momento — riparte sempre precompilato con i dati già esistenti, mai vuoto, utilizzabile sia per la prima configurazione sia per correzioni successive.</w:t>
+      </w:r>
+    </w:p>
+    <w:p>
+      <w:pPr>
+        <w:pStyle w:val="Heading1"/>
+        <w:pBdr>
+          <w:bottom w:val="single" w:color="CBA135" w:sz="6"/>
+        </w:pBdr>
+        <w:bidi w:val="false"/>
+        <w:spacing w:after="160" w:before="320"/>
+        <w:jc w:val="left"/>
+      </w:pPr>
+      <w:r>
+        <w:rPr>
+          <w:rFonts w:ascii="Calibri" w:cs="Calibri" w:eastAsia="Calibri" w:hAnsi="Calibri"/>
+          <w:b/>
+          <w:bCs/>
+          <w:color w:val="1F3B57"/>
+          <w:sz w:val="30"/>
+          <w:szCs w:val="30"/>
+          <w:rtl w:val="false"/>
+        </w:rPr>
+        <w:t xml:space="preserve">4. Gestione Utenti e Domini</w:t>
+      </w:r>
+    </w:p>
+    <w:p>
+      <w:pPr>
+        <w:bidi w:val="false"/>
+        <w:spacing w:after="160" w:line="300"/>
+        <w:jc w:val="left"/>
+      </w:pPr>
+      <w:r>
+        <w:rPr>
+          <w:rFonts w:ascii="Calibri" w:cs="Calibri" w:eastAsia="Calibri" w:hAnsi="Calibri"/>
+          <w:rtl w:val="false"/>
+        </w:rPr>
+        <w:t xml:space="preserve">Raggiungibile da Impostazioni → "Lista e Aggiunta Utenti". Visibile a Direttore, Economo e ai ruoli di segreteria (Segreteria IPI, Segreteria S. Base, Preside IPI, Vice Preside IPI, Preside S. Base, Oratorio).</w:t>
       </w:r>
     </w:p>
     <w:p>
@@ -680,6 +1718,205 @@
     </w:p>
     <w:p>
       <w:pPr>
+        <w:keepNext/>
+        <w:bidi w:val="false"/>
+        <w:spacing w:before="160" w:after="60" w:line="280" w:lineRule="auto"/>
+        <w:jc w:val="center"/>
+      </w:pPr>
+      <w:r>
+        <w:drawing>
+          <wp:inline distT="0" distB="0" distL="0" distR="0">
+            <wp:extent cx="4137096" cy="3420000"/>
+            <wp:docPr id="112" name="fig-adduser" descr="Aggiungere un utente: la finestra «Aggiungi Utente»."/>
+            <wp:cNvGraphicFramePr>
+              <a:graphicFrameLocks xmlns:a="http://schemas.openxmlformats.org/drawingml/2006/main" noChangeAspect="1"/>
+            </wp:cNvGraphicFramePr>
+            <a:graphic xmlns:a="http://schemas.openxmlformats.org/drawingml/2006/main">
+              <a:graphicData uri="http://schemas.openxmlformats.org/drawingml/2006/picture">
+                <pic:pic xmlns:pic="http://schemas.openxmlformats.org/drawingml/2006/picture">
+                  <pic:nvPicPr>
+                    <pic:cNvPr id="112" name="fig-adduser.png"/>
+                    <pic:cNvPicPr/>
+                  </pic:nvPicPr>
+                  <pic:blipFill>
+                    <a:blip r:embed="rId112"/>
+                    <a:stretch>
+                      <a:fillRect/>
+                    </a:stretch>
+                  </pic:blipFill>
+                  <pic:spPr>
+                    <a:xfrm>
+                      <a:off x="0" y="0"/>
+                      <a:ext cx="4137096" cy="3420000"/>
+                    </a:xfrm>
+                    <a:prstGeom prst="rect">
+                      <a:avLst/>
+                    </a:prstGeom>
+                  </pic:spPr>
+                </pic:pic>
+              </a:graphicData>
+            </a:graphic>
+          </wp:inline>
+        </w:drawing>
+      </w:r>
+    </w:p>
+    <w:p>
+      <w:pPr>
+        <w:keepNext/>
+        <w:bidi w:val="false"/>
+        <w:spacing w:before="0" w:after="100" w:line="280" w:lineRule="auto"/>
+        <w:jc w:val="center"/>
+      </w:pPr>
+      <w:r>
+        <w:rPr>
+          <w:rFonts w:ascii="Calibri" w:cs="Calibri" w:eastAsia="Calibri" w:hAnsi="Calibri"/>
+          <w:b/>
+          <w:bCs/>
+          <w:color w:val="1F3B57"/>
+          <w:sz w:val="19"/>
+          <w:szCs w:val="19"/>
+          <w:rtl w:val="false"/>
+        </w:rPr>
+        <w:t xml:space="preserve">Figura 6 — </w:t>
+      </w:r>
+      <w:r>
+        <w:rPr>
+          <w:rFonts w:ascii="Calibri" w:cs="Calibri" w:eastAsia="Calibri" w:hAnsi="Calibri"/>
+          <w:i/>
+          <w:iCs/>
+          <w:color w:val="555555"/>
+          <w:sz w:val="19"/>
+          <w:szCs w:val="19"/>
+          <w:rtl w:val="false"/>
+        </w:rPr>
+        <w:t xml:space="preserve">Aggiungere un utente: la finestra «Aggiungi Utente».</w:t>
+      </w:r>
+    </w:p>
+    <w:p>
+      <w:pPr>
+        <w:keepNext/>
+        <w:bidi w:val="false"/>
+        <w:spacing w:before="0" w:after="50" w:line="280" w:lineRule="auto"/>
+        <w:ind w:left="200" w:right="200"/>
+        <w:jc w:val="left"/>
+      </w:pPr>
+      <w:r>
+        <w:rPr>
+          <w:rFonts w:ascii="Calibri" w:cs="Calibri" w:eastAsia="Calibri" w:hAnsi="Calibri"/>
+          <w:b/>
+          <w:bCs/>
+          <w:color w:val="FFFFFF"/>
+          <w:sz w:val="20"/>
+          <w:szCs w:val="20"/>
+          <w:shd w:val="clear" w:color="auto" w:fill="D1342C"/>
+          <w:rtl w:val="false"/>
+        </w:rPr>
+        <w:t xml:space="preserve"> 1 </w:t>
+      </w:r>
+      <w:r>
+        <w:rPr>
+          <w:rFonts w:ascii="Calibri" w:cs="Calibri" w:eastAsia="Calibri" w:hAnsi="Calibri"/>
+          <w:sz w:val="21"/>
+          <w:szCs w:val="21"/>
+          <w:rtl w:val="false"/>
+        </w:rPr>
+        <w:t xml:space="preserve">  Ruolo: scegli dall'elenco, oppure «+ Aggiungi un nuovo ruolo» per un ruolo personalizzato.</w:t>
+      </w:r>
+    </w:p>
+    <w:p>
+      <w:pPr>
+        <w:keepNext/>
+        <w:bidi w:val="false"/>
+        <w:spacing w:before="0" w:after="50" w:line="280" w:lineRule="auto"/>
+        <w:ind w:left="200" w:right="200"/>
+        <w:jc w:val="left"/>
+      </w:pPr>
+      <w:r>
+        <w:rPr>
+          <w:rFonts w:ascii="Calibri" w:cs="Calibri" w:eastAsia="Calibri" w:hAnsi="Calibri"/>
+          <w:b/>
+          <w:bCs/>
+          <w:color w:val="FFFFFF"/>
+          <w:sz w:val="20"/>
+          <w:szCs w:val="20"/>
+          <w:shd w:val="clear" w:color="auto" w:fill="D1342C"/>
+          <w:rtl w:val="false"/>
+        </w:rPr>
+        <w:t xml:space="preserve"> 2 </w:t>
+      </w:r>
+      <w:r>
+        <w:rPr>
+          <w:rFonts w:ascii="Calibri" w:cs="Calibri" w:eastAsia="Calibri" w:hAnsi="Calibri"/>
+          <w:sz w:val="21"/>
+          <w:szCs w:val="21"/>
+          <w:rtl w:val="false"/>
+        </w:rPr>
+        <w:t xml:space="preserve">  Password: scrivila tu, oppure «Genera» ne crea una casuale.</w:t>
+      </w:r>
+    </w:p>
+    <w:p>
+      <w:pPr>
+        <w:keepNext/>
+        <w:bidi w:val="false"/>
+        <w:spacing w:before="0" w:after="50" w:line="280" w:lineRule="auto"/>
+        <w:ind w:left="200" w:right="200"/>
+        <w:jc w:val="left"/>
+      </w:pPr>
+      <w:r>
+        <w:rPr>
+          <w:rFonts w:ascii="Calibri" w:cs="Calibri" w:eastAsia="Calibri" w:hAnsi="Calibri"/>
+          <w:b/>
+          <w:bCs/>
+          <w:color w:val="FFFFFF"/>
+          <w:sz w:val="20"/>
+          <w:szCs w:val="20"/>
+          <w:shd w:val="clear" w:color="auto" w:fill="D1342C"/>
+          <w:rtl w:val="false"/>
+        </w:rPr>
+        <w:t xml:space="preserve"> 3 </w:t>
+      </w:r>
+      <w:r>
+        <w:rPr>
+          <w:rFonts w:ascii="Calibri" w:cs="Calibri" w:eastAsia="Calibri" w:hAnsi="Calibri"/>
+          <w:sz w:val="21"/>
+          <w:szCs w:val="21"/>
+          <w:rtl w:val="false"/>
+        </w:rPr>
+        <w:t xml:space="preserve">  Profilo temporaneo: attivalo e imposta la data di scadenza; dopo quella data l'utente viene bloccato da solo.</w:t>
+      </w:r>
+    </w:p>
+    <w:p>
+      <w:pPr>
+        <w:bidi w:val="false"/>
+        <w:spacing w:before="0" w:after="220" w:line="280" w:lineRule="auto"/>
+        <w:ind w:left="200" w:right="200"/>
+        <w:jc w:val="left"/>
+      </w:pPr>
+      <w:r>
+        <w:rPr>
+          <w:rFonts w:ascii="Calibri" w:cs="Calibri" w:eastAsia="Calibri" w:hAnsi="Calibri"/>
+          <w:b/>
+          <w:bCs/>
+          <w:color w:val="FFFFFF"/>
+          <w:sz w:val="20"/>
+          <w:szCs w:val="20"/>
+          <w:shd w:val="clear" w:color="auto" w:fill="D1342C"/>
+          <w:rtl w:val="false"/>
+        </w:rPr>
+        <w:t xml:space="preserve"> 4 </w:t>
+      </w:r>
+      <w:r>
+        <w:rPr>
+          <w:rFonts w:ascii="Calibri" w:cs="Calibri" w:eastAsia="Calibri" w:hAnsi="Calibri"/>
+          <w:sz w:val="21"/>
+          <w:szCs w:val="21"/>
+          <w:rtl w:val="false"/>
+        </w:rPr>
+        <w:t xml:space="preserve">  Invia invito: l'utente riceve l'email per impostare la password.</w:t>
+      </w:r>
+    </w:p>
+    <w:p>
+      <w:pPr>
         <w:bidi w:val="false"/>
         <w:spacing w:after="160" w:line="300"/>
         <w:jc w:val="left"/>
@@ -728,16 +1965,77 @@
     </w:p>
     <w:p>
       <w:pPr>
+        <w:pBdr>
+          <w:top w:val="single" w:sz="8" w:space="6" w:color="C4453D"/>
+          <w:left w:val="single" w:sz="8" w:space="6" w:color="C4453D"/>
+          <w:bottom w:val="single" w:sz="8" w:space="6" w:color="C4453D"/>
+          <w:right w:val="single" w:sz="8" w:space="6" w:color="C4453D"/>
+        </w:pBdr>
+        <w:shd w:val="clear" w:color="auto" w:fill="FBEDEC"/>
         <w:bidi w:val="false"/>
         <w:spacing w:after="160" w:line="300"/>
-        <w:jc w:val="left"/>
-      </w:pPr>
-      <w:r>
-        <w:rPr>
-          <w:rFonts w:ascii="Calibri" w:cs="Calibri" w:eastAsia="Calibri" w:hAnsi="Calibri"/>
-          <w:rtl w:val="false"/>
-        </w:rPr>
-        <w:t xml:space="preserve">Attenzione: "Elimina" cancella l'utente in modo definitivo e irreversibile, sia dalla lista dell'app (Firestore) sia dal suo accesso di autenticazione (Firebase Authentication) — non esiste un'eliminazione parziale. Non è possibile eliminare il proprio account, né togliere il ruolo di Direttore all'ultimo Direttore rimasto: va prima assegnato a un altro utente.</w:t>
+        <w:ind w:left="160" w:right="160"/>
+        <w:jc w:val="left"/>
+      </w:pPr>
+      <w:r>
+        <w:drawing>
+          <wp:inline distT="0" distB="0" distL="0" distR="0">
+            <wp:extent cx="198000" cy="198000"/>
+            <wp:docPr id="100" name="icon-warn-100" descr=""/>
+            <wp:cNvGraphicFramePr>
+              <a:graphicFrameLocks xmlns:a="http://schemas.openxmlformats.org/drawingml/2006/main" noChangeAspect="1"/>
+            </wp:cNvGraphicFramePr>
+            <a:graphic xmlns:a="http://schemas.openxmlformats.org/drawingml/2006/main">
+              <a:graphicData uri="http://schemas.openxmlformats.org/drawingml/2006/picture">
+                <pic:pic xmlns:pic="http://schemas.openxmlformats.org/drawingml/2006/picture">
+                  <pic:nvPicPr>
+                    <pic:cNvPr id="100" name="icon-warn-100.png"/>
+                    <pic:cNvPicPr/>
+                  </pic:nvPicPr>
+                  <pic:blipFill>
+                    <a:blip r:embed="rId100"/>
+                    <a:stretch>
+                      <a:fillRect/>
+                    </a:stretch>
+                  </pic:blipFill>
+                  <pic:spPr>
+                    <a:xfrm>
+                      <a:off x="0" y="0"/>
+                      <a:ext cx="198000" cy="198000"/>
+                    </a:xfrm>
+                    <a:prstGeom prst="rect">
+                      <a:avLst/>
+                    </a:prstGeom>
+                  </pic:spPr>
+                </pic:pic>
+              </a:graphicData>
+            </a:graphic>
+          </wp:inline>
+        </w:drawing>
+      </w:r>
+      <w:r>
+        <w:rPr>
+          <w:rFonts w:ascii="Calibri" w:cs="Calibri" w:eastAsia="Calibri" w:hAnsi="Calibri"/>
+          <w:rtl w:val="false"/>
+        </w:rPr>
+        <w:t xml:space="preserve">  </w:t>
+      </w:r>
+      <w:r>
+        <w:rPr>
+          <w:rFonts w:ascii="Calibri" w:cs="Calibri" w:eastAsia="Calibri" w:hAnsi="Calibri"/>
+          <w:b/>
+          <w:bCs/>
+          <w:color w:val="C4453D"/>
+          <w:rtl w:val="false"/>
+        </w:rPr>
+        <w:t xml:space="preserve">Attenzione: </w:t>
+      </w:r>
+      <w:r>
+        <w:rPr>
+          <w:rFonts w:ascii="Calibri" w:cs="Calibri" w:eastAsia="Calibri" w:hAnsi="Calibri"/>
+          <w:rtl w:val="false"/>
+        </w:rPr>
+        <w:t xml:space="preserve">"Elimina" cancella l'utente in modo definitivo e irreversibile, sia dalla lista dell'app (Firestore) sia dal suo accesso di autenticazione (Firebase Authentication) — non esiste un'eliminazione parziale. Non è possibile eliminare il proprio account, né togliere il ruolo di Direttore all'ultimo Direttore rimasto: va prima assegnato a un altro utente.</w:t>
       </w:r>
     </w:p>
     <w:p>
@@ -828,7 +2126,7 @@
           <w:szCs w:val="30"/>
           <w:rtl w:val="false"/>
         </w:rPr>
-        <w:t xml:space="preserve">4. Gestione Sezioni e Aule</w:t>
+        <w:t xml:space="preserve">5. Gestione Sezioni e Aule</w:t>
       </w:r>
     </w:p>
     <w:p>
@@ -843,6 +2141,236 @@
           <w:rtl w:val="false"/>
         </w:rPr>
         <w:t xml:space="preserve">In Impostazioni → "Aule" (visibile a Direttore, ruoli di segreteria ed Economo).</w:t>
+      </w:r>
+    </w:p>
+    <w:p>
+      <w:pPr>
+        <w:keepNext/>
+        <w:bidi w:val="false"/>
+        <w:spacing w:before="160" w:after="60" w:line="280" w:lineRule="auto"/>
+        <w:jc w:val="center"/>
+      </w:pPr>
+      <w:r>
+        <w:drawing>
+          <wp:inline distT="0" distB="0" distL="0" distR="0">
+            <wp:extent cx="4286908" cy="3419999"/>
+            <wp:docPr id="113" name="fig-sections" descr="Impostazioni → Aule: l'elenco delle sezioni. ▲▼ spostano la sezione in alto o in basso."/>
+            <wp:cNvGraphicFramePr>
+              <a:graphicFrameLocks xmlns:a="http://schemas.openxmlformats.org/drawingml/2006/main" noChangeAspect="1"/>
+            </wp:cNvGraphicFramePr>
+            <a:graphic xmlns:a="http://schemas.openxmlformats.org/drawingml/2006/main">
+              <a:graphicData uri="http://schemas.openxmlformats.org/drawingml/2006/picture">
+                <pic:pic xmlns:pic="http://schemas.openxmlformats.org/drawingml/2006/picture">
+                  <pic:nvPicPr>
+                    <pic:cNvPr id="113" name="fig-sections.png"/>
+                    <pic:cNvPicPr/>
+                  </pic:nvPicPr>
+                  <pic:blipFill>
+                    <a:blip r:embed="rId113"/>
+                    <a:stretch>
+                      <a:fillRect/>
+                    </a:stretch>
+                  </pic:blipFill>
+                  <pic:spPr>
+                    <a:xfrm>
+                      <a:off x="0" y="0"/>
+                      <a:ext cx="4286908" cy="3419999"/>
+                    </a:xfrm>
+                    <a:prstGeom prst="rect">
+                      <a:avLst/>
+                    </a:prstGeom>
+                  </pic:spPr>
+                </pic:pic>
+              </a:graphicData>
+            </a:graphic>
+          </wp:inline>
+        </w:drawing>
+      </w:r>
+    </w:p>
+    <w:p>
+      <w:pPr>
+        <w:keepNext/>
+        <w:bidi w:val="false"/>
+        <w:spacing w:before="0" w:after="100" w:line="280" w:lineRule="auto"/>
+        <w:jc w:val="center"/>
+      </w:pPr>
+      <w:r>
+        <w:rPr>
+          <w:rFonts w:ascii="Calibri" w:cs="Calibri" w:eastAsia="Calibri" w:hAnsi="Calibri"/>
+          <w:b/>
+          <w:bCs/>
+          <w:color w:val="1F3B57"/>
+          <w:sz w:val="19"/>
+          <w:szCs w:val="19"/>
+          <w:rtl w:val="false"/>
+        </w:rPr>
+        <w:t xml:space="preserve">Figura 7 — </w:t>
+      </w:r>
+      <w:r>
+        <w:rPr>
+          <w:rFonts w:ascii="Calibri" w:cs="Calibri" w:eastAsia="Calibri" w:hAnsi="Calibri"/>
+          <w:i/>
+          <w:iCs/>
+          <w:color w:val="555555"/>
+          <w:sz w:val="19"/>
+          <w:szCs w:val="19"/>
+          <w:rtl w:val="false"/>
+        </w:rPr>
+        <w:t xml:space="preserve">Impostazioni → Aule: l'elenco delle sezioni. ▲▼ spostano la sezione in alto o in basso.</w:t>
+      </w:r>
+    </w:p>
+    <w:p>
+      <w:pPr>
+        <w:keepNext/>
+        <w:bidi w:val="false"/>
+        <w:spacing w:before="0" w:after="50" w:line="280" w:lineRule="auto"/>
+        <w:ind w:left="200" w:right="200"/>
+        <w:jc w:val="left"/>
+      </w:pPr>
+      <w:r>
+        <w:rPr>
+          <w:rFonts w:ascii="Calibri" w:cs="Calibri" w:eastAsia="Calibri" w:hAnsi="Calibri"/>
+          <w:b/>
+          <w:bCs/>
+          <w:color w:val="FFFFFF"/>
+          <w:sz w:val="20"/>
+          <w:szCs w:val="20"/>
+          <w:shd w:val="clear" w:color="auto" w:fill="D1342C"/>
+          <w:rtl w:val="false"/>
+        </w:rPr>
+        <w:t xml:space="preserve"> 1 </w:t>
+      </w:r>
+      <w:r>
+        <w:rPr>
+          <w:rFonts w:ascii="Calibri" w:cs="Calibri" w:eastAsia="Calibri" w:hAnsi="Calibri"/>
+          <w:sz w:val="21"/>
+          <w:szCs w:val="21"/>
+          <w:rtl w:val="false"/>
+        </w:rPr>
+        <w:t xml:space="preserve">  Il lucchetto 🔒 segna le sezioni fisse (comprese Aula Studio e le quattro principali): si possono rinominare ma non eliminare.</w:t>
+      </w:r>
+    </w:p>
+    <w:p>
+      <w:pPr>
+        <w:keepNext/>
+        <w:bidi w:val="false"/>
+        <w:spacing w:before="0" w:after="50" w:line="280" w:lineRule="auto"/>
+        <w:ind w:left="200" w:right="200"/>
+        <w:jc w:val="left"/>
+      </w:pPr>
+      <w:r>
+        <w:rPr>
+          <w:rFonts w:ascii="Calibri" w:cs="Calibri" w:eastAsia="Calibri" w:hAnsi="Calibri"/>
+          <w:b/>
+          <w:bCs/>
+          <w:color w:val="FFFFFF"/>
+          <w:sz w:val="20"/>
+          <w:szCs w:val="20"/>
+          <w:shd w:val="clear" w:color="auto" w:fill="D1342C"/>
+          <w:rtl w:val="false"/>
+        </w:rPr>
+        <w:t xml:space="preserve"> 2 </w:t>
+      </w:r>
+      <w:r>
+        <w:rPr>
+          <w:rFonts w:ascii="Calibri" w:cs="Calibri" w:eastAsia="Calibri" w:hAnsi="Calibri"/>
+          <w:sz w:val="21"/>
+          <w:szCs w:val="21"/>
+          <w:rtl w:val="false"/>
+        </w:rPr>
+        <w:t xml:space="preserve">  Modifica: nome in italiano e, facoltativamente, in arabo.</w:t>
+      </w:r>
+    </w:p>
+    <w:p>
+      <w:pPr>
+        <w:keepNext/>
+        <w:bidi w:val="false"/>
+        <w:spacing w:before="0" w:after="50" w:line="280" w:lineRule="auto"/>
+        <w:ind w:left="200" w:right="200"/>
+        <w:jc w:val="left"/>
+      </w:pPr>
+      <w:r>
+        <w:rPr>
+          <w:rFonts w:ascii="Calibri" w:cs="Calibri" w:eastAsia="Calibri" w:hAnsi="Calibri"/>
+          <w:b/>
+          <w:bCs/>
+          <w:color w:val="FFFFFF"/>
+          <w:sz w:val="20"/>
+          <w:szCs w:val="20"/>
+          <w:shd w:val="clear" w:color="auto" w:fill="D1342C"/>
+          <w:rtl w:val="false"/>
+        </w:rPr>
+        <w:t xml:space="preserve"> 3 </w:t>
+      </w:r>
+      <w:r>
+        <w:rPr>
+          <w:rFonts w:ascii="Calibri" w:cs="Calibri" w:eastAsia="Calibri" w:hAnsi="Calibri"/>
+          <w:sz w:val="21"/>
+          <w:szCs w:val="21"/>
+          <w:rtl w:val="false"/>
+        </w:rPr>
+        <w:t xml:space="preserve">  Sospendi: ferma le prenotazioni della sezione (vedi «Sospendere le prenotazioni»).</w:t>
+      </w:r>
+    </w:p>
+    <w:p>
+      <w:pPr>
+        <w:keepNext/>
+        <w:bidi w:val="false"/>
+        <w:spacing w:before="0" w:after="50" w:line="280" w:lineRule="auto"/>
+        <w:ind w:left="200" w:right="200"/>
+        <w:jc w:val="left"/>
+      </w:pPr>
+      <w:r>
+        <w:rPr>
+          <w:rFonts w:ascii="Calibri" w:cs="Calibri" w:eastAsia="Calibri" w:hAnsi="Calibri"/>
+          <w:b/>
+          <w:bCs/>
+          <w:color w:val="FFFFFF"/>
+          <w:sz w:val="20"/>
+          <w:szCs w:val="20"/>
+          <w:shd w:val="clear" w:color="auto" w:fill="D1342C"/>
+          <w:rtl w:val="false"/>
+        </w:rPr>
+        <w:t xml:space="preserve"> 4 </w:t>
+      </w:r>
+      <w:r>
+        <w:rPr>
+          <w:rFonts w:ascii="Calibri" w:cs="Calibri" w:eastAsia="Calibri" w:hAnsi="Calibri"/>
+          <w:sz w:val="21"/>
+          <w:szCs w:val="21"/>
+          <w:rtl w:val="false"/>
+        </w:rPr>
+        <w:t xml:space="preserve">  ✕ elimina: compare solo sulle sezioni aggiunte a mano.</w:t>
+      </w:r>
+    </w:p>
+    <w:p>
+      <w:pPr>
+        <w:bidi w:val="false"/>
+        <w:spacing w:before="0" w:after="220" w:line="280" w:lineRule="auto"/>
+        <w:ind w:left="200" w:right="200"/>
+        <w:jc w:val="left"/>
+      </w:pPr>
+      <w:r>
+        <w:rPr>
+          <w:rFonts w:ascii="Calibri" w:cs="Calibri" w:eastAsia="Calibri" w:hAnsi="Calibri"/>
+          <w:b/>
+          <w:bCs/>
+          <w:color w:val="FFFFFF"/>
+          <w:sz w:val="20"/>
+          <w:szCs w:val="20"/>
+          <w:shd w:val="clear" w:color="auto" w:fill="D1342C"/>
+          <w:rtl w:val="false"/>
+        </w:rPr>
+        <w:t xml:space="preserve"> 5 </w:t>
+      </w:r>
+      <w:r>
+        <w:rPr>
+          <w:rFonts w:ascii="Calibri" w:cs="Calibri" w:eastAsia="Calibri" w:hAnsi="Calibri"/>
+          <w:sz w:val="21"/>
+          <w:szCs w:val="21"/>
+          <w:rtl w:val="false"/>
+        </w:rPr>
+        <w:t xml:space="preserve">  «+ Aggiungi Sezione» crea una nuova sezione.</w:t>
       </w:r>
     </w:p>
     <w:p>
@@ -876,7 +2404,7 @@
           <w:rFonts w:ascii="Calibri" w:cs="Calibri" w:eastAsia="Calibri" w:hAnsi="Calibri"/>
           <w:rtl w:val="false"/>
         </w:rPr>
-        <w:t xml:space="preserve">"+ Aggiungi Sezione" chiede il nome in italiano e, facoltativamente, in arabo. Ogni sezione ha i pulsanti Modifica (stessi due campi) ed elimina (✕). Le quattro sezioni fisse — Scuola Base (asilo, elementari, medie), Scuola Professionale, TEVT e Comuni — sono contrassegnate dal lucchetto 🔒: si possono rinominare ma non eliminare, e cambiare il loro nome non influisce sulle regole di approvazione. Eliminare una sezione aggiunta a mano non cancella le aule e le prenotazioni collegate: restano archiviate.</w:t>
+        <w:t xml:space="preserve">"+ Aggiungi Sezione" chiede il nome in italiano e, facoltativamente, in arabo. Ogni sezione ha i pulsanti Modifica (stessi due campi), Sospendi ed elimina (✕, solo per le sezioni aggiunte a mano). Le quattro sezioni fisse — Scuola Base (asilo, elementari, medie), Scuola Professionale, TEVT e Comuni — e la sezione Aula Studio sono contrassegnate dal lucchetto 🔒: si possono rinominare ma non eliminare, e cambiare il loro nome non influisce sulle regole di approvazione. Eliminare una sezione aggiunta a mano non cancella le aule e le prenotazioni collegate: restano archiviate.</w:t>
       </w:r>
     </w:p>
     <w:p>
@@ -910,7 +2438,7 @@
           <w:rFonts w:ascii="Calibri" w:cs="Calibri" w:eastAsia="Calibri" w:hAnsi="Calibri"/>
           <w:rtl w:val="false"/>
         </w:rPr>
-        <w:t xml:space="preserve">Entrando in una sezione trovi le sue aule, con pulsanti per riordinarle (▲▼), modificarle, bloccarle temporaneamente o eliminarle. "+ Aggiungi Aula" chiede Nome, Nome in arabo (facoltativo) e Capienza.</w:t>
+        <w:t xml:space="preserve">Entrando in una sezione trovi le sue aule, con pulsanti per riordinarle (▲▼), modificarle, bloccarle temporaneamente, sospenderle o eliminarle. "+ Aggiungi Aula" chiede Nome, Nome in arabo (facoltativo) e Capienza.</w:t>
       </w:r>
     </w:p>
     <w:p>
@@ -924,7 +2452,206 @@
           <w:rFonts w:ascii="Calibri" w:cs="Calibri" w:eastAsia="Calibri" w:hAnsi="Calibri"/>
           <w:rtl w:val="false"/>
         </w:rPr>
-        <w:t xml:space="preserve">In Scuola Base e in Scuola Professionale la voce fissa "Classi" mostra le classi di Impostazioni → Classi (le Medie in Scuola Base, le IPI in Scuola Professionale) come aule prenotabili: nome, capienza e anno si modificano da lì, non da questa schermata. Le classi si possono bloccare da qui, con il pulsante Blocca, come le altre aule.</w:t>
+        <w:t xml:space="preserve">In Scuola Base e in Scuola Professionale la voce fissa "Classi" è una scheda (con il numero di classi) che, toccata, apre la pagina con tutte le classi di Impostazioni → Classi (le Medie in Scuola Base, le IPI in Scuola Professionale), ognuna prenotabile come un'aula, con il pulsante Indietro per tornare alla sezione: nome, capienza e anno si modificano da lì, non da questa schermata. Le classi si possono bloccare da qui, con i pulsanti Blocca e Sospendi, come le altre aule.</w:t>
+      </w:r>
+    </w:p>
+    <w:p>
+      <w:pPr>
+        <w:keepNext/>
+        <w:bidi w:val="false"/>
+        <w:spacing w:before="160" w:after="60" w:line="280" w:lineRule="auto"/>
+        <w:jc w:val="center"/>
+      </w:pPr>
+      <w:r>
+        <w:drawing>
+          <wp:inline distT="0" distB="0" distL="0" distR="0">
+            <wp:extent cx="6048000" cy="3156300"/>
+            <wp:docPr id="114" name="fig-classi_card" descr="In Scuola Base e Scuola Professionale la voce «Classi» è una scheda che apre la pagina con tutte le classi."/>
+            <wp:cNvGraphicFramePr>
+              <a:graphicFrameLocks xmlns:a="http://schemas.openxmlformats.org/drawingml/2006/main" noChangeAspect="1"/>
+            </wp:cNvGraphicFramePr>
+            <a:graphic xmlns:a="http://schemas.openxmlformats.org/drawingml/2006/main">
+              <a:graphicData uri="http://schemas.openxmlformats.org/drawingml/2006/picture">
+                <pic:pic xmlns:pic="http://schemas.openxmlformats.org/drawingml/2006/picture">
+                  <pic:nvPicPr>
+                    <pic:cNvPr id="114" name="fig-classi_card.png"/>
+                    <pic:cNvPicPr/>
+                  </pic:nvPicPr>
+                  <pic:blipFill>
+                    <a:blip r:embed="rId114"/>
+                    <a:stretch>
+                      <a:fillRect/>
+                    </a:stretch>
+                  </pic:blipFill>
+                  <pic:spPr>
+                    <a:xfrm>
+                      <a:off x="0" y="0"/>
+                      <a:ext cx="6048000" cy="3156300"/>
+                    </a:xfrm>
+                    <a:prstGeom prst="rect">
+                      <a:avLst/>
+                    </a:prstGeom>
+                  </pic:spPr>
+                </pic:pic>
+              </a:graphicData>
+            </a:graphic>
+          </wp:inline>
+        </w:drawing>
+      </w:r>
+    </w:p>
+    <w:p>
+      <w:pPr>
+        <w:keepNext/>
+        <w:bidi w:val="false"/>
+        <w:spacing w:before="0" w:after="100" w:line="280" w:lineRule="auto"/>
+        <w:jc w:val="center"/>
+      </w:pPr>
+      <w:r>
+        <w:rPr>
+          <w:rFonts w:ascii="Calibri" w:cs="Calibri" w:eastAsia="Calibri" w:hAnsi="Calibri"/>
+          <w:b/>
+          <w:bCs/>
+          <w:color w:val="1F3B57"/>
+          <w:sz w:val="19"/>
+          <w:szCs w:val="19"/>
+          <w:rtl w:val="false"/>
+        </w:rPr>
+        <w:t xml:space="preserve">Figura 8 — </w:t>
+      </w:r>
+      <w:r>
+        <w:rPr>
+          <w:rFonts w:ascii="Calibri" w:cs="Calibri" w:eastAsia="Calibri" w:hAnsi="Calibri"/>
+          <w:i/>
+          <w:iCs/>
+          <w:color w:val="555555"/>
+          <w:sz w:val="19"/>
+          <w:szCs w:val="19"/>
+          <w:rtl w:val="false"/>
+        </w:rPr>
+        <w:t xml:space="preserve">In Scuola Base e Scuola Professionale la voce «Classi» è una scheda che apre la pagina con tutte le classi.</w:t>
+      </w:r>
+    </w:p>
+    <w:p>
+      <w:pPr>
+        <w:keepNext/>
+        <w:bidi w:val="false"/>
+        <w:spacing w:before="0" w:after="50" w:line="280" w:lineRule="auto"/>
+        <w:ind w:left="200" w:right="200"/>
+        <w:jc w:val="left"/>
+      </w:pPr>
+      <w:r>
+        <w:rPr>
+          <w:rFonts w:ascii="Calibri" w:cs="Calibri" w:eastAsia="Calibri" w:hAnsi="Calibri"/>
+          <w:b/>
+          <w:bCs/>
+          <w:color w:val="FFFFFF"/>
+          <w:sz w:val="20"/>
+          <w:szCs w:val="20"/>
+          <w:shd w:val="clear" w:color="auto" w:fill="D1342C"/>
+          <w:rtl w:val="false"/>
+        </w:rPr>
+        <w:t xml:space="preserve"> 1 </w:t>
+      </w:r>
+      <w:r>
+        <w:rPr>
+          <w:rFonts w:ascii="Calibri" w:cs="Calibri" w:eastAsia="Calibri" w:hAnsi="Calibri"/>
+          <w:sz w:val="21"/>
+          <w:szCs w:val="21"/>
+          <w:rtl w:val="false"/>
+        </w:rPr>
+        <w:t xml:space="preserve">  La scheda «Classi», con il numero di classi: toccala per aprire la pagina.</w:t>
+      </w:r>
+    </w:p>
+    <w:p>
+      <w:pPr>
+        <w:keepNext/>
+        <w:bidi w:val="false"/>
+        <w:spacing w:before="0" w:after="50" w:line="280" w:lineRule="auto"/>
+        <w:ind w:left="200" w:right="200"/>
+        <w:jc w:val="left"/>
+      </w:pPr>
+      <w:r>
+        <w:rPr>
+          <w:rFonts w:ascii="Calibri" w:cs="Calibri" w:eastAsia="Calibri" w:hAnsi="Calibri"/>
+          <w:b/>
+          <w:bCs/>
+          <w:color w:val="FFFFFF"/>
+          <w:sz w:val="20"/>
+          <w:szCs w:val="20"/>
+          <w:shd w:val="clear" w:color="auto" w:fill="D1342C"/>
+          <w:rtl w:val="false"/>
+        </w:rPr>
+        <w:t xml:space="preserve"> 2 </w:t>
+      </w:r>
+      <w:r>
+        <w:rPr>
+          <w:rFonts w:ascii="Calibri" w:cs="Calibri" w:eastAsia="Calibri" w:hAnsi="Calibri"/>
+          <w:sz w:val="21"/>
+          <w:szCs w:val="21"/>
+          <w:rtl w:val="false"/>
+        </w:rPr>
+        <w:t xml:space="preserve">  Le altre aule della sezione, con il pulsante Prenota.</w:t>
+      </w:r>
+    </w:p>
+    <w:p>
+      <w:pPr>
+        <w:keepNext/>
+        <w:bidi w:val="false"/>
+        <w:spacing w:before="0" w:after="50" w:line="280" w:lineRule="auto"/>
+        <w:ind w:left="200" w:right="200"/>
+        <w:jc w:val="left"/>
+      </w:pPr>
+      <w:r>
+        <w:rPr>
+          <w:rFonts w:ascii="Calibri" w:cs="Calibri" w:eastAsia="Calibri" w:hAnsi="Calibri"/>
+          <w:b/>
+          <w:bCs/>
+          <w:color w:val="FFFFFF"/>
+          <w:sz w:val="20"/>
+          <w:szCs w:val="20"/>
+          <w:shd w:val="clear" w:color="auto" w:fill="D1342C"/>
+          <w:rtl w:val="false"/>
+        </w:rPr>
+        <w:t xml:space="preserve"> 3 </w:t>
+      </w:r>
+      <w:r>
+        <w:rPr>
+          <w:rFonts w:ascii="Calibri" w:cs="Calibri" w:eastAsia="Calibri" w:hAnsi="Calibri"/>
+          <w:sz w:val="21"/>
+          <w:szCs w:val="21"/>
+          <w:rtl w:val="false"/>
+        </w:rPr>
+        <w:t xml:space="preserve">  Indietro: torna alla sezione.</w:t>
+      </w:r>
+    </w:p>
+    <w:p>
+      <w:pPr>
+        <w:bidi w:val="false"/>
+        <w:spacing w:before="0" w:after="220" w:line="280" w:lineRule="auto"/>
+        <w:ind w:left="200" w:right="200"/>
+        <w:jc w:val="left"/>
+      </w:pPr>
+      <w:r>
+        <w:rPr>
+          <w:rFonts w:ascii="Calibri" w:cs="Calibri" w:eastAsia="Calibri" w:hAnsi="Calibri"/>
+          <w:b/>
+          <w:bCs/>
+          <w:color w:val="FFFFFF"/>
+          <w:sz w:val="20"/>
+          <w:szCs w:val="20"/>
+          <w:shd w:val="clear" w:color="auto" w:fill="D1342C"/>
+          <w:rtl w:val="false"/>
+        </w:rPr>
+        <w:t xml:space="preserve"> 4 </w:t>
+      </w:r>
+      <w:r>
+        <w:rPr>
+          <w:rFonts w:ascii="Calibri" w:cs="Calibri" w:eastAsia="Calibri" w:hAnsi="Calibri"/>
+          <w:sz w:val="21"/>
+          <w:szCs w:val="21"/>
+          <w:rtl w:val="false"/>
+        </w:rPr>
+        <w:t xml:space="preserve">  Ogni classe si prenota come un'aula. Nella versione araba i nomi delle classi di Scuola Base si traducono da soli.</w:t>
       </w:r>
     </w:p>
     <w:p>
@@ -939,6 +2666,325 @@
           <w:rtl w:val="false"/>
         </w:rPr>
         <w:t xml:space="preserve">"Blocca" un'aula la rende non prenotabile in tutte le fasce per il periodo scelto (es. lavori di manutenzione), indipendentemente dai normali limiti di anticipo prenotazione — utile per periodi lunghi, fino a un massimo di 2 anni. Serve indicare data inizio, data fine e un motivo.</w:t>
+      </w:r>
+    </w:p>
+    <w:p>
+      <w:pPr>
+        <w:pStyle w:val="Heading2"/>
+        <w:bidi w:val="false"/>
+        <w:spacing w:after="160" w:before="320"/>
+        <w:jc w:val="left"/>
+      </w:pPr>
+      <w:r>
+        <w:rPr>
+          <w:rFonts w:ascii="Calibri" w:cs="Calibri" w:eastAsia="Calibri" w:hAnsi="Calibri"/>
+          <w:b/>
+          <w:bCs/>
+          <w:color w:val="1F3B57"/>
+          <w:sz w:val="25"/>
+          <w:szCs w:val="25"/>
+          <w:rtl w:val="false"/>
+        </w:rPr>
+        <w:t xml:space="preserve">Sospendere le prenotazioni</w:t>
+      </w:r>
+    </w:p>
+    <w:p>
+      <w:pPr>
+        <w:bidi w:val="false"/>
+        <w:spacing w:after="160" w:line="300"/>
+        <w:jc w:val="left"/>
+      </w:pPr>
+      <w:r>
+        <w:rPr>
+          <w:rFonts w:ascii="Calibri" w:cs="Calibri" w:eastAsia="Calibri" w:hAnsi="Calibri"/>
+          <w:rtl w:val="false"/>
+        </w:rPr>
+        <w:t xml:space="preserve">Accanto a Blocca, ogni aula, ogni classe e ogni sezione ha il pulsante "Sospendi" (in Impostazioni → Aule, sulla riga della sezione o dell'aula). Con un tocco le prenotazioni si fermano; con "⏸ Riattiva" ripartono. Non servono né date né motivo.</w:t>
+      </w:r>
+    </w:p>
+    <w:p>
+      <w:pPr>
+        <w:bidi w:val="false"/>
+        <w:spacing w:after="160" w:line="300"/>
+        <w:jc w:val="left"/>
+      </w:pPr>
+      <w:r>
+        <w:rPr>
+          <w:rFonts w:ascii="Calibri" w:cs="Calibri" w:eastAsia="Calibri" w:hAnsi="Calibri"/>
+          <w:rtl w:val="false"/>
+        </w:rPr>
+        <w:t xml:space="preserve">Un'aula sospesa mostra a chi prenota il segno "⏸ Sospesa" al posto del pulsante Prenota. Sospendendo una sezione si sospendono insieme tutte le sue aule e le sue classi, e la Home scrive "⏸ Sospesa" sotto il suo nome. Le prenotazioni già confermate restano valide.</w:t>
+      </w:r>
+    </w:p>
+    <w:p>
+      <w:pPr>
+        <w:keepNext/>
+        <w:bidi w:val="false"/>
+        <w:spacing w:before="160" w:after="60" w:line="280" w:lineRule="auto"/>
+        <w:jc w:val="center"/>
+      </w:pPr>
+      <w:r>
+        <w:drawing>
+          <wp:inline distT="0" distB="0" distL="0" distR="0">
+            <wp:extent cx="6048000" cy="2320338"/>
+            <wp:docPr id="125" name="fig-sospensione" descr="Sospendere le prenotazioni: a sinistra le impostazioni, a destra ciò che vede chi prenota."/>
+            <wp:cNvGraphicFramePr>
+              <a:graphicFrameLocks xmlns:a="http://schemas.openxmlformats.org/drawingml/2006/main" noChangeAspect="1"/>
+            </wp:cNvGraphicFramePr>
+            <a:graphic xmlns:a="http://schemas.openxmlformats.org/drawingml/2006/main">
+              <a:graphicData uri="http://schemas.openxmlformats.org/drawingml/2006/picture">
+                <pic:pic xmlns:pic="http://schemas.openxmlformats.org/drawingml/2006/picture">
+                  <pic:nvPicPr>
+                    <pic:cNvPr id="125" name="fig-sospensione.png"/>
+                    <pic:cNvPicPr/>
+                  </pic:nvPicPr>
+                  <pic:blipFill>
+                    <a:blip r:embed="rId125"/>
+                    <a:stretch>
+                      <a:fillRect/>
+                    </a:stretch>
+                  </pic:blipFill>
+                  <pic:spPr>
+                    <a:xfrm>
+                      <a:off x="0" y="0"/>
+                      <a:ext cx="6048000" cy="2320338"/>
+                    </a:xfrm>
+                    <a:prstGeom prst="rect">
+                      <a:avLst/>
+                    </a:prstGeom>
+                  </pic:spPr>
+                </pic:pic>
+              </a:graphicData>
+            </a:graphic>
+          </wp:inline>
+        </w:drawing>
+      </w:r>
+    </w:p>
+    <w:p>
+      <w:pPr>
+        <w:keepNext/>
+        <w:bidi w:val="false"/>
+        <w:spacing w:before="0" w:after="100" w:line="280" w:lineRule="auto"/>
+        <w:jc w:val="center"/>
+      </w:pPr>
+      <w:r>
+        <w:rPr>
+          <w:rFonts w:ascii="Calibri" w:cs="Calibri" w:eastAsia="Calibri" w:hAnsi="Calibri"/>
+          <w:b/>
+          <w:bCs/>
+          <w:color w:val="1F3B57"/>
+          <w:sz w:val="19"/>
+          <w:szCs w:val="19"/>
+          <w:rtl w:val="false"/>
+        </w:rPr>
+        <w:t xml:space="preserve">Figura 9 — </w:t>
+      </w:r>
+      <w:r>
+        <w:rPr>
+          <w:rFonts w:ascii="Calibri" w:cs="Calibri" w:eastAsia="Calibri" w:hAnsi="Calibri"/>
+          <w:i/>
+          <w:iCs/>
+          <w:color w:val="555555"/>
+          <w:sz w:val="19"/>
+          <w:szCs w:val="19"/>
+          <w:rtl w:val="false"/>
+        </w:rPr>
+        <w:t xml:space="preserve">Sospendere le prenotazioni: a sinistra le impostazioni, a destra ciò che vede chi prenota.</w:t>
+      </w:r>
+    </w:p>
+    <w:p>
+      <w:pPr>
+        <w:keepNext/>
+        <w:bidi w:val="false"/>
+        <w:spacing w:before="0" w:after="50" w:line="280" w:lineRule="auto"/>
+        <w:ind w:left="200" w:right="200"/>
+        <w:jc w:val="left"/>
+      </w:pPr>
+      <w:r>
+        <w:rPr>
+          <w:rFonts w:ascii="Calibri" w:cs="Calibri" w:eastAsia="Calibri" w:hAnsi="Calibri"/>
+          <w:b/>
+          <w:bCs/>
+          <w:color w:val="FFFFFF"/>
+          <w:sz w:val="20"/>
+          <w:szCs w:val="20"/>
+          <w:shd w:val="clear" w:color="auto" w:fill="D1342C"/>
+          <w:rtl w:val="false"/>
+        </w:rPr>
+        <w:t xml:space="preserve"> 1 </w:t>
+      </w:r>
+      <w:r>
+        <w:rPr>
+          <w:rFonts w:ascii="Calibri" w:cs="Calibri" w:eastAsia="Calibri" w:hAnsi="Calibri"/>
+          <w:sz w:val="21"/>
+          <w:szCs w:val="21"/>
+          <w:rtl w:val="false"/>
+        </w:rPr>
+        <w:t xml:space="preserve">  Sospendi: ferma subito le prenotazioni di questa aula.</w:t>
+      </w:r>
+    </w:p>
+    <w:p>
+      <w:pPr>
+        <w:keepNext/>
+        <w:bidi w:val="false"/>
+        <w:spacing w:before="0" w:after="50" w:line="280" w:lineRule="auto"/>
+        <w:ind w:left="200" w:right="200"/>
+        <w:jc w:val="left"/>
+      </w:pPr>
+      <w:r>
+        <w:rPr>
+          <w:rFonts w:ascii="Calibri" w:cs="Calibri" w:eastAsia="Calibri" w:hAnsi="Calibri"/>
+          <w:b/>
+          <w:bCs/>
+          <w:color w:val="FFFFFF"/>
+          <w:sz w:val="20"/>
+          <w:szCs w:val="20"/>
+          <w:shd w:val="clear" w:color="auto" w:fill="D1342C"/>
+          <w:rtl w:val="false"/>
+        </w:rPr>
+        <w:t xml:space="preserve"> 2 </w:t>
+      </w:r>
+      <w:r>
+        <w:rPr>
+          <w:rFonts w:ascii="Calibri" w:cs="Calibri" w:eastAsia="Calibri" w:hAnsi="Calibri"/>
+          <w:sz w:val="21"/>
+          <w:szCs w:val="21"/>
+          <w:rtl w:val="false"/>
+        </w:rPr>
+        <w:t xml:space="preserve">  ⏸ Riattiva (in rosso): l'aula è sospesa; toccalo per farla ripartire.</w:t>
+      </w:r>
+    </w:p>
+    <w:p>
+      <w:pPr>
+        <w:bidi w:val="false"/>
+        <w:spacing w:before="0" w:after="220" w:line="280" w:lineRule="auto"/>
+        <w:ind w:left="200" w:right="200"/>
+        <w:jc w:val="left"/>
+      </w:pPr>
+      <w:r>
+        <w:rPr>
+          <w:rFonts w:ascii="Calibri" w:cs="Calibri" w:eastAsia="Calibri" w:hAnsi="Calibri"/>
+          <w:b/>
+          <w:bCs/>
+          <w:color w:val="FFFFFF"/>
+          <w:sz w:val="20"/>
+          <w:szCs w:val="20"/>
+          <w:shd w:val="clear" w:color="auto" w:fill="D1342C"/>
+          <w:rtl w:val="false"/>
+        </w:rPr>
+        <w:t xml:space="preserve"> 3 </w:t>
+      </w:r>
+      <w:r>
+        <w:rPr>
+          <w:rFonts w:ascii="Calibri" w:cs="Calibri" w:eastAsia="Calibri" w:hAnsi="Calibri"/>
+          <w:sz w:val="21"/>
+          <w:szCs w:val="21"/>
+          <w:rtl w:val="false"/>
+        </w:rPr>
+        <w:t xml:space="preserve">  Chi prenota vede «⏸ Sospesa» al posto del pulsante Prenota.</w:t>
+      </w:r>
+    </w:p>
+    <w:p>
+      <w:pPr>
+        <w:bidi w:val="false"/>
+        <w:spacing w:after="160" w:line="300"/>
+        <w:jc w:val="left"/>
+      </w:pPr>
+      <w:r>
+        <w:rPr>
+          <w:rFonts w:ascii="Calibri" w:cs="Calibri" w:eastAsia="Calibri" w:hAnsi="Calibri"/>
+          <w:rtl w:val="false"/>
+        </w:rPr>
+        <w:t xml:space="preserve">Per la sezione Aula Studio il pulsante sospende insieme le prenotazioni di Medie e IPI (sono gli stessi due interruttori di Impostazioni → Aula Studio). Le aule nuove, create a mano o con la Configurazione guidata, hanno il pulsante Sospendi fin dalla creazione.</w:t>
+      </w:r>
+    </w:p>
+    <w:p>
+      <w:pPr>
+        <w:bidi w:val="false"/>
+        <w:spacing w:after="160" w:line="300"/>
+        <w:jc w:val="left"/>
+      </w:pPr>
+      <w:r>
+        <w:rPr>
+          <w:rFonts w:ascii="Calibri" w:cs="Calibri" w:eastAsia="Calibri" w:hAnsi="Calibri"/>
+          <w:rtl w:val="false"/>
+        </w:rPr>
+        <w:t xml:space="preserve">La differenza: "Blocca" chiude l'aula per un periodo preciso, con date e motivo, e compare nel calendario; "Sospendi" è un interruttore immediato, senza data di fine.</w:t>
+      </w:r>
+    </w:p>
+    <w:p>
+      <w:pPr>
+        <w:pBdr>
+          <w:top w:val="single" w:sz="8" w:space="6" w:color="C9A227"/>
+          <w:left w:val="single" w:sz="8" w:space="6" w:color="C9A227"/>
+          <w:bottom w:val="single" w:sz="8" w:space="6" w:color="C9A227"/>
+          <w:right w:val="single" w:sz="8" w:space="6" w:color="C9A227"/>
+        </w:pBdr>
+        <w:shd w:val="clear" w:color="auto" w:fill="FBF3D9"/>
+        <w:bidi w:val="false"/>
+        <w:spacing w:before="80" w:after="200" w:line="280" w:lineRule="auto"/>
+        <w:ind w:left="160" w:right="160"/>
+        <w:jc w:val="left"/>
+      </w:pPr>
+      <w:r>
+        <w:drawing>
+          <wp:inline distT="0" distB="0" distL="0" distR="0">
+            <wp:extent cx="198000" cy="198000"/>
+            <wp:docPr id="126" name="icon-tip-126" descr=""/>
+            <wp:cNvGraphicFramePr>
+              <a:graphicFrameLocks xmlns:a="http://schemas.openxmlformats.org/drawingml/2006/main" noChangeAspect="1"/>
+            </wp:cNvGraphicFramePr>
+            <a:graphic xmlns:a="http://schemas.openxmlformats.org/drawingml/2006/main">
+              <a:graphicData uri="http://schemas.openxmlformats.org/drawingml/2006/picture">
+                <pic:pic xmlns:pic="http://schemas.openxmlformats.org/drawingml/2006/picture">
+                  <pic:nvPicPr>
+                    <pic:cNvPr id="126" name="icon-tip-126.png"/>
+                    <pic:cNvPicPr/>
+                  </pic:nvPicPr>
+                  <pic:blipFill>
+                    <a:blip r:embed="rId126"/>
+                    <a:stretch>
+                      <a:fillRect/>
+                    </a:stretch>
+                  </pic:blipFill>
+                  <pic:spPr>
+                    <a:xfrm>
+                      <a:off x="0" y="0"/>
+                      <a:ext cx="198000" cy="198000"/>
+                    </a:xfrm>
+                    <a:prstGeom prst="rect">
+                      <a:avLst/>
+                    </a:prstGeom>
+                  </pic:spPr>
+                </pic:pic>
+              </a:graphicData>
+            </a:graphic>
+          </wp:inline>
+        </w:drawing>
+      </w:r>
+      <w:r>
+        <w:rPr>
+          <w:rFonts w:ascii="Calibri" w:cs="Calibri" w:eastAsia="Calibri" w:hAnsi="Calibri"/>
+          <w:rtl w:val="false"/>
+        </w:rPr>
+        <w:t xml:space="preserve">  </w:t>
+      </w:r>
+      <w:r>
+        <w:rPr>
+          <w:rFonts w:ascii="Calibri" w:cs="Calibri" w:eastAsia="Calibri" w:hAnsi="Calibri"/>
+          <w:b/>
+          <w:bCs/>
+          <w:color w:val="8A6A00"/>
+          <w:rtl w:val="false"/>
+        </w:rPr>
+        <w:t xml:space="preserve">Suggerimento: </w:t>
+      </w:r>
+      <w:r>
+        <w:rPr>
+          <w:rFonts w:ascii="Calibri" w:cs="Calibri" w:eastAsia="Calibri" w:hAnsi="Calibri"/>
+          <w:rtl w:val="false"/>
+        </w:rPr>
+        <w:t xml:space="preserve">Per chiudere un’aula solo per qualche giorno usa Blocca; per fermare le prenotazioni finché non decidi tu usa Sospendi.</w:t>
       </w:r>
     </w:p>
     <w:p>
@@ -961,7 +3007,7 @@
           <w:szCs w:val="30"/>
           <w:rtl w:val="false"/>
         </w:rPr>
-        <w:t xml:space="preserve">5. Gestione Prenotazioni</w:t>
+        <w:t xml:space="preserve">6. Gestione Prenotazioni</w:t>
       </w:r>
     </w:p>
     <w:p>
@@ -980,6 +3026,205 @@
     </w:p>
     <w:p>
       <w:pPr>
+        <w:keepNext/>
+        <w:bidi w:val="false"/>
+        <w:spacing w:before="160" w:after="60" w:line="280" w:lineRule="auto"/>
+        <w:jc w:val="center"/>
+      </w:pPr>
+      <w:r>
+        <w:drawing>
+          <wp:inline distT="0" distB="0" distL="0" distR="0">
+            <wp:extent cx="4984615" cy="3960000"/>
+            <wp:docPr id="115" name="fig-gestione" descr="Gestione Prenotazioni: calendario del mese e richieste in attesa."/>
+            <wp:cNvGraphicFramePr>
+              <a:graphicFrameLocks xmlns:a="http://schemas.openxmlformats.org/drawingml/2006/main" noChangeAspect="1"/>
+            </wp:cNvGraphicFramePr>
+            <a:graphic xmlns:a="http://schemas.openxmlformats.org/drawingml/2006/main">
+              <a:graphicData uri="http://schemas.openxmlformats.org/drawingml/2006/picture">
+                <pic:pic xmlns:pic="http://schemas.openxmlformats.org/drawingml/2006/picture">
+                  <pic:nvPicPr>
+                    <pic:cNvPr id="115" name="fig-gestione.png"/>
+                    <pic:cNvPicPr/>
+                  </pic:nvPicPr>
+                  <pic:blipFill>
+                    <a:blip r:embed="rId115"/>
+                    <a:stretch>
+                      <a:fillRect/>
+                    </a:stretch>
+                  </pic:blipFill>
+                  <pic:spPr>
+                    <a:xfrm>
+                      <a:off x="0" y="0"/>
+                      <a:ext cx="4984615" cy="3960000"/>
+                    </a:xfrm>
+                    <a:prstGeom prst="rect">
+                      <a:avLst/>
+                    </a:prstGeom>
+                  </pic:spPr>
+                </pic:pic>
+              </a:graphicData>
+            </a:graphic>
+          </wp:inline>
+        </w:drawing>
+      </w:r>
+    </w:p>
+    <w:p>
+      <w:pPr>
+        <w:keepNext/>
+        <w:bidi w:val="false"/>
+        <w:spacing w:before="0" w:after="100" w:line="280" w:lineRule="auto"/>
+        <w:jc w:val="center"/>
+      </w:pPr>
+      <w:r>
+        <w:rPr>
+          <w:rFonts w:ascii="Calibri" w:cs="Calibri" w:eastAsia="Calibri" w:hAnsi="Calibri"/>
+          <w:b/>
+          <w:bCs/>
+          <w:color w:val="1F3B57"/>
+          <w:sz w:val="19"/>
+          <w:szCs w:val="19"/>
+          <w:rtl w:val="false"/>
+        </w:rPr>
+        <w:t xml:space="preserve">Figura 10 — </w:t>
+      </w:r>
+      <w:r>
+        <w:rPr>
+          <w:rFonts w:ascii="Calibri" w:cs="Calibri" w:eastAsia="Calibri" w:hAnsi="Calibri"/>
+          <w:i/>
+          <w:iCs/>
+          <w:color w:val="555555"/>
+          <w:sz w:val="19"/>
+          <w:szCs w:val="19"/>
+          <w:rtl w:val="false"/>
+        </w:rPr>
+        <w:t xml:space="preserve">Gestione Prenotazioni: calendario del mese e richieste in attesa.</w:t>
+      </w:r>
+    </w:p>
+    <w:p>
+      <w:pPr>
+        <w:keepNext/>
+        <w:bidi w:val="false"/>
+        <w:spacing w:before="0" w:after="50" w:line="280" w:lineRule="auto"/>
+        <w:ind w:left="200" w:right="200"/>
+        <w:jc w:val="left"/>
+      </w:pPr>
+      <w:r>
+        <w:rPr>
+          <w:rFonts w:ascii="Calibri" w:cs="Calibri" w:eastAsia="Calibri" w:hAnsi="Calibri"/>
+          <w:b/>
+          <w:bCs/>
+          <w:color w:val="FFFFFF"/>
+          <w:sz w:val="20"/>
+          <w:szCs w:val="20"/>
+          <w:shd w:val="clear" w:color="auto" w:fill="D1342C"/>
+          <w:rtl w:val="false"/>
+        </w:rPr>
+        <w:t xml:space="preserve"> 1 </w:t>
+      </w:r>
+      <w:r>
+        <w:rPr>
+          <w:rFonts w:ascii="Calibri" w:cs="Calibri" w:eastAsia="Calibri" w:hAnsi="Calibri"/>
+          <w:sz w:val="21"/>
+          <w:szCs w:val="21"/>
+          <w:rtl w:val="false"/>
+        </w:rPr>
+        <w:t xml:space="preserve">  ★ Speciali: le prenotazioni che superano i normali limiti (tra parentesi quante sono).</w:t>
+      </w:r>
+    </w:p>
+    <w:p>
+      <w:pPr>
+        <w:keepNext/>
+        <w:bidi w:val="false"/>
+        <w:spacing w:before="0" w:after="50" w:line="280" w:lineRule="auto"/>
+        <w:ind w:left="200" w:right="200"/>
+        <w:jc w:val="left"/>
+      </w:pPr>
+      <w:r>
+        <w:rPr>
+          <w:rFonts w:ascii="Calibri" w:cs="Calibri" w:eastAsia="Calibri" w:hAnsi="Calibri"/>
+          <w:b/>
+          <w:bCs/>
+          <w:color w:val="FFFFFF"/>
+          <w:sz w:val="20"/>
+          <w:szCs w:val="20"/>
+          <w:shd w:val="clear" w:color="auto" w:fill="D1342C"/>
+          <w:rtl w:val="false"/>
+        </w:rPr>
+        <w:t xml:space="preserve"> 2 </w:t>
+      </w:r>
+      <w:r>
+        <w:rPr>
+          <w:rFonts w:ascii="Calibri" w:cs="Calibri" w:eastAsia="Calibri" w:hAnsi="Calibri"/>
+          <w:sz w:val="21"/>
+          <w:szCs w:val="21"/>
+          <w:rtl w:val="false"/>
+        </w:rPr>
+        <w:t xml:space="preserve">  I mesi disponibili: tocca per cambiare mese.</w:t>
+      </w:r>
+    </w:p>
+    <w:p>
+      <w:pPr>
+        <w:keepNext/>
+        <w:bidi w:val="false"/>
+        <w:spacing w:before="0" w:after="50" w:line="280" w:lineRule="auto"/>
+        <w:ind w:left="200" w:right="200"/>
+        <w:jc w:val="left"/>
+      </w:pPr>
+      <w:r>
+        <w:rPr>
+          <w:rFonts w:ascii="Calibri" w:cs="Calibri" w:eastAsia="Calibri" w:hAnsi="Calibri"/>
+          <w:b/>
+          <w:bCs/>
+          <w:color w:val="FFFFFF"/>
+          <w:sz w:val="20"/>
+          <w:szCs w:val="20"/>
+          <w:shd w:val="clear" w:color="auto" w:fill="D1342C"/>
+          <w:rtl w:val="false"/>
+        </w:rPr>
+        <w:t xml:space="preserve"> 3 </w:t>
+      </w:r>
+      <w:r>
+        <w:rPr>
+          <w:rFonts w:ascii="Calibri" w:cs="Calibri" w:eastAsia="Calibri" w:hAnsi="Calibri"/>
+          <w:sz w:val="21"/>
+          <w:szCs w:val="21"/>
+          <w:rtl w:val="false"/>
+        </w:rPr>
+        <w:t xml:space="preserve">  Giorno in giallo = ci sono prenotazioni in attesa; in verde = nessuna. Tocca un giorno per vedere l'elenco.</w:t>
+      </w:r>
+    </w:p>
+    <w:p>
+      <w:pPr>
+        <w:bidi w:val="false"/>
+        <w:spacing w:before="0" w:after="220" w:line="280" w:lineRule="auto"/>
+        <w:ind w:left="200" w:right="200"/>
+        <w:jc w:val="left"/>
+      </w:pPr>
+      <w:r>
+        <w:rPr>
+          <w:rFonts w:ascii="Calibri" w:cs="Calibri" w:eastAsia="Calibri" w:hAnsi="Calibri"/>
+          <w:b/>
+          <w:bCs/>
+          <w:color w:val="FFFFFF"/>
+          <w:sz w:val="20"/>
+          <w:szCs w:val="20"/>
+          <w:shd w:val="clear" w:color="auto" w:fill="D1342C"/>
+          <w:rtl w:val="false"/>
+        </w:rPr>
+        <w:t xml:space="preserve"> 4 </w:t>
+      </w:r>
+      <w:r>
+        <w:rPr>
+          <w:rFonts w:ascii="Calibri" w:cs="Calibri" w:eastAsia="Calibri" w:hAnsi="Calibri"/>
+          <w:sz w:val="21"/>
+          <w:szCs w:val="21"/>
+          <w:rtl w:val="false"/>
+        </w:rPr>
+        <w:t xml:space="preserve">  Approva, Rifiuta oppure ✕ per eliminare la prenotazione.</w:t>
+      </w:r>
+    </w:p>
+    <w:p>
+      <w:pPr>
         <w:bidi w:val="false"/>
         <w:spacing w:after="160" w:line="300"/>
         <w:jc w:val="left"/>
@@ -989,7 +3234,7 @@
           <w:rFonts w:ascii="Calibri" w:cs="Calibri" w:eastAsia="Calibri" w:hAnsi="Calibri"/>
           <w:rtl w:val="false"/>
         </w:rPr>
-        <w:t xml:space="preserve">In alto, il pulsante "★ Speciali" mostra tutte le prenotazioni che superano i normali limiti (es. ripetizioni settimanali molto lunghe) e richiedono un'autorizzazione dedicata.</w:t>
+        <w:t xml:space="preserve">In alto, il pulsante "★ Speciali" mostra tutte le prenotazioni che superano i normali limiti — ripetizioni settimanali molto lunghe, oppure una data scelta con meno giorni di anticipo del minimo richiesto — e richiedono un'autorizzazione dedicata: l'utente può scegliere di inviarle comunque come richiesta speciale, che resta "In attesa" finché un responsabile non la approva o rifiuta esplicitamente.</w:t>
       </w:r>
     </w:p>
     <w:p>
@@ -1008,6 +3253,81 @@
     </w:p>
     <w:p>
       <w:pPr>
+        <w:pBdr>
+          <w:top w:val="single" w:sz="8" w:space="6" w:color="C9A227"/>
+          <w:left w:val="single" w:sz="8" w:space="6" w:color="C9A227"/>
+          <w:bottom w:val="single" w:sz="8" w:space="6" w:color="C9A227"/>
+          <w:right w:val="single" w:sz="8" w:space="6" w:color="C9A227"/>
+        </w:pBdr>
+        <w:shd w:val="clear" w:color="auto" w:fill="FBF3D9"/>
+        <w:bidi w:val="false"/>
+        <w:spacing w:before="80" w:after="200" w:line="280" w:lineRule="auto"/>
+        <w:ind w:left="160" w:right="160"/>
+        <w:jc w:val="left"/>
+      </w:pPr>
+      <w:r>
+        <w:drawing>
+          <wp:inline distT="0" distB="0" distL="0" distR="0">
+            <wp:extent cx="198000" cy="198000"/>
+            <wp:docPr id="127" name="icon-tip-127" descr=""/>
+            <wp:cNvGraphicFramePr>
+              <a:graphicFrameLocks xmlns:a="http://schemas.openxmlformats.org/drawingml/2006/main" noChangeAspect="1"/>
+            </wp:cNvGraphicFramePr>
+            <a:graphic xmlns:a="http://schemas.openxmlformats.org/drawingml/2006/main">
+              <a:graphicData uri="http://schemas.openxmlformats.org/drawingml/2006/picture">
+                <pic:pic xmlns:pic="http://schemas.openxmlformats.org/drawingml/2006/picture">
+                  <pic:nvPicPr>
+                    <pic:cNvPr id="127" name="icon-tip-127.png"/>
+                    <pic:cNvPicPr/>
+                  </pic:nvPicPr>
+                  <pic:blipFill>
+                    <a:blip r:embed="rId127"/>
+                    <a:stretch>
+                      <a:fillRect/>
+                    </a:stretch>
+                  </pic:blipFill>
+                  <pic:spPr>
+                    <a:xfrm>
+                      <a:off x="0" y="0"/>
+                      <a:ext cx="198000" cy="198000"/>
+                    </a:xfrm>
+                    <a:prstGeom prst="rect">
+                      <a:avLst/>
+                    </a:prstGeom>
+                  </pic:spPr>
+                </pic:pic>
+              </a:graphicData>
+            </a:graphic>
+          </wp:inline>
+        </w:drawing>
+      </w:r>
+      <w:r>
+        <w:rPr>
+          <w:rFonts w:ascii="Calibri" w:cs="Calibri" w:eastAsia="Calibri" w:hAnsi="Calibri"/>
+          <w:rtl w:val="false"/>
+        </w:rPr>
+        <w:t xml:space="preserve">  </w:t>
+      </w:r>
+      <w:r>
+        <w:rPr>
+          <w:rFonts w:ascii="Calibri" w:cs="Calibri" w:eastAsia="Calibri" w:hAnsi="Calibri"/>
+          <w:b/>
+          <w:bCs/>
+          <w:color w:val="8A6A00"/>
+          <w:rtl w:val="false"/>
+        </w:rPr>
+        <w:t xml:space="preserve">Suggerimento: </w:t>
+      </w:r>
+      <w:r>
+        <w:rPr>
+          <w:rFonts w:ascii="Calibri" w:cs="Calibri" w:eastAsia="Calibri" w:hAnsi="Calibri"/>
+          <w:rtl w:val="false"/>
+        </w:rPr>
+        <w:t xml:space="preserve">Per trovare subito cosa approvare, cerca i giorni gialli del calendario: sono quelli con richieste in attesa.</w:t>
+      </w:r>
+    </w:p>
+    <w:p>
+      <w:pPr>
         <w:bidi w:val="false"/>
         <w:spacing w:after="160" w:line="300"/>
         <w:jc w:val="left"/>
@@ -1032,6 +3352,81 @@
           <w:rtl w:val="false"/>
         </w:rPr>
         <w:t xml:space="preserve">L'utente che ha fatto la richiesta riceve automaticamente una notifica quando la prenotazione viene approvata o rifiutata.</w:t>
+      </w:r>
+    </w:p>
+    <w:p>
+      <w:pPr>
+        <w:keepNext/>
+        <w:bidi w:val="false"/>
+        <w:spacing w:before="160" w:after="60" w:line="280" w:lineRule="auto"/>
+        <w:jc w:val="center"/>
+      </w:pPr>
+      <w:r>
+        <w:drawing>
+          <wp:inline distT="0" distB="0" distL="0" distR="0">
+            <wp:extent cx="6048000" cy="1578528"/>
+            <wp:docPr id="116" name="fig-flusso_pren" descr="Il percorso di una prenotazione, dalla richiesta alla notifica."/>
+            <wp:cNvGraphicFramePr>
+              <a:graphicFrameLocks xmlns:a="http://schemas.openxmlformats.org/drawingml/2006/main" noChangeAspect="1"/>
+            </wp:cNvGraphicFramePr>
+            <a:graphic xmlns:a="http://schemas.openxmlformats.org/drawingml/2006/main">
+              <a:graphicData uri="http://schemas.openxmlformats.org/drawingml/2006/picture">
+                <pic:pic xmlns:pic="http://schemas.openxmlformats.org/drawingml/2006/picture">
+                  <pic:nvPicPr>
+                    <pic:cNvPr id="116" name="fig-flusso_pren.png"/>
+                    <pic:cNvPicPr/>
+                  </pic:nvPicPr>
+                  <pic:blipFill>
+                    <a:blip r:embed="rId116"/>
+                    <a:stretch>
+                      <a:fillRect/>
+                    </a:stretch>
+                  </pic:blipFill>
+                  <pic:spPr>
+                    <a:xfrm>
+                      <a:off x="0" y="0"/>
+                      <a:ext cx="6048000" cy="1578528"/>
+                    </a:xfrm>
+                    <a:prstGeom prst="rect">
+                      <a:avLst/>
+                    </a:prstGeom>
+                  </pic:spPr>
+                </pic:pic>
+              </a:graphicData>
+            </a:graphic>
+          </wp:inline>
+        </w:drawing>
+      </w:r>
+    </w:p>
+    <w:p>
+      <w:pPr>
+        <w:bidi w:val="false"/>
+        <w:spacing w:before="0" w:after="220" w:line="280" w:lineRule="auto"/>
+        <w:jc w:val="center"/>
+      </w:pPr>
+      <w:r>
+        <w:rPr>
+          <w:rFonts w:ascii="Calibri" w:cs="Calibri" w:eastAsia="Calibri" w:hAnsi="Calibri"/>
+          <w:b/>
+          <w:bCs/>
+          <w:color w:val="1F3B57"/>
+          <w:sz w:val="19"/>
+          <w:szCs w:val="19"/>
+          <w:rtl w:val="false"/>
+        </w:rPr>
+        <w:t xml:space="preserve">Figura 11 — </w:t>
+      </w:r>
+      <w:r>
+        <w:rPr>
+          <w:rFonts w:ascii="Calibri" w:cs="Calibri" w:eastAsia="Calibri" w:hAnsi="Calibri"/>
+          <w:i/>
+          <w:iCs/>
+          <w:color w:val="555555"/>
+          <w:sz w:val="19"/>
+          <w:szCs w:val="19"/>
+          <w:rtl w:val="false"/>
+        </w:rPr>
+        <w:t xml:space="preserve">Il percorso di una prenotazione, dalla richiesta alla notifica.</w:t>
       </w:r>
     </w:p>
     <w:p>
@@ -1184,6 +3579,81 @@
     </w:p>
     <w:p>
       <w:pPr>
+        <w:keepNext/>
+        <w:bidi w:val="false"/>
+        <w:spacing w:before="160" w:after="60" w:line="280" w:lineRule="auto"/>
+        <w:jc w:val="center"/>
+      </w:pPr>
+      <w:r>
+        <w:drawing>
+          <wp:inline distT="0" distB="0" distL="0" distR="0">
+            <wp:extent cx="6048000" cy="3917759"/>
+            <wp:docPr id="117" name="fig-chi_approva" descr="Chi approva cosa, in un colpo d'occhio."/>
+            <wp:cNvGraphicFramePr>
+              <a:graphicFrameLocks xmlns:a="http://schemas.openxmlformats.org/drawingml/2006/main" noChangeAspect="1"/>
+            </wp:cNvGraphicFramePr>
+            <a:graphic xmlns:a="http://schemas.openxmlformats.org/drawingml/2006/main">
+              <a:graphicData uri="http://schemas.openxmlformats.org/drawingml/2006/picture">
+                <pic:pic xmlns:pic="http://schemas.openxmlformats.org/drawingml/2006/picture">
+                  <pic:nvPicPr>
+                    <pic:cNvPr id="117" name="fig-chi_approva.png"/>
+                    <pic:cNvPicPr/>
+                  </pic:nvPicPr>
+                  <pic:blipFill>
+                    <a:blip r:embed="rId117"/>
+                    <a:stretch>
+                      <a:fillRect/>
+                    </a:stretch>
+                  </pic:blipFill>
+                  <pic:spPr>
+                    <a:xfrm>
+                      <a:off x="0" y="0"/>
+                      <a:ext cx="6048000" cy="3917759"/>
+                    </a:xfrm>
+                    <a:prstGeom prst="rect">
+                      <a:avLst/>
+                    </a:prstGeom>
+                  </pic:spPr>
+                </pic:pic>
+              </a:graphicData>
+            </a:graphic>
+          </wp:inline>
+        </w:drawing>
+      </w:r>
+    </w:p>
+    <w:p>
+      <w:pPr>
+        <w:bidi w:val="false"/>
+        <w:spacing w:before="0" w:after="220" w:line="280" w:lineRule="auto"/>
+        <w:jc w:val="center"/>
+      </w:pPr>
+      <w:r>
+        <w:rPr>
+          <w:rFonts w:ascii="Calibri" w:cs="Calibri" w:eastAsia="Calibri" w:hAnsi="Calibri"/>
+          <w:b/>
+          <w:bCs/>
+          <w:color w:val="1F3B57"/>
+          <w:sz w:val="19"/>
+          <w:szCs w:val="19"/>
+          <w:rtl w:val="false"/>
+        </w:rPr>
+        <w:t xml:space="preserve">Figura 12 — </w:t>
+      </w:r>
+      <w:r>
+        <w:rPr>
+          <w:rFonts w:ascii="Calibri" w:cs="Calibri" w:eastAsia="Calibri" w:hAnsi="Calibri"/>
+          <w:i/>
+          <w:iCs/>
+          <w:color w:val="555555"/>
+          <w:sz w:val="19"/>
+          <w:szCs w:val="19"/>
+          <w:rtl w:val="false"/>
+        </w:rPr>
+        <w:t xml:space="preserve">Chi approva cosa, in un colpo d'occhio.</w:t>
+      </w:r>
+    </w:p>
+    <w:p>
+      <w:pPr>
         <w:pStyle w:val="Heading1"/>
         <w:pBdr>
           <w:bottom w:val="single" w:color="CBA135" w:sz="6"/>
@@ -1202,7 +3672,7 @@
           <w:szCs w:val="30"/>
           <w:rtl w:val="false"/>
         </w:rPr>
-        <w:t xml:space="preserve">6. Gestione Manutenzione</w:t>
+        <w:t xml:space="preserve">7. Gestione Manutenzione</w:t>
       </w:r>
     </w:p>
     <w:p>
@@ -1221,6 +3691,205 @@
     </w:p>
     <w:p>
       <w:pPr>
+        <w:keepNext/>
+        <w:bidi w:val="false"/>
+        <w:spacing w:before="160" w:after="60" w:line="280" w:lineRule="auto"/>
+        <w:jc w:val="center"/>
+      </w:pPr>
+      <w:r>
+        <w:drawing>
+          <wp:inline distT="0" distB="0" distL="0" distR="0">
+            <wp:extent cx="6048000" cy="2808000"/>
+            <wp:docPr id="118" name="fig-manut" descr="Manutenzione: l'elenco delle segnalazioni e il dettaglio di una segnalazione."/>
+            <wp:cNvGraphicFramePr>
+              <a:graphicFrameLocks xmlns:a="http://schemas.openxmlformats.org/drawingml/2006/main" noChangeAspect="1"/>
+            </wp:cNvGraphicFramePr>
+            <a:graphic xmlns:a="http://schemas.openxmlformats.org/drawingml/2006/main">
+              <a:graphicData uri="http://schemas.openxmlformats.org/drawingml/2006/picture">
+                <pic:pic xmlns:pic="http://schemas.openxmlformats.org/drawingml/2006/picture">
+                  <pic:nvPicPr>
+                    <pic:cNvPr id="118" name="fig-manut.png"/>
+                    <pic:cNvPicPr/>
+                  </pic:nvPicPr>
+                  <pic:blipFill>
+                    <a:blip r:embed="rId118"/>
+                    <a:stretch>
+                      <a:fillRect/>
+                    </a:stretch>
+                  </pic:blipFill>
+                  <pic:spPr>
+                    <a:xfrm>
+                      <a:off x="0" y="0"/>
+                      <a:ext cx="6048000" cy="2808000"/>
+                    </a:xfrm>
+                    <a:prstGeom prst="rect">
+                      <a:avLst/>
+                    </a:prstGeom>
+                  </pic:spPr>
+                </pic:pic>
+              </a:graphicData>
+            </a:graphic>
+          </wp:inline>
+        </w:drawing>
+      </w:r>
+    </w:p>
+    <w:p>
+      <w:pPr>
+        <w:keepNext/>
+        <w:bidi w:val="false"/>
+        <w:spacing w:before="0" w:after="100" w:line="280" w:lineRule="auto"/>
+        <w:jc w:val="center"/>
+      </w:pPr>
+      <w:r>
+        <w:rPr>
+          <w:rFonts w:ascii="Calibri" w:cs="Calibri" w:eastAsia="Calibri" w:hAnsi="Calibri"/>
+          <w:b/>
+          <w:bCs/>
+          <w:color w:val="1F3B57"/>
+          <w:sz w:val="19"/>
+          <w:szCs w:val="19"/>
+          <w:rtl w:val="false"/>
+        </w:rPr>
+        <w:t xml:space="preserve">Figura 13 — </w:t>
+      </w:r>
+      <w:r>
+        <w:rPr>
+          <w:rFonts w:ascii="Calibri" w:cs="Calibri" w:eastAsia="Calibri" w:hAnsi="Calibri"/>
+          <w:i/>
+          <w:iCs/>
+          <w:color w:val="555555"/>
+          <w:sz w:val="19"/>
+          <w:szCs w:val="19"/>
+          <w:rtl w:val="false"/>
+        </w:rPr>
+        <w:t xml:space="preserve">Manutenzione: l'elenco delle segnalazioni e il dettaglio di una segnalazione.</w:t>
+      </w:r>
+    </w:p>
+    <w:p>
+      <w:pPr>
+        <w:keepNext/>
+        <w:bidi w:val="false"/>
+        <w:spacing w:before="0" w:after="50" w:line="280" w:lineRule="auto"/>
+        <w:ind w:left="200" w:right="200"/>
+        <w:jc w:val="left"/>
+      </w:pPr>
+      <w:r>
+        <w:rPr>
+          <w:rFonts w:ascii="Calibri" w:cs="Calibri" w:eastAsia="Calibri" w:hAnsi="Calibri"/>
+          <w:b/>
+          <w:bCs/>
+          <w:color w:val="FFFFFF"/>
+          <w:sz w:val="20"/>
+          <w:szCs w:val="20"/>
+          <w:shd w:val="clear" w:color="auto" w:fill="D1342C"/>
+          <w:rtl w:val="false"/>
+        </w:rPr>
+        <w:t xml:space="preserve"> 1 </w:t>
+      </w:r>
+      <w:r>
+        <w:rPr>
+          <w:rFonts w:ascii="Calibri" w:cs="Calibri" w:eastAsia="Calibri" w:hAnsi="Calibri"/>
+          <w:sz w:val="21"/>
+          <w:szCs w:val="21"/>
+          <w:rtl w:val="false"/>
+        </w:rPr>
+        <w:t xml:space="preserve">  Le due liste: Da risolvere e Risolto, con il numero di segnalazioni.</w:t>
+      </w:r>
+    </w:p>
+    <w:p>
+      <w:pPr>
+        <w:keepNext/>
+        <w:bidi w:val="false"/>
+        <w:spacing w:before="0" w:after="50" w:line="280" w:lineRule="auto"/>
+        <w:ind w:left="200" w:right="200"/>
+        <w:jc w:val="left"/>
+      </w:pPr>
+      <w:r>
+        <w:rPr>
+          <w:rFonts w:ascii="Calibri" w:cs="Calibri" w:eastAsia="Calibri" w:hAnsi="Calibri"/>
+          <w:b/>
+          <w:bCs/>
+          <w:color w:val="FFFFFF"/>
+          <w:sz w:val="20"/>
+          <w:szCs w:val="20"/>
+          <w:shd w:val="clear" w:color="auto" w:fill="D1342C"/>
+          <w:rtl w:val="false"/>
+        </w:rPr>
+        <w:t xml:space="preserve"> 2 </w:t>
+      </w:r>
+      <w:r>
+        <w:rPr>
+          <w:rFonts w:ascii="Calibri" w:cs="Calibri" w:eastAsia="Calibri" w:hAnsi="Calibri"/>
+          <w:sz w:val="21"/>
+          <w:szCs w:val="21"/>
+          <w:rtl w:val="false"/>
+        </w:rPr>
+        <w:t xml:space="preserve">  Tocca una segnalazione per aprirne il dettaglio.</w:t>
+      </w:r>
+    </w:p>
+    <w:p>
+      <w:pPr>
+        <w:keepNext/>
+        <w:bidi w:val="false"/>
+        <w:spacing w:before="0" w:after="50" w:line="280" w:lineRule="auto"/>
+        <w:ind w:left="200" w:right="200"/>
+        <w:jc w:val="left"/>
+      </w:pPr>
+      <w:r>
+        <w:rPr>
+          <w:rFonts w:ascii="Calibri" w:cs="Calibri" w:eastAsia="Calibri" w:hAnsi="Calibri"/>
+          <w:b/>
+          <w:bCs/>
+          <w:color w:val="FFFFFF"/>
+          <w:sz w:val="20"/>
+          <w:szCs w:val="20"/>
+          <w:shd w:val="clear" w:color="auto" w:fill="D1342C"/>
+          <w:rtl w:val="false"/>
+        </w:rPr>
+        <w:t xml:space="preserve"> 3 </w:t>
+      </w:r>
+      <w:r>
+        <w:rPr>
+          <w:rFonts w:ascii="Calibri" w:cs="Calibri" w:eastAsia="Calibri" w:hAnsi="Calibri"/>
+          <w:sz w:val="21"/>
+          <w:szCs w:val="21"/>
+          <w:rtl w:val="false"/>
+        </w:rPr>
+        <w:t xml:space="preserve">  Presa in carico la sposta in lavorazione; Segna come Risolto la chiude.</w:t>
+      </w:r>
+    </w:p>
+    <w:p>
+      <w:pPr>
+        <w:bidi w:val="false"/>
+        <w:spacing w:before="0" w:after="220" w:line="280" w:lineRule="auto"/>
+        <w:ind w:left="200" w:right="200"/>
+        <w:jc w:val="left"/>
+      </w:pPr>
+      <w:r>
+        <w:rPr>
+          <w:rFonts w:ascii="Calibri" w:cs="Calibri" w:eastAsia="Calibri" w:hAnsi="Calibri"/>
+          <w:b/>
+          <w:bCs/>
+          <w:color w:val="FFFFFF"/>
+          <w:sz w:val="20"/>
+          <w:szCs w:val="20"/>
+          <w:shd w:val="clear" w:color="auto" w:fill="D1342C"/>
+          <w:rtl w:val="false"/>
+        </w:rPr>
+        <w:t xml:space="preserve"> 4 </w:t>
+      </w:r>
+      <w:r>
+        <w:rPr>
+          <w:rFonts w:ascii="Calibri" w:cs="Calibri" w:eastAsia="Calibri" w:hAnsi="Calibri"/>
+          <w:sz w:val="21"/>
+          <w:szCs w:val="21"/>
+          <w:rtl w:val="false"/>
+        </w:rPr>
+        <w:t xml:space="preserve">  Diario di Lavoro: scrivi un aggiornamento sull'intervento e tocca Aggiungi.</w:t>
+      </w:r>
+    </w:p>
+    <w:p>
+      <w:pPr>
         <w:bidi w:val="false"/>
         <w:spacing w:after="160" w:line="300"/>
         <w:jc w:val="left"/>
@@ -1259,6 +3928,81 @@
           <w:rtl w:val="false"/>
         </w:rPr>
         <w:t xml:space="preserve">Chi ha segnalato il guasto riceve una notifica quando viene preso in carico e quando viene risolto.</w:t>
+      </w:r>
+    </w:p>
+    <w:p>
+      <w:pPr>
+        <w:keepNext/>
+        <w:bidi w:val="false"/>
+        <w:spacing w:before="160" w:after="60" w:line="280" w:lineRule="auto"/>
+        <w:jc w:val="center"/>
+      </w:pPr>
+      <w:r>
+        <w:drawing>
+          <wp:inline distT="0" distB="0" distL="0" distR="0">
+            <wp:extent cx="6048000" cy="1137024"/>
+            <wp:docPr id="119" name="fig-flusso_manut" descr="Il percorso di una segnalazione di guasto."/>
+            <wp:cNvGraphicFramePr>
+              <a:graphicFrameLocks xmlns:a="http://schemas.openxmlformats.org/drawingml/2006/main" noChangeAspect="1"/>
+            </wp:cNvGraphicFramePr>
+            <a:graphic xmlns:a="http://schemas.openxmlformats.org/drawingml/2006/main">
+              <a:graphicData uri="http://schemas.openxmlformats.org/drawingml/2006/picture">
+                <pic:pic xmlns:pic="http://schemas.openxmlformats.org/drawingml/2006/picture">
+                  <pic:nvPicPr>
+                    <pic:cNvPr id="119" name="fig-flusso_manut.png"/>
+                    <pic:cNvPicPr/>
+                  </pic:nvPicPr>
+                  <pic:blipFill>
+                    <a:blip r:embed="rId119"/>
+                    <a:stretch>
+                      <a:fillRect/>
+                    </a:stretch>
+                  </pic:blipFill>
+                  <pic:spPr>
+                    <a:xfrm>
+                      <a:off x="0" y="0"/>
+                      <a:ext cx="6048000" cy="1137024"/>
+                    </a:xfrm>
+                    <a:prstGeom prst="rect">
+                      <a:avLst/>
+                    </a:prstGeom>
+                  </pic:spPr>
+                </pic:pic>
+              </a:graphicData>
+            </a:graphic>
+          </wp:inline>
+        </w:drawing>
+      </w:r>
+    </w:p>
+    <w:p>
+      <w:pPr>
+        <w:bidi w:val="false"/>
+        <w:spacing w:before="0" w:after="220" w:line="280" w:lineRule="auto"/>
+        <w:jc w:val="center"/>
+      </w:pPr>
+      <w:r>
+        <w:rPr>
+          <w:rFonts w:ascii="Calibri" w:cs="Calibri" w:eastAsia="Calibri" w:hAnsi="Calibri"/>
+          <w:b/>
+          <w:bCs/>
+          <w:color w:val="1F3B57"/>
+          <w:sz w:val="19"/>
+          <w:szCs w:val="19"/>
+          <w:rtl w:val="false"/>
+        </w:rPr>
+        <w:t xml:space="preserve">Figura 14 — </w:t>
+      </w:r>
+      <w:r>
+        <w:rPr>
+          <w:rFonts w:ascii="Calibri" w:cs="Calibri" w:eastAsia="Calibri" w:hAnsi="Calibri"/>
+          <w:i/>
+          <w:iCs/>
+          <w:color w:val="555555"/>
+          <w:sz w:val="19"/>
+          <w:szCs w:val="19"/>
+          <w:rtl w:val="false"/>
+        </w:rPr>
+        <w:t xml:space="preserve">Il percorso di una segnalazione di guasto.</w:t>
       </w:r>
     </w:p>
     <w:p>
@@ -1281,7 +4025,7 @@
           <w:szCs w:val="30"/>
           <w:rtl w:val="false"/>
         </w:rPr>
-        <w:t xml:space="preserve">7. Esportazione dati, Registro attività, Reset dati</w:t>
+        <w:t xml:space="preserve">8. Esportazione dati, Registro attività, Reset dati</w:t>
       </w:r>
     </w:p>
     <w:p>
@@ -1374,16 +4118,351 @@
     </w:p>
     <w:p>
       <w:pPr>
+        <w:pBdr>
+          <w:top w:val="single" w:sz="8" w:space="6" w:color="C4453D"/>
+          <w:left w:val="single" w:sz="8" w:space="6" w:color="C4453D"/>
+          <w:bottom w:val="single" w:sz="8" w:space="6" w:color="C4453D"/>
+          <w:right w:val="single" w:sz="8" w:space="6" w:color="C4453D"/>
+        </w:pBdr>
+        <w:shd w:val="clear" w:color="auto" w:fill="FBEDEC"/>
         <w:bidi w:val="false"/>
         <w:spacing w:after="160" w:line="300"/>
-        <w:jc w:val="left"/>
-      </w:pPr>
+        <w:ind w:left="160" w:right="160"/>
+        <w:jc w:val="left"/>
+      </w:pPr>
+      <w:r>
+        <w:drawing>
+          <wp:inline distT="0" distB="0" distL="0" distR="0">
+            <wp:extent cx="198000" cy="198000"/>
+            <wp:docPr id="103" name="icon-warn-103" descr=""/>
+            <wp:cNvGraphicFramePr>
+              <a:graphicFrameLocks xmlns:a="http://schemas.openxmlformats.org/drawingml/2006/main" noChangeAspect="1"/>
+            </wp:cNvGraphicFramePr>
+            <a:graphic xmlns:a="http://schemas.openxmlformats.org/drawingml/2006/main">
+              <a:graphicData uri="http://schemas.openxmlformats.org/drawingml/2006/picture">
+                <pic:pic xmlns:pic="http://schemas.openxmlformats.org/drawingml/2006/picture">
+                  <pic:nvPicPr>
+                    <pic:cNvPr id="103" name="icon-warn-103.png"/>
+                    <pic:cNvPicPr/>
+                  </pic:nvPicPr>
+                  <pic:blipFill>
+                    <a:blip r:embed="rId103"/>
+                    <a:stretch>
+                      <a:fillRect/>
+                    </a:stretch>
+                  </pic:blipFill>
+                  <pic:spPr>
+                    <a:xfrm>
+                      <a:off x="0" y="0"/>
+                      <a:ext cx="198000" cy="198000"/>
+                    </a:xfrm>
+                    <a:prstGeom prst="rect">
+                      <a:avLst/>
+                    </a:prstGeom>
+                  </pic:spPr>
+                </pic:pic>
+              </a:graphicData>
+            </a:graphic>
+          </wp:inline>
+        </w:drawing>
+      </w:r>
+      <w:r>
+        <w:rPr>
+          <w:rFonts w:ascii="Calibri" w:cs="Calibri" w:eastAsia="Calibri" w:hAnsi="Calibri"/>
+          <w:rtl w:val="false"/>
+        </w:rPr>
+        <w:t xml:space="preserve">  </w:t>
+      </w:r>
+      <w:r>
+        <w:rPr>
+          <w:rFonts w:ascii="Calibri" w:cs="Calibri" w:eastAsia="Calibri" w:hAnsi="Calibri"/>
+          <w:b/>
+          <w:bCs/>
+          <w:color w:val="C4453D"/>
+          <w:rtl w:val="false"/>
+        </w:rPr>
+        <w:t xml:space="preserve">Attenzione: </w:t>
+      </w:r>
       <w:r>
         <w:rPr>
           <w:rFonts w:ascii="Calibri" w:cs="Calibri" w:eastAsia="Calibri" w:hAnsi="Calibri"/>
           <w:rtl w:val="false"/>
         </w:rPr>
         <w:t xml:space="preserve">Elimina in modo definitivo e irreversibile tutte le prenotazioni oppure tutte le segnalazioni di manutenzione archiviate in un mese o anno scelto. Per le segnalazioni di manutenzione vengono eliminate di base solo quelle già risolte; la casella "Elimina anche le segnalazioni non risolte" (spenta di default) include anche quelle ancora aperte, ad esempio di un'aula cancellata. Va usato con cautela: l'app indica quante segnalazioni verranno eliminate (e quante non ancora risolte) e chiede sempre una conferma esplicita prima di procedere.</w:t>
+      </w:r>
+    </w:p>
+    <w:p>
+      <w:pPr>
+        <w:keepNext/>
+        <w:bidi w:val="false"/>
+        <w:spacing w:before="160" w:after="60" w:line="280" w:lineRule="auto"/>
+        <w:jc w:val="center"/>
+      </w:pPr>
+      <w:r>
+        <w:drawing>
+          <wp:inline distT="0" distB="0" distL="0" distR="0">
+            <wp:extent cx="6048000" cy="2690742"/>
+            <wp:docPr id="104" name="fig-reset" descr="Impostazioni → Reset (solo Direttore): esempio con le segnalazioni di manutenzione."/>
+            <wp:cNvGraphicFramePr>
+              <a:graphicFrameLocks xmlns:a="http://schemas.openxmlformats.org/drawingml/2006/main" noChangeAspect="1"/>
+            </wp:cNvGraphicFramePr>
+            <a:graphic xmlns:a="http://schemas.openxmlformats.org/drawingml/2006/main">
+              <a:graphicData uri="http://schemas.openxmlformats.org/drawingml/2006/picture">
+                <pic:pic xmlns:pic="http://schemas.openxmlformats.org/drawingml/2006/picture">
+                  <pic:nvPicPr>
+                    <pic:cNvPr id="104" name="fig-reset.png"/>
+                    <pic:cNvPicPr/>
+                  </pic:nvPicPr>
+                  <pic:blipFill>
+                    <a:blip r:embed="rId104"/>
+                    <a:stretch>
+                      <a:fillRect/>
+                    </a:stretch>
+                  </pic:blipFill>
+                  <pic:spPr>
+                    <a:xfrm>
+                      <a:off x="0" y="0"/>
+                      <a:ext cx="6048000" cy="2690742"/>
+                    </a:xfrm>
+                    <a:prstGeom prst="rect">
+                      <a:avLst/>
+                    </a:prstGeom>
+                  </pic:spPr>
+                </pic:pic>
+              </a:graphicData>
+            </a:graphic>
+          </wp:inline>
+        </w:drawing>
+      </w:r>
+    </w:p>
+    <w:p>
+      <w:pPr>
+        <w:keepNext/>
+        <w:bidi w:val="false"/>
+        <w:spacing w:before="0" w:after="100" w:line="280" w:lineRule="auto"/>
+        <w:jc w:val="center"/>
+      </w:pPr>
+      <w:r>
+        <w:rPr>
+          <w:rFonts w:ascii="Calibri" w:cs="Calibri" w:eastAsia="Calibri" w:hAnsi="Calibri"/>
+          <w:b/>
+          <w:bCs/>
+          <w:color w:val="1F3B57"/>
+          <w:sz w:val="19"/>
+          <w:szCs w:val="19"/>
+          <w:rtl w:val="false"/>
+        </w:rPr>
+        <w:t xml:space="preserve">Figura 15 — </w:t>
+      </w:r>
+      <w:r>
+        <w:rPr>
+          <w:rFonts w:ascii="Calibri" w:cs="Calibri" w:eastAsia="Calibri" w:hAnsi="Calibri"/>
+          <w:i/>
+          <w:iCs/>
+          <w:color w:val="555555"/>
+          <w:sz w:val="19"/>
+          <w:szCs w:val="19"/>
+          <w:rtl w:val="false"/>
+        </w:rPr>
+        <w:t xml:space="preserve">Impostazioni → Reset (solo Direttore): esempio con le segnalazioni di manutenzione.</w:t>
+      </w:r>
+    </w:p>
+    <w:p>
+      <w:pPr>
+        <w:keepNext/>
+        <w:bidi w:val="false"/>
+        <w:spacing w:before="0" w:after="50" w:line="280" w:lineRule="auto"/>
+        <w:ind w:left="200" w:right="200"/>
+        <w:jc w:val="left"/>
+      </w:pPr>
+      <w:r>
+        <w:rPr>
+          <w:rFonts w:ascii="Calibri" w:cs="Calibri" w:eastAsia="Calibri" w:hAnsi="Calibri"/>
+          <w:b/>
+          <w:bCs/>
+          <w:color w:val="FFFFFF"/>
+          <w:sz w:val="20"/>
+          <w:szCs w:val="20"/>
+          <w:shd w:val="clear" w:color="auto" w:fill="D1342C"/>
+          <w:rtl w:val="false"/>
+        </w:rPr>
+        <w:t xml:space="preserve"> 1 </w:t>
+      </w:r>
+      <w:r>
+        <w:rPr>
+          <w:rFonts w:ascii="Calibri" w:cs="Calibri" w:eastAsia="Calibri" w:hAnsi="Calibri"/>
+          <w:sz w:val="21"/>
+          <w:szCs w:val="21"/>
+          <w:rtl w:val="false"/>
+        </w:rPr>
+        <w:t xml:space="preserve">  Scegli cosa resettare: Prenotazioni o Segnalazioni Manutenzione, poi l'anno.</w:t>
+      </w:r>
+    </w:p>
+    <w:p>
+      <w:pPr>
+        <w:keepNext/>
+        <w:bidi w:val="false"/>
+        <w:spacing w:before="0" w:after="50" w:line="280" w:lineRule="auto"/>
+        <w:ind w:left="200" w:right="200"/>
+        <w:jc w:val="left"/>
+      </w:pPr>
+      <w:r>
+        <w:rPr>
+          <w:rFonts w:ascii="Calibri" w:cs="Calibri" w:eastAsia="Calibri" w:hAnsi="Calibri"/>
+          <w:b/>
+          <w:bCs/>
+          <w:color w:val="FFFFFF"/>
+          <w:sz w:val="20"/>
+          <w:szCs w:val="20"/>
+          <w:shd w:val="clear" w:color="auto" w:fill="D1342C"/>
+          <w:rtl w:val="false"/>
+        </w:rPr>
+        <w:t xml:space="preserve"> 2 </w:t>
+      </w:r>
+      <w:r>
+        <w:rPr>
+          <w:rFonts w:ascii="Calibri" w:cs="Calibri" w:eastAsia="Calibri" w:hAnsi="Calibri"/>
+          <w:sz w:val="21"/>
+          <w:szCs w:val="21"/>
+          <w:rtl w:val="false"/>
+        </w:rPr>
+        <w:t xml:space="preserve">  La casella «Elimina anche le segnalazioni non risolte» (spenta di default): se è vuota si eliminano solo quelle già risolte.</w:t>
+      </w:r>
+    </w:p>
+    <w:p>
+      <w:pPr>
+        <w:keepNext/>
+        <w:bidi w:val="false"/>
+        <w:spacing w:before="0" w:after="50" w:line="280" w:lineRule="auto"/>
+        <w:ind w:left="200" w:right="200"/>
+        <w:jc w:val="left"/>
+      </w:pPr>
+      <w:r>
+        <w:rPr>
+          <w:rFonts w:ascii="Calibri" w:cs="Calibri" w:eastAsia="Calibri" w:hAnsi="Calibri"/>
+          <w:b/>
+          <w:bCs/>
+          <w:color w:val="FFFFFF"/>
+          <w:sz w:val="20"/>
+          <w:szCs w:val="20"/>
+          <w:shd w:val="clear" w:color="auto" w:fill="D1342C"/>
+          <w:rtl w:val="false"/>
+        </w:rPr>
+        <w:t xml:space="preserve"> 3 </w:t>
+      </w:r>
+      <w:r>
+        <w:rPr>
+          <w:rFonts w:ascii="Calibri" w:cs="Calibri" w:eastAsia="Calibri" w:hAnsi="Calibri"/>
+          <w:sz w:val="21"/>
+          <w:szCs w:val="21"/>
+          <w:rtl w:val="false"/>
+        </w:rPr>
+        <w:t xml:space="preserve">  Esegui Reset: l'app indica quante segnalazioni verranno eliminate.</w:t>
+      </w:r>
+    </w:p>
+    <w:p>
+      <w:pPr>
+        <w:bidi w:val="false"/>
+        <w:spacing w:before="0" w:after="220" w:line="280" w:lineRule="auto"/>
+        <w:ind w:left="200" w:right="200"/>
+        <w:jc w:val="left"/>
+      </w:pPr>
+      <w:r>
+        <w:rPr>
+          <w:rFonts w:ascii="Calibri" w:cs="Calibri" w:eastAsia="Calibri" w:hAnsi="Calibri"/>
+          <w:b/>
+          <w:bCs/>
+          <w:color w:val="FFFFFF"/>
+          <w:sz w:val="20"/>
+          <w:szCs w:val="20"/>
+          <w:shd w:val="clear" w:color="auto" w:fill="D1342C"/>
+          <w:rtl w:val="false"/>
+        </w:rPr>
+        <w:t xml:space="preserve"> 4 </w:t>
+      </w:r>
+      <w:r>
+        <w:rPr>
+          <w:rFonts w:ascii="Calibri" w:cs="Calibri" w:eastAsia="Calibri" w:hAnsi="Calibri"/>
+          <w:sz w:val="21"/>
+          <w:szCs w:val="21"/>
+          <w:rtl w:val="false"/>
+        </w:rPr>
+        <w:t xml:space="preserve">  Conferma finale: l'operazione non si può annullare.</w:t>
+      </w:r>
+    </w:p>
+    <w:p>
+      <w:pPr>
+        <w:pBdr>
+          <w:top w:val="single" w:sz="8" w:space="6" w:color="C9A227"/>
+          <w:left w:val="single" w:sz="8" w:space="6" w:color="C9A227"/>
+          <w:bottom w:val="single" w:sz="8" w:space="6" w:color="C9A227"/>
+          <w:right w:val="single" w:sz="8" w:space="6" w:color="C9A227"/>
+        </w:pBdr>
+        <w:shd w:val="clear" w:color="auto" w:fill="FBF3D9"/>
+        <w:bidi w:val="false"/>
+        <w:spacing w:before="80" w:after="200" w:line="280" w:lineRule="auto"/>
+        <w:ind w:left="160" w:right="160"/>
+        <w:jc w:val="left"/>
+      </w:pPr>
+      <w:r>
+        <w:drawing>
+          <wp:inline distT="0" distB="0" distL="0" distR="0">
+            <wp:extent cx="198000" cy="198000"/>
+            <wp:docPr id="105" name="icon-tip-105" descr=""/>
+            <wp:cNvGraphicFramePr>
+              <a:graphicFrameLocks xmlns:a="http://schemas.openxmlformats.org/drawingml/2006/main" noChangeAspect="1"/>
+            </wp:cNvGraphicFramePr>
+            <a:graphic xmlns:a="http://schemas.openxmlformats.org/drawingml/2006/main">
+              <a:graphicData uri="http://schemas.openxmlformats.org/drawingml/2006/picture">
+                <pic:pic xmlns:pic="http://schemas.openxmlformats.org/drawingml/2006/picture">
+                  <pic:nvPicPr>
+                    <pic:cNvPr id="105" name="icon-tip-105.png"/>
+                    <pic:cNvPicPr/>
+                  </pic:nvPicPr>
+                  <pic:blipFill>
+                    <a:blip r:embed="rId105"/>
+                    <a:stretch>
+                      <a:fillRect/>
+                    </a:stretch>
+                  </pic:blipFill>
+                  <pic:spPr>
+                    <a:xfrm>
+                      <a:off x="0" y="0"/>
+                      <a:ext cx="198000" cy="198000"/>
+                    </a:xfrm>
+                    <a:prstGeom prst="rect">
+                      <a:avLst/>
+                    </a:prstGeom>
+                  </pic:spPr>
+                </pic:pic>
+              </a:graphicData>
+            </a:graphic>
+          </wp:inline>
+        </w:drawing>
+      </w:r>
+      <w:r>
+        <w:rPr>
+          <w:rFonts w:ascii="Calibri" w:cs="Calibri" w:eastAsia="Calibri" w:hAnsi="Calibri"/>
+          <w:rtl w:val="false"/>
+        </w:rPr>
+        <w:t xml:space="preserve">  </w:t>
+      </w:r>
+      <w:r>
+        <w:rPr>
+          <w:rFonts w:ascii="Calibri" w:cs="Calibri" w:eastAsia="Calibri" w:hAnsi="Calibri"/>
+          <w:b/>
+          <w:bCs/>
+          <w:color w:val="8A6A00"/>
+          <w:rtl w:val="false"/>
+        </w:rPr>
+        <w:t xml:space="preserve">Suggerimento: </w:t>
+      </w:r>
+      <w:r>
+        <w:rPr>
+          <w:rFonts w:ascii="Calibri" w:cs="Calibri" w:eastAsia="Calibri" w:hAnsi="Calibri"/>
+          <w:rtl w:val="false"/>
+        </w:rPr>
+        <w:t xml:space="preserve">Prima di un reset esporta i dati in Excel da Impostazioni → Esporta: dopo il reset non si possono recuperare.</w:t>
       </w:r>
     </w:p>
     <w:p>
@@ -1406,7 +4485,7 @@
           <w:szCs w:val="30"/>
           <w:rtl w:val="false"/>
         </w:rPr>
-        <w:t xml:space="preserve">8. Gestione Classi</w:t>
+        <w:t xml:space="preserve">9. Gestione Classi</w:t>
       </w:r>
     </w:p>
     <w:p>
@@ -1420,7 +4499,175 @@
           <w:rFonts w:ascii="Calibri" w:cs="Calibri" w:eastAsia="Calibri" w:hAnsi="Calibri"/>
           <w:rtl w:val="false"/>
         </w:rPr>
-        <w:t xml:space="preserve">In Impostazioni → "Classi" (Direttore, Segreteria IPI, Segreteria S. Base). Ogni classe ha un tipo: Medie, IPI, oppure "Da classificare" per le classi più vecchie non ancora assegnate a un tipo.</w:t>
+        <w:t xml:space="preserve">In Impostazioni → "Classi" (Direttore, Economo, Segreteria IPI, Segreteria S. Base). Ogni classe ha un tipo: Medie, IPI, oppure "Da classificare" per le classi più vecchie non ancora assegnate a un tipo.</w:t>
+      </w:r>
+    </w:p>
+    <w:p>
+      <w:pPr>
+        <w:keepNext/>
+        <w:bidi w:val="false"/>
+        <w:spacing w:before="160" w:after="60" w:line="280" w:lineRule="auto"/>
+        <w:jc w:val="center"/>
+      </w:pPr>
+      <w:r>
+        <w:drawing>
+          <wp:inline distT="0" distB="0" distL="0" distR="0">
+            <wp:extent cx="4378378" cy="3420000"/>
+            <wp:docPr id="120" name="fig-classi_set" descr="Impostazioni → Classi: le classi sono divise per tipo."/>
+            <wp:cNvGraphicFramePr>
+              <a:graphicFrameLocks xmlns:a="http://schemas.openxmlformats.org/drawingml/2006/main" noChangeAspect="1"/>
+            </wp:cNvGraphicFramePr>
+            <a:graphic xmlns:a="http://schemas.openxmlformats.org/drawingml/2006/main">
+              <a:graphicData uri="http://schemas.openxmlformats.org/drawingml/2006/picture">
+                <pic:pic xmlns:pic="http://schemas.openxmlformats.org/drawingml/2006/picture">
+                  <pic:nvPicPr>
+                    <pic:cNvPr id="120" name="fig-classi_set.png"/>
+                    <pic:cNvPicPr/>
+                  </pic:nvPicPr>
+                  <pic:blipFill>
+                    <a:blip r:embed="rId120"/>
+                    <a:stretch>
+                      <a:fillRect/>
+                    </a:stretch>
+                  </pic:blipFill>
+                  <pic:spPr>
+                    <a:xfrm>
+                      <a:off x="0" y="0"/>
+                      <a:ext cx="4378378" cy="3420000"/>
+                    </a:xfrm>
+                    <a:prstGeom prst="rect">
+                      <a:avLst/>
+                    </a:prstGeom>
+                  </pic:spPr>
+                </pic:pic>
+              </a:graphicData>
+            </a:graphic>
+          </wp:inline>
+        </w:drawing>
+      </w:r>
+    </w:p>
+    <w:p>
+      <w:pPr>
+        <w:keepNext/>
+        <w:bidi w:val="false"/>
+        <w:spacing w:before="0" w:after="100" w:line="280" w:lineRule="auto"/>
+        <w:jc w:val="center"/>
+      </w:pPr>
+      <w:r>
+        <w:rPr>
+          <w:rFonts w:ascii="Calibri" w:cs="Calibri" w:eastAsia="Calibri" w:hAnsi="Calibri"/>
+          <w:b/>
+          <w:bCs/>
+          <w:color w:val="1F3B57"/>
+          <w:sz w:val="19"/>
+          <w:szCs w:val="19"/>
+          <w:rtl w:val="false"/>
+        </w:rPr>
+        <w:t xml:space="preserve">Figura 16 — </w:t>
+      </w:r>
+      <w:r>
+        <w:rPr>
+          <w:rFonts w:ascii="Calibri" w:cs="Calibri" w:eastAsia="Calibri" w:hAnsi="Calibri"/>
+          <w:i/>
+          <w:iCs/>
+          <w:color w:val="555555"/>
+          <w:sz w:val="19"/>
+          <w:szCs w:val="19"/>
+          <w:rtl w:val="false"/>
+        </w:rPr>
+        <w:t xml:space="preserve">Impostazioni → Classi: le classi sono divise per tipo.</w:t>
+      </w:r>
+    </w:p>
+    <w:p>
+      <w:pPr>
+        <w:keepNext/>
+        <w:bidi w:val="false"/>
+        <w:spacing w:before="0" w:after="50" w:line="280" w:lineRule="auto"/>
+        <w:ind w:left="200" w:right="200"/>
+        <w:jc w:val="left"/>
+      </w:pPr>
+      <w:r>
+        <w:rPr>
+          <w:rFonts w:ascii="Calibri" w:cs="Calibri" w:eastAsia="Calibri" w:hAnsi="Calibri"/>
+          <w:b/>
+          <w:bCs/>
+          <w:color w:val="FFFFFF"/>
+          <w:sz w:val="20"/>
+          <w:szCs w:val="20"/>
+          <w:shd w:val="clear" w:color="auto" w:fill="D1342C"/>
+          <w:rtl w:val="false"/>
+        </w:rPr>
+        <w:t xml:space="preserve"> 1 </w:t>
+      </w:r>
+      <w:r>
+        <w:rPr>
+          <w:rFonts w:ascii="Calibri" w:cs="Calibri" w:eastAsia="Calibri" w:hAnsi="Calibri"/>
+          <w:sz w:val="21"/>
+          <w:szCs w:val="21"/>
+          <w:rtl w:val="false"/>
+        </w:rPr>
+        <w:t xml:space="preserve">  «+ Aggiungi Classe»: scegli il tipo (Medie / IPI) e scrivi il nome.</w:t>
+      </w:r>
+    </w:p>
+    <w:p>
+      <w:pPr>
+        <w:keepNext/>
+        <w:bidi w:val="false"/>
+        <w:spacing w:before="0" w:after="50" w:line="280" w:lineRule="auto"/>
+        <w:ind w:left="200" w:right="200"/>
+        <w:jc w:val="left"/>
+      </w:pPr>
+      <w:r>
+        <w:rPr>
+          <w:rFonts w:ascii="Calibri" w:cs="Calibri" w:eastAsia="Calibri" w:hAnsi="Calibri"/>
+          <w:b/>
+          <w:bCs/>
+          <w:color w:val="FFFFFF"/>
+          <w:sz w:val="20"/>
+          <w:szCs w:val="20"/>
+          <w:shd w:val="clear" w:color="auto" w:fill="D1342C"/>
+          <w:rtl w:val="false"/>
+        </w:rPr>
+        <w:t xml:space="preserve"> 2 </w:t>
+      </w:r>
+      <w:r>
+        <w:rPr>
+          <w:rFonts w:ascii="Calibri" w:cs="Calibri" w:eastAsia="Calibri" w:hAnsi="Calibri"/>
+          <w:sz w:val="21"/>
+          <w:szCs w:val="21"/>
+          <w:rtl w:val="false"/>
+        </w:rPr>
+        <w:t xml:space="preserve">  Scuola Base (Medie): per ogni classe nome, capienza, Modifica ed elimina.</w:t>
+      </w:r>
+    </w:p>
+    <w:p>
+      <w:pPr>
+        <w:bidi w:val="false"/>
+        <w:spacing w:before="0" w:after="220" w:line="280" w:lineRule="auto"/>
+        <w:ind w:left="200" w:right="200"/>
+        <w:jc w:val="left"/>
+      </w:pPr>
+      <w:r>
+        <w:rPr>
+          <w:rFonts w:ascii="Calibri" w:cs="Calibri" w:eastAsia="Calibri" w:hAnsi="Calibri"/>
+          <w:b/>
+          <w:bCs/>
+          <w:color w:val="FFFFFF"/>
+          <w:sz w:val="20"/>
+          <w:szCs w:val="20"/>
+          <w:shd w:val="clear" w:color="auto" w:fill="D1342C"/>
+          <w:rtl w:val="false"/>
+        </w:rPr>
+        <w:t xml:space="preserve"> 3 </w:t>
+      </w:r>
+      <w:r>
+        <w:rPr>
+          <w:rFonts w:ascii="Calibri" w:cs="Calibri" w:eastAsia="Calibri" w:hAnsi="Calibri"/>
+          <w:sz w:val="21"/>
+          <w:szCs w:val="21"/>
+          <w:rtl w:val="false"/>
+        </w:rPr>
+        <w:t xml:space="preserve">  Classi IPI: l'anno è Auto, 1, 2 o 3. «Auto» lo ricava dal nome (2B → seconda). L'anno decide chi approva.</w:t>
       </w:r>
     </w:p>
     <w:p>
@@ -1439,10 +4686,71 @@
     </w:p>
     <w:p>
       <w:pPr>
+        <w:pBdr>
+          <w:top w:val="single" w:sz="8" w:space="6" w:color="2F6DB5"/>
+          <w:left w:val="single" w:sz="8" w:space="6" w:color="2F6DB5"/>
+          <w:bottom w:val="single" w:sz="8" w:space="6" w:color="2F6DB5"/>
+          <w:right w:val="single" w:sz="8" w:space="6" w:color="2F6DB5"/>
+        </w:pBdr>
+        <w:shd w:val="clear" w:color="auto" w:fill="E8F0FA"/>
         <w:bidi w:val="false"/>
         <w:spacing w:after="160" w:line="300"/>
-        <w:jc w:val="left"/>
-      </w:pPr>
+        <w:ind w:left="160" w:right="160"/>
+        <w:jc w:val="left"/>
+      </w:pPr>
+      <w:r>
+        <w:drawing>
+          <wp:inline distT="0" distB="0" distL="0" distR="0">
+            <wp:extent cx="198000" cy="198000"/>
+            <wp:docPr id="101" name="icon-info-101" descr=""/>
+            <wp:cNvGraphicFramePr>
+              <a:graphicFrameLocks xmlns:a="http://schemas.openxmlformats.org/drawingml/2006/main" noChangeAspect="1"/>
+            </wp:cNvGraphicFramePr>
+            <a:graphic xmlns:a="http://schemas.openxmlformats.org/drawingml/2006/main">
+              <a:graphicData uri="http://schemas.openxmlformats.org/drawingml/2006/picture">
+                <pic:pic xmlns:pic="http://schemas.openxmlformats.org/drawingml/2006/picture">
+                  <pic:nvPicPr>
+                    <pic:cNvPr id="101" name="icon-info-101.png"/>
+                    <pic:cNvPicPr/>
+                  </pic:nvPicPr>
+                  <pic:blipFill>
+                    <a:blip r:embed="rId101"/>
+                    <a:stretch>
+                      <a:fillRect/>
+                    </a:stretch>
+                  </pic:blipFill>
+                  <pic:spPr>
+                    <a:xfrm>
+                      <a:off x="0" y="0"/>
+                      <a:ext cx="198000" cy="198000"/>
+                    </a:xfrm>
+                    <a:prstGeom prst="rect">
+                      <a:avLst/>
+                    </a:prstGeom>
+                  </pic:spPr>
+                </pic:pic>
+              </a:graphicData>
+            </a:graphic>
+          </wp:inline>
+        </w:drawing>
+      </w:r>
+      <w:r>
+        <w:rPr>
+          <w:rFonts w:ascii="Calibri" w:cs="Calibri" w:eastAsia="Calibri" w:hAnsi="Calibri"/>
+          <w:rtl w:val="false"/>
+        </w:rPr>
+        <w:t xml:space="preserve">  </w:t>
+      </w:r>
+      <w:r>
+        <w:rPr>
+          <w:rFonts w:ascii="Calibri" w:cs="Calibri" w:eastAsia="Calibri" w:hAnsi="Calibri"/>
+          <w:b/>
+          <w:bCs/>
+          <w:color w:val="2F6DB5"/>
+          <w:rtl w:val="false"/>
+        </w:rPr>
+        <w:t xml:space="preserve">Importante: </w:t>
+      </w:r>
       <w:r>
         <w:rPr>
           <w:rFonts w:ascii="Calibri" w:cs="Calibri" w:eastAsia="Calibri" w:hAnsi="Calibri"/>
@@ -1462,7 +4770,21 @@
           <w:rFonts w:ascii="Calibri" w:cs="Calibri" w:eastAsia="Calibri" w:hAnsi="Calibri"/>
           <w:rtl w:val="false"/>
         </w:rPr>
-        <w:t xml:space="preserve">Per ogni classe si indicano anche la capienza e, per le classi IPI, l'anno (1, 2 o 3; "Auto" lo ricava dal primo numero del nome, ad esempio "2B" → seconda). L'anno decide chi approva le prenotazioni (vedi capitolo 5). Le classi compaiono come aule prenotabili nella voce fissa "Classi" di Scuola Base (Medie) e di Scuola Professionale (IPI).</w:t>
+        <w:t xml:space="preserve">Per ogni classe si indicano anche la capienza e, per le classi IPI, l'anno (1, 2 o 3; "Auto" lo ricava dal primo numero del nome, ad esempio "2B" → seconda). L'anno decide chi approva le prenotazioni (vedi capitolo 6). Le classi compaiono come aule prenotabili nella voce fissa "Classi" di Scuola Base (Medie) e di Scuola Professionale (IPI).</w:t>
+      </w:r>
+    </w:p>
+    <w:p>
+      <w:pPr>
+        <w:bidi w:val="false"/>
+        <w:spacing w:after="160" w:line="300"/>
+        <w:jc w:val="left"/>
+      </w:pPr>
+      <w:r>
+        <w:rPr>
+          <w:rFonts w:ascii="Calibri" w:cs="Calibri" w:eastAsia="Calibri" w:hAnsi="Calibri"/>
+          <w:rtl w:val="false"/>
+        </w:rPr>
+        <w:t xml:space="preserve">Nella versione araba i nomi delle classi di Scuola Base (Medie) si traducono da soli: "1 Ele. A" → "⁧١ ابتدائى أ⁩", "2 Med. B" → "⁧٢ إعدادى ب⁩". I nomi che non seguono questo schema restano com'erano; le classi IPI restano sempre in italiano.</w:t>
       </w:r>
     </w:p>
     <w:p>
@@ -1485,7 +4807,7 @@
           <w:szCs w:val="30"/>
           <w:rtl w:val="false"/>
         </w:rPr>
-        <w:t xml:space="preserve">9. Gestione Profili</w:t>
+        <w:t xml:space="preserve">10. Gestione Profili</w:t>
       </w:r>
     </w:p>
     <w:p>
@@ -1499,7 +4821,7 @@
           <w:rFonts w:ascii="Calibri" w:cs="Calibri" w:eastAsia="Calibri" w:hAnsi="Calibri"/>
           <w:rtl w:val="false"/>
         </w:rPr>
-        <w:t xml:space="preserve">In Impostazioni → "Profili" (Direttore, ruoli di segreteria, Preside S. Base, Oratorio). Mostra l'elenco di tutti gli utenti con Nome, Email, Ruolo, Classe ed Età, con filtri di ricerca e per ruolo.</w:t>
+        <w:t xml:space="preserve">In Impostazioni → "Profili" (Direttore, Economo, ruoli di segreteria, Preside S. Base, Oratorio). Mostra l'elenco di tutti gli utenti con Nome, Email, Ruolo, Classe ed Età, con filtri di ricerca e per ruolo.</w:t>
       </w:r>
     </w:p>
     <w:p>
@@ -1527,7 +4849,7 @@
           <w:rFonts w:ascii="Calibri" w:cs="Calibri" w:eastAsia="Calibri" w:hAnsi="Calibri"/>
           <w:rtl w:val="false"/>
         </w:rPr>
-        <w:t xml:space="preserve">Solo Direttore, Segreteria IPI, Segreteria S. Base, Preside IPI e Vice Preside IPI possono modificare i profili altrui; Preside S. Base e Oratorio possono solo visualizzarli.</w:t>
+        <w:t xml:space="preserve">Solo Direttore, Economo, Segreteria IPI, Segreteria S. Base, Preside IPI e Vice Preside IPI possono modificare i profili altrui; Preside S. Base e Oratorio possono solo visualizzarli.</w:t>
       </w:r>
     </w:p>
     <w:p>
@@ -1550,7 +4872,7 @@
           <w:szCs w:val="30"/>
           <w:rtl w:val="false"/>
         </w:rPr>
-        <w:t xml:space="preserve">10. Ruoli personalizzati e Impostazioni Avanzate</w:t>
+        <w:t xml:space="preserve">11. Ruoli personalizzati e Impostazioni Avanzate</w:t>
       </w:r>
     </w:p>
     <w:p>
@@ -1579,6 +4901,174 @@
           <w:rtl w:val="false"/>
         </w:rPr>
         <w:t xml:space="preserve">In Impostazioni Avanzate (visibile solo al Direttore) si possono assegnare permessi su misura a qualsiasi singolo utente, sovrascrivendo quelli previsti dal suo ruolo base. Si apre la modale "Permessi per {nome}", che mostra il ruolo base dell'utente e una tabella di permessi con un interruttore ciascuno:</w:t>
+      </w:r>
+    </w:p>
+    <w:p>
+      <w:pPr>
+        <w:keepNext/>
+        <w:bidi w:val="false"/>
+        <w:spacing w:before="160" w:after="60" w:line="280" w:lineRule="auto"/>
+        <w:jc w:val="center"/>
+      </w:pPr>
+      <w:r>
+        <w:drawing>
+          <wp:inline distT="0" distB="0" distL="0" distR="0">
+            <wp:extent cx="4750000" cy="3420000"/>
+            <wp:docPr id="121" name="fig-permessi" descr="Impostazioni Avanzate (solo Direttore): permessi su misura per un utente."/>
+            <wp:cNvGraphicFramePr>
+              <a:graphicFrameLocks xmlns:a="http://schemas.openxmlformats.org/drawingml/2006/main" noChangeAspect="1"/>
+            </wp:cNvGraphicFramePr>
+            <a:graphic xmlns:a="http://schemas.openxmlformats.org/drawingml/2006/main">
+              <a:graphicData uri="http://schemas.openxmlformats.org/drawingml/2006/picture">
+                <pic:pic xmlns:pic="http://schemas.openxmlformats.org/drawingml/2006/picture">
+                  <pic:nvPicPr>
+                    <pic:cNvPr id="121" name="fig-permessi.png"/>
+                    <pic:cNvPicPr/>
+                  </pic:nvPicPr>
+                  <pic:blipFill>
+                    <a:blip r:embed="rId121"/>
+                    <a:stretch>
+                      <a:fillRect/>
+                    </a:stretch>
+                  </pic:blipFill>
+                  <pic:spPr>
+                    <a:xfrm>
+                      <a:off x="0" y="0"/>
+                      <a:ext cx="4750000" cy="3420000"/>
+                    </a:xfrm>
+                    <a:prstGeom prst="rect">
+                      <a:avLst/>
+                    </a:prstGeom>
+                  </pic:spPr>
+                </pic:pic>
+              </a:graphicData>
+            </a:graphic>
+          </wp:inline>
+        </w:drawing>
+      </w:r>
+    </w:p>
+    <w:p>
+      <w:pPr>
+        <w:keepNext/>
+        <w:bidi w:val="false"/>
+        <w:spacing w:before="0" w:after="100" w:line="280" w:lineRule="auto"/>
+        <w:jc w:val="center"/>
+      </w:pPr>
+      <w:r>
+        <w:rPr>
+          <w:rFonts w:ascii="Calibri" w:cs="Calibri" w:eastAsia="Calibri" w:hAnsi="Calibri"/>
+          <w:b/>
+          <w:bCs/>
+          <w:color w:val="1F3B57"/>
+          <w:sz w:val="19"/>
+          <w:szCs w:val="19"/>
+          <w:rtl w:val="false"/>
+        </w:rPr>
+        <w:t xml:space="preserve">Figura 17 — </w:t>
+      </w:r>
+      <w:r>
+        <w:rPr>
+          <w:rFonts w:ascii="Calibri" w:cs="Calibri" w:eastAsia="Calibri" w:hAnsi="Calibri"/>
+          <w:i/>
+          <w:iCs/>
+          <w:color w:val="555555"/>
+          <w:sz w:val="19"/>
+          <w:szCs w:val="19"/>
+          <w:rtl w:val="false"/>
+        </w:rPr>
+        <w:t xml:space="preserve">Impostazioni Avanzate (solo Direttore): permessi su misura per un utente.</w:t>
+      </w:r>
+    </w:p>
+    <w:p>
+      <w:pPr>
+        <w:keepNext/>
+        <w:bidi w:val="false"/>
+        <w:spacing w:before="0" w:after="50" w:line="280" w:lineRule="auto"/>
+        <w:ind w:left="200" w:right="200"/>
+        <w:jc w:val="left"/>
+      </w:pPr>
+      <w:r>
+        <w:rPr>
+          <w:rFonts w:ascii="Calibri" w:cs="Calibri" w:eastAsia="Calibri" w:hAnsi="Calibri"/>
+          <w:b/>
+          <w:bCs/>
+          <w:color w:val="FFFFFF"/>
+          <w:sz w:val="20"/>
+          <w:szCs w:val="20"/>
+          <w:shd w:val="clear" w:color="auto" w:fill="D1342C"/>
+          <w:rtl w:val="false"/>
+        </w:rPr>
+        <w:t xml:space="preserve"> 1 </w:t>
+      </w:r>
+      <w:r>
+        <w:rPr>
+          <w:rFonts w:ascii="Calibri" w:cs="Calibri" w:eastAsia="Calibri" w:hAnsi="Calibri"/>
+          <w:sz w:val="21"/>
+          <w:szCs w:val="21"/>
+          <w:rtl w:val="false"/>
+        </w:rPr>
+        <w:t xml:space="preserve">  Cerca l'utente per nome o email.</w:t>
+      </w:r>
+    </w:p>
+    <w:p>
+      <w:pPr>
+        <w:keepNext/>
+        <w:bidi w:val="false"/>
+        <w:spacing w:before="0" w:after="50" w:line="280" w:lineRule="auto"/>
+        <w:ind w:left="200" w:right="200"/>
+        <w:jc w:val="left"/>
+      </w:pPr>
+      <w:r>
+        <w:rPr>
+          <w:rFonts w:ascii="Calibri" w:cs="Calibri" w:eastAsia="Calibri" w:hAnsi="Calibri"/>
+          <w:b/>
+          <w:bCs/>
+          <w:color w:val="FFFFFF"/>
+          <w:sz w:val="20"/>
+          <w:szCs w:val="20"/>
+          <w:shd w:val="clear" w:color="auto" w:fill="D1342C"/>
+          <w:rtl w:val="false"/>
+        </w:rPr>
+        <w:t xml:space="preserve"> 2 </w:t>
+      </w:r>
+      <w:r>
+        <w:rPr>
+          <w:rFonts w:ascii="Calibri" w:cs="Calibri" w:eastAsia="Calibri" w:hAnsi="Calibri"/>
+          <w:sz w:val="21"/>
+          <w:szCs w:val="21"/>
+          <w:rtl w:val="false"/>
+        </w:rPr>
+        <w:t xml:space="preserve">  Tocca l'utente per aprire i suoi permessi.</w:t>
+      </w:r>
+    </w:p>
+    <w:p>
+      <w:pPr>
+        <w:bidi w:val="false"/>
+        <w:spacing w:before="0" w:after="220" w:line="280" w:lineRule="auto"/>
+        <w:ind w:left="200" w:right="200"/>
+        <w:jc w:val="left"/>
+      </w:pPr>
+      <w:r>
+        <w:rPr>
+          <w:rFonts w:ascii="Calibri" w:cs="Calibri" w:eastAsia="Calibri" w:hAnsi="Calibri"/>
+          <w:b/>
+          <w:bCs/>
+          <w:color w:val="FFFFFF"/>
+          <w:sz w:val="20"/>
+          <w:szCs w:val="20"/>
+          <w:shd w:val="clear" w:color="auto" w:fill="D1342C"/>
+          <w:rtl w:val="false"/>
+        </w:rPr>
+        <w:t xml:space="preserve"> 3 </w:t>
+      </w:r>
+      <w:r>
+        <w:rPr>
+          <w:rFonts w:ascii="Calibri" w:cs="Calibri" w:eastAsia="Calibri" w:hAnsi="Calibri"/>
+          <w:sz w:val="21"/>
+          <w:szCs w:val="21"/>
+          <w:rtl w:val="false"/>
+        </w:rPr>
+        <w:t xml:space="preserve">  Gli interruttori: verde = permesso attivo. Il badge «Personalizzato» segna ciò che è diverso dal ruolo.</w:t>
       </w:r>
     </w:p>
     <w:tbl>
@@ -2582,7 +6072,7 @@
           <w:szCs w:val="30"/>
           <w:rtl w:val="false"/>
         </w:rPr>
-        <w:t xml:space="preserve">11. Aula Studio — Impostazioni</w:t>
+        <w:t xml:space="preserve">12. Aula Studio — Impostazioni</w:t>
       </w:r>
     </w:p>
     <w:p>
@@ -2597,6 +6087,233 @@
           <w:rtl w:val="false"/>
         </w:rPr>
         <w:t xml:space="preserve">Raggiungibile da Impostazioni → Aule → Aula Studio. Qui si gestiscono le aule del modulo (di base "Aula Studio Medie" e "Aula Studio IPI", se ne possono aggiungere altre dello stesso tipo) e, per ciascuna aula, la sua configurazione:</w:t>
+      </w:r>
+    </w:p>
+    <w:p>
+      <w:pPr>
+        <w:bidi w:val="false"/>
+        <w:spacing w:after="160" w:line="300"/>
+        <w:jc w:val="left"/>
+      </w:pPr>
+      <w:r>
+        <w:rPr>
+          <w:rFonts w:ascii="Calibri" w:cs="Calibri" w:eastAsia="Calibri" w:hAnsi="Calibri"/>
+          <w:rtl w:val="false"/>
+        </w:rPr>
+        <w:t xml:space="preserve">In cima alla schermata si trova la sezione "Prenotazioni", con un interruttore separato per Medie e uno per IPI (Attivo/Sospeso): sospendendo un interruttore, gli studenti di quel tipo di scuola non possono più fare nuove prenotazioni finché non viene riattivato, ma le prenotazioni già confermate restano valide. Chi ha una gestione limitata a un solo tipo di scuola (es. Preside S. Base o Segreteria S. Base per le Medie; Preside IPI, Vice Preside IPI o Segreteria IPI per l'IPI) vede solo l'interruttore di sua competenza; Direttore e le due Segreterie non ristrette vedono entrambi.</w:t>
+      </w:r>
+    </w:p>
+    <w:p>
+      <w:pPr>
+        <w:bidi w:val="false"/>
+        <w:spacing w:after="160" w:line="300"/>
+        <w:jc w:val="left"/>
+      </w:pPr>
+      <w:r>
+        <w:rPr>
+          <w:rFonts w:ascii="Calibri" w:cs="Calibri" w:eastAsia="Calibri" w:hAnsi="Calibri"/>
+          <w:rtl w:val="false"/>
+        </w:rPr>
+        <w:t xml:space="preserve">Le prenotazioni di Medie e IPI si possono sospendere insieme anche dal pulsante Sospendi sulla riga "Aula Studio" in Impostazioni → Aule.</w:t>
+      </w:r>
+    </w:p>
+    <w:p>
+      <w:pPr>
+        <w:keepNext/>
+        <w:bidi w:val="false"/>
+        <w:spacing w:before="160" w:after="60" w:line="280" w:lineRule="auto"/>
+        <w:jc w:val="center"/>
+      </w:pPr>
+      <w:r>
+        <w:drawing>
+          <wp:inline distT="0" distB="0" distL="0" distR="0">
+            <wp:extent cx="4517110" cy="3960000"/>
+            <wp:docPr id="122" name="fig-aulastudio" descr="Impostazioni → Aule → Aula Studio."/>
+            <wp:cNvGraphicFramePr>
+              <a:graphicFrameLocks xmlns:a="http://schemas.openxmlformats.org/drawingml/2006/main" noChangeAspect="1"/>
+            </wp:cNvGraphicFramePr>
+            <a:graphic xmlns:a="http://schemas.openxmlformats.org/drawingml/2006/main">
+              <a:graphicData uri="http://schemas.openxmlformats.org/drawingml/2006/picture">
+                <pic:pic xmlns:pic="http://schemas.openxmlformats.org/drawingml/2006/picture">
+                  <pic:nvPicPr>
+                    <pic:cNvPr id="122" name="fig-aulastudio.png"/>
+                    <pic:cNvPicPr/>
+                  </pic:nvPicPr>
+                  <pic:blipFill>
+                    <a:blip r:embed="rId122"/>
+                    <a:stretch>
+                      <a:fillRect/>
+                    </a:stretch>
+                  </pic:blipFill>
+                  <pic:spPr>
+                    <a:xfrm>
+                      <a:off x="0" y="0"/>
+                      <a:ext cx="4517110" cy="3960000"/>
+                    </a:xfrm>
+                    <a:prstGeom prst="rect">
+                      <a:avLst/>
+                    </a:prstGeom>
+                  </pic:spPr>
+                </pic:pic>
+              </a:graphicData>
+            </a:graphic>
+          </wp:inline>
+        </w:drawing>
+      </w:r>
+    </w:p>
+    <w:p>
+      <w:pPr>
+        <w:keepNext/>
+        <w:bidi w:val="false"/>
+        <w:spacing w:before="0" w:after="100" w:line="280" w:lineRule="auto"/>
+        <w:jc w:val="center"/>
+      </w:pPr>
+      <w:r>
+        <w:rPr>
+          <w:rFonts w:ascii="Calibri" w:cs="Calibri" w:eastAsia="Calibri" w:hAnsi="Calibri"/>
+          <w:b/>
+          <w:bCs/>
+          <w:color w:val="1F3B57"/>
+          <w:sz w:val="19"/>
+          <w:szCs w:val="19"/>
+          <w:rtl w:val="false"/>
+        </w:rPr>
+        <w:t xml:space="preserve">Figura 18 — </w:t>
+      </w:r>
+      <w:r>
+        <w:rPr>
+          <w:rFonts w:ascii="Calibri" w:cs="Calibri" w:eastAsia="Calibri" w:hAnsi="Calibri"/>
+          <w:i/>
+          <w:iCs/>
+          <w:color w:val="555555"/>
+          <w:sz w:val="19"/>
+          <w:szCs w:val="19"/>
+          <w:rtl w:val="false"/>
+        </w:rPr>
+        <w:t xml:space="preserve">Impostazioni → Aule → Aula Studio.</w:t>
+      </w:r>
+    </w:p>
+    <w:p>
+      <w:pPr>
+        <w:keepNext/>
+        <w:bidi w:val="false"/>
+        <w:spacing w:before="0" w:after="50" w:line="280" w:lineRule="auto"/>
+        <w:ind w:left="200" w:right="200"/>
+        <w:jc w:val="left"/>
+      </w:pPr>
+      <w:r>
+        <w:rPr>
+          <w:rFonts w:ascii="Calibri" w:cs="Calibri" w:eastAsia="Calibri" w:hAnsi="Calibri"/>
+          <w:b/>
+          <w:bCs/>
+          <w:color w:val="FFFFFF"/>
+          <w:sz w:val="20"/>
+          <w:szCs w:val="20"/>
+          <w:shd w:val="clear" w:color="auto" w:fill="D1342C"/>
+          <w:rtl w:val="false"/>
+        </w:rPr>
+        <w:t xml:space="preserve"> 1 </w:t>
+      </w:r>
+      <w:r>
+        <w:rPr>
+          <w:rFonts w:ascii="Calibri" w:cs="Calibri" w:eastAsia="Calibri" w:hAnsi="Calibri"/>
+          <w:sz w:val="21"/>
+          <w:szCs w:val="21"/>
+          <w:rtl w:val="false"/>
+        </w:rPr>
+        <w:t xml:space="preserve">  Prenotazioni Medie / IPI: Attivo o Sospeso, un interruttore per ciascun tipo di scuola.</w:t>
+      </w:r>
+    </w:p>
+    <w:p>
+      <w:pPr>
+        <w:keepNext/>
+        <w:bidi w:val="false"/>
+        <w:spacing w:before="0" w:after="50" w:line="280" w:lineRule="auto"/>
+        <w:ind w:left="200" w:right="200"/>
+        <w:jc w:val="left"/>
+      </w:pPr>
+      <w:r>
+        <w:rPr>
+          <w:rFonts w:ascii="Calibri" w:cs="Calibri" w:eastAsia="Calibri" w:hAnsi="Calibri"/>
+          <w:b/>
+          <w:bCs/>
+          <w:color w:val="FFFFFF"/>
+          <w:sz w:val="20"/>
+          <w:szCs w:val="20"/>
+          <w:shd w:val="clear" w:color="auto" w:fill="D1342C"/>
+          <w:rtl w:val="false"/>
+        </w:rPr>
+        <w:t xml:space="preserve"> 2 </w:t>
+      </w:r>
+      <w:r>
+        <w:rPr>
+          <w:rFonts w:ascii="Calibri" w:cs="Calibri" w:eastAsia="Calibri" w:hAnsi="Calibri"/>
+          <w:sz w:val="21"/>
+          <w:szCs w:val="21"/>
+          <w:rtl w:val="false"/>
+        </w:rPr>
+        <w:t xml:space="preserve">  Posti totali per fascia e anticipo massimo di prenotazione (in giorni).</w:t>
+      </w:r>
+    </w:p>
+    <w:p>
+      <w:pPr>
+        <w:keepNext/>
+        <w:bidi w:val="false"/>
+        <w:spacing w:before="0" w:after="50" w:line="280" w:lineRule="auto"/>
+        <w:ind w:left="200" w:right="200"/>
+        <w:jc w:val="left"/>
+      </w:pPr>
+      <w:r>
+        <w:rPr>
+          <w:rFonts w:ascii="Calibri" w:cs="Calibri" w:eastAsia="Calibri" w:hAnsi="Calibri"/>
+          <w:b/>
+          <w:bCs/>
+          <w:color w:val="FFFFFF"/>
+          <w:sz w:val="20"/>
+          <w:szCs w:val="20"/>
+          <w:shd w:val="clear" w:color="auto" w:fill="D1342C"/>
+          <w:rtl w:val="false"/>
+        </w:rPr>
+        <w:t xml:space="preserve"> 3 </w:t>
+      </w:r>
+      <w:r>
+        <w:rPr>
+          <w:rFonts w:ascii="Calibri" w:cs="Calibri" w:eastAsia="Calibri" w:hAnsi="Calibri"/>
+          <w:sz w:val="21"/>
+          <w:szCs w:val="21"/>
+          <w:rtl w:val="false"/>
+        </w:rPr>
+        <w:t xml:space="preserve">  Le fasce orarie prenotabili: modificabili, con «+ Aggiungi fascia oraria».</w:t>
+      </w:r>
+    </w:p>
+    <w:p>
+      <w:pPr>
+        <w:bidi w:val="false"/>
+        <w:spacing w:before="0" w:after="220" w:line="280" w:lineRule="auto"/>
+        <w:ind w:left="200" w:right="200"/>
+        <w:jc w:val="left"/>
+      </w:pPr>
+      <w:r>
+        <w:rPr>
+          <w:rFonts w:ascii="Calibri" w:cs="Calibri" w:eastAsia="Calibri" w:hAnsi="Calibri"/>
+          <w:b/>
+          <w:bCs/>
+          <w:color w:val="FFFFFF"/>
+          <w:sz w:val="20"/>
+          <w:szCs w:val="20"/>
+          <w:shd w:val="clear" w:color="auto" w:fill="D1342C"/>
+          <w:rtl w:val="false"/>
+        </w:rPr>
+        <w:t xml:space="preserve"> 4 </w:t>
+      </w:r>
+      <w:r>
+        <w:rPr>
+          <w:rFonts w:ascii="Calibri" w:cs="Calibri" w:eastAsia="Calibri" w:hAnsi="Calibri"/>
+          <w:sz w:val="21"/>
+          <w:szCs w:val="21"/>
+          <w:rtl w:val="false"/>
+        </w:rPr>
+        <w:t xml:space="preserve">  Le date di inizio dei due semestri: servono ad azzerare i pallini rossi.</w:t>
       </w:r>
     </w:p>
     <w:p>
@@ -2714,7 +6431,7 @@
           <w:szCs w:val="30"/>
           <w:rtl w:val="false"/>
         </w:rPr>
-        <w:t xml:space="preserve">12. Aula Studio — Vista Responsabile (Appello)</w:t>
+        <w:t xml:space="preserve">13. Aula Studio — Vista Responsabile (Appello)</w:t>
       </w:r>
     </w:p>
     <w:p>
@@ -2743,6 +6460,205 @@
           <w:rtl w:val="false"/>
         </w:rPr>
         <w:t xml:space="preserve">Si sceglie l'aula (se più di una è accessibile), il giorno e la fascia oraria; la tabella mostra gli studenti prenotati per quella fascia con Nome, Classe, Numero, Stato (Confermata/In lista d'attesa), Pallini nel semestre e Presenza.</w:t>
+      </w:r>
+    </w:p>
+    <w:p>
+      <w:pPr>
+        <w:keepNext/>
+        <w:bidi w:val="false"/>
+        <w:spacing w:before="160" w:after="60" w:line="280" w:lineRule="auto"/>
+        <w:jc w:val="center"/>
+      </w:pPr>
+      <w:r>
+        <w:drawing>
+          <wp:inline distT="0" distB="0" distL="0" distR="0">
+            <wp:extent cx="6010118" cy="3960000"/>
+            <wp:docPr id="123" name="fig-appello" descr="Aula Studio — Appello: la vista del responsabile."/>
+            <wp:cNvGraphicFramePr>
+              <a:graphicFrameLocks xmlns:a="http://schemas.openxmlformats.org/drawingml/2006/main" noChangeAspect="1"/>
+            </wp:cNvGraphicFramePr>
+            <a:graphic xmlns:a="http://schemas.openxmlformats.org/drawingml/2006/main">
+              <a:graphicData uri="http://schemas.openxmlformats.org/drawingml/2006/picture">
+                <pic:pic xmlns:pic="http://schemas.openxmlformats.org/drawingml/2006/picture">
+                  <pic:nvPicPr>
+                    <pic:cNvPr id="123" name="fig-appello.png"/>
+                    <pic:cNvPicPr/>
+                  </pic:nvPicPr>
+                  <pic:blipFill>
+                    <a:blip r:embed="rId123"/>
+                    <a:stretch>
+                      <a:fillRect/>
+                    </a:stretch>
+                  </pic:blipFill>
+                  <pic:spPr>
+                    <a:xfrm>
+                      <a:off x="0" y="0"/>
+                      <a:ext cx="6010118" cy="3960000"/>
+                    </a:xfrm>
+                    <a:prstGeom prst="rect">
+                      <a:avLst/>
+                    </a:prstGeom>
+                  </pic:spPr>
+                </pic:pic>
+              </a:graphicData>
+            </a:graphic>
+          </wp:inline>
+        </w:drawing>
+      </w:r>
+    </w:p>
+    <w:p>
+      <w:pPr>
+        <w:keepNext/>
+        <w:bidi w:val="false"/>
+        <w:spacing w:before="0" w:after="100" w:line="280" w:lineRule="auto"/>
+        <w:jc w:val="center"/>
+      </w:pPr>
+      <w:r>
+        <w:rPr>
+          <w:rFonts w:ascii="Calibri" w:cs="Calibri" w:eastAsia="Calibri" w:hAnsi="Calibri"/>
+          <w:b/>
+          <w:bCs/>
+          <w:color w:val="1F3B57"/>
+          <w:sz w:val="19"/>
+          <w:szCs w:val="19"/>
+          <w:rtl w:val="false"/>
+        </w:rPr>
+        <w:t xml:space="preserve">Figura 19 — </w:t>
+      </w:r>
+      <w:r>
+        <w:rPr>
+          <w:rFonts w:ascii="Calibri" w:cs="Calibri" w:eastAsia="Calibri" w:hAnsi="Calibri"/>
+          <w:i/>
+          <w:iCs/>
+          <w:color w:val="555555"/>
+          <w:sz w:val="19"/>
+          <w:szCs w:val="19"/>
+          <w:rtl w:val="false"/>
+        </w:rPr>
+        <w:t xml:space="preserve">Aula Studio — Appello: la vista del responsabile.</w:t>
+      </w:r>
+    </w:p>
+    <w:p>
+      <w:pPr>
+        <w:keepNext/>
+        <w:bidi w:val="false"/>
+        <w:spacing w:before="0" w:after="50" w:line="280" w:lineRule="auto"/>
+        <w:ind w:left="200" w:right="200"/>
+        <w:jc w:val="left"/>
+      </w:pPr>
+      <w:r>
+        <w:rPr>
+          <w:rFonts w:ascii="Calibri" w:cs="Calibri" w:eastAsia="Calibri" w:hAnsi="Calibri"/>
+          <w:b/>
+          <w:bCs/>
+          <w:color w:val="FFFFFF"/>
+          <w:sz w:val="20"/>
+          <w:szCs w:val="20"/>
+          <w:shd w:val="clear" w:color="auto" w:fill="D1342C"/>
+          <w:rtl w:val="false"/>
+        </w:rPr>
+        <w:t xml:space="preserve"> 1 </w:t>
+      </w:r>
+      <w:r>
+        <w:rPr>
+          <w:rFonts w:ascii="Calibri" w:cs="Calibri" w:eastAsia="Calibri" w:hAnsi="Calibri"/>
+          <w:sz w:val="21"/>
+          <w:szCs w:val="21"/>
+          <w:rtl w:val="false"/>
+        </w:rPr>
+        <w:t xml:space="preserve">  Aula, giorno e fascia oraria che stai guardando.</w:t>
+      </w:r>
+    </w:p>
+    <w:p>
+      <w:pPr>
+        <w:keepNext/>
+        <w:bidi w:val="false"/>
+        <w:spacing w:before="0" w:after="50" w:line="280" w:lineRule="auto"/>
+        <w:ind w:left="200" w:right="200"/>
+        <w:jc w:val="left"/>
+      </w:pPr>
+      <w:r>
+        <w:rPr>
+          <w:rFonts w:ascii="Calibri" w:cs="Calibri" w:eastAsia="Calibri" w:hAnsi="Calibri"/>
+          <w:b/>
+          <w:bCs/>
+          <w:color w:val="FFFFFF"/>
+          <w:sz w:val="20"/>
+          <w:szCs w:val="20"/>
+          <w:shd w:val="clear" w:color="auto" w:fill="D1342C"/>
+          <w:rtl w:val="false"/>
+        </w:rPr>
+        <w:t xml:space="preserve"> 2 </w:t>
+      </w:r>
+      <w:r>
+        <w:rPr>
+          <w:rFonts w:ascii="Calibri" w:cs="Calibri" w:eastAsia="Calibri" w:hAnsi="Calibri"/>
+          <w:sz w:val="21"/>
+          <w:szCs w:val="21"/>
+          <w:rtl w:val="false"/>
+        </w:rPr>
+        <w:t xml:space="preserve">  Presenza: tocca la cella per scegliere Presente, Assente, In Ritardo o Uscito Anticipo.</w:t>
+      </w:r>
+    </w:p>
+    <w:p>
+      <w:pPr>
+        <w:keepNext/>
+        <w:bidi w:val="false"/>
+        <w:spacing w:before="0" w:after="50" w:line="280" w:lineRule="auto"/>
+        <w:ind w:left="200" w:right="200"/>
+        <w:jc w:val="left"/>
+      </w:pPr>
+      <w:r>
+        <w:rPr>
+          <w:rFonts w:ascii="Calibri" w:cs="Calibri" w:eastAsia="Calibri" w:hAnsi="Calibri"/>
+          <w:b/>
+          <w:bCs/>
+          <w:color w:val="FFFFFF"/>
+          <w:sz w:val="20"/>
+          <w:szCs w:val="20"/>
+          <w:shd w:val="clear" w:color="auto" w:fill="D1342C"/>
+          <w:rtl w:val="false"/>
+        </w:rPr>
+        <w:t xml:space="preserve"> 3 </w:t>
+      </w:r>
+      <w:r>
+        <w:rPr>
+          <w:rFonts w:ascii="Calibri" w:cs="Calibri" w:eastAsia="Calibri" w:hAnsi="Calibri"/>
+          <w:sz w:val="21"/>
+          <w:szCs w:val="21"/>
+          <w:rtl w:val="false"/>
+        </w:rPr>
+        <w:t xml:space="preserve">  «●+»: aggiunge un pallino rosso (serve sempre un motivo). Al terzo pallino nel semestre si sceglie un'azione.</w:t>
+      </w:r>
+    </w:p>
+    <w:p>
+      <w:pPr>
+        <w:bidi w:val="false"/>
+        <w:spacing w:before="0" w:after="220" w:line="280" w:lineRule="auto"/>
+        <w:ind w:left="200" w:right="200"/>
+        <w:jc w:val="left"/>
+      </w:pPr>
+      <w:r>
+        <w:rPr>
+          <w:rFonts w:ascii="Calibri" w:cs="Calibri" w:eastAsia="Calibri" w:hAnsi="Calibri"/>
+          <w:b/>
+          <w:bCs/>
+          <w:color w:val="FFFFFF"/>
+          <w:sz w:val="20"/>
+          <w:szCs w:val="20"/>
+          <w:shd w:val="clear" w:color="auto" w:fill="D1342C"/>
+          <w:rtl w:val="false"/>
+        </w:rPr>
+        <w:t xml:space="preserve"> 4 </w:t>
+      </w:r>
+      <w:r>
+        <w:rPr>
+          <w:rFonts w:ascii="Calibri" w:cs="Calibri" w:eastAsia="Calibri" w:hAnsi="Calibri"/>
+          <w:sz w:val="21"/>
+          <w:szCs w:val="21"/>
+          <w:rtl w:val="false"/>
+        </w:rPr>
+        <w:t xml:space="preserve">  «+ Aggiungi studente»: aggiunge a mano uno studente non prenotato.</w:t>
       </w:r>
     </w:p>
     <w:p>
@@ -2895,7 +6811,7 @@
           <w:szCs w:val="30"/>
           <w:rtl w:val="false"/>
         </w:rPr>
-        <w:t xml:space="preserve">13. Notifiche</w:t>
+        <w:t xml:space="preserve">14. Notifiche</w:t>
       </w:r>
     </w:p>
     <w:p>
@@ -2910,6 +6826,174 @@
           <w:rtl w:val="false"/>
         </w:rPr>
         <w:t xml:space="preserve">Come tutti gli utenti, anche il personale amministrativo gestisce le proprie preferenze di notifica in Impostazioni → Notifiche. Le categorie visibili dipendono dal ruolo: ad esempio solo chi approva prenotazioni vede "Nuova richiesta prenotazione", solo chi gestisce manutenzione vede le notifiche di segnalazione, solo chi gestisce l'Aula Studio vede "Nuova richiesta di turno".</w:t>
+      </w:r>
+    </w:p>
+    <w:p>
+      <w:pPr>
+        <w:keepNext/>
+        <w:bidi w:val="false"/>
+        <w:spacing w:before="160" w:after="60" w:line="280" w:lineRule="auto"/>
+        <w:jc w:val="center"/>
+      </w:pPr>
+      <w:r>
+        <w:drawing>
+          <wp:inline distT="0" distB="0" distL="0" distR="0">
+            <wp:extent cx="5076923" cy="3960000"/>
+            <wp:docPr id="124" name="fig-notifiche" descr="Notifiche: preferenze e Centro Notifiche."/>
+            <wp:cNvGraphicFramePr>
+              <a:graphicFrameLocks xmlns:a="http://schemas.openxmlformats.org/drawingml/2006/main" noChangeAspect="1"/>
+            </wp:cNvGraphicFramePr>
+            <a:graphic xmlns:a="http://schemas.openxmlformats.org/drawingml/2006/main">
+              <a:graphicData uri="http://schemas.openxmlformats.org/drawingml/2006/picture">
+                <pic:pic xmlns:pic="http://schemas.openxmlformats.org/drawingml/2006/picture">
+                  <pic:nvPicPr>
+                    <pic:cNvPr id="124" name="fig-notifiche.png"/>
+                    <pic:cNvPicPr/>
+                  </pic:nvPicPr>
+                  <pic:blipFill>
+                    <a:blip r:embed="rId124"/>
+                    <a:stretch>
+                      <a:fillRect/>
+                    </a:stretch>
+                  </pic:blipFill>
+                  <pic:spPr>
+                    <a:xfrm>
+                      <a:off x="0" y="0"/>
+                      <a:ext cx="5076923" cy="3960000"/>
+                    </a:xfrm>
+                    <a:prstGeom prst="rect">
+                      <a:avLst/>
+                    </a:prstGeom>
+                  </pic:spPr>
+                </pic:pic>
+              </a:graphicData>
+            </a:graphic>
+          </wp:inline>
+        </w:drawing>
+      </w:r>
+    </w:p>
+    <w:p>
+      <w:pPr>
+        <w:keepNext/>
+        <w:bidi w:val="false"/>
+        <w:spacing w:before="0" w:after="100" w:line="280" w:lineRule="auto"/>
+        <w:jc w:val="center"/>
+      </w:pPr>
+      <w:r>
+        <w:rPr>
+          <w:rFonts w:ascii="Calibri" w:cs="Calibri" w:eastAsia="Calibri" w:hAnsi="Calibri"/>
+          <w:b/>
+          <w:bCs/>
+          <w:color w:val="1F3B57"/>
+          <w:sz w:val="19"/>
+          <w:szCs w:val="19"/>
+          <w:rtl w:val="false"/>
+        </w:rPr>
+        <w:t xml:space="preserve">Figura 20 — </w:t>
+      </w:r>
+      <w:r>
+        <w:rPr>
+          <w:rFonts w:ascii="Calibri" w:cs="Calibri" w:eastAsia="Calibri" w:hAnsi="Calibri"/>
+          <w:i/>
+          <w:iCs/>
+          <w:color w:val="555555"/>
+          <w:sz w:val="19"/>
+          <w:szCs w:val="19"/>
+          <w:rtl w:val="false"/>
+        </w:rPr>
+        <w:t xml:space="preserve">Notifiche: preferenze e Centro Notifiche.</w:t>
+      </w:r>
+    </w:p>
+    <w:p>
+      <w:pPr>
+        <w:keepNext/>
+        <w:bidi w:val="false"/>
+        <w:spacing w:before="0" w:after="50" w:line="280" w:lineRule="auto"/>
+        <w:ind w:left="200" w:right="200"/>
+        <w:jc w:val="left"/>
+      </w:pPr>
+      <w:r>
+        <w:rPr>
+          <w:rFonts w:ascii="Calibri" w:cs="Calibri" w:eastAsia="Calibri" w:hAnsi="Calibri"/>
+          <w:b/>
+          <w:bCs/>
+          <w:color w:val="FFFFFF"/>
+          <w:sz w:val="20"/>
+          <w:szCs w:val="20"/>
+          <w:shd w:val="clear" w:color="auto" w:fill="D1342C"/>
+          <w:rtl w:val="false"/>
+        </w:rPr>
+        <w:t xml:space="preserve"> 1 </w:t>
+      </w:r>
+      <w:r>
+        <w:rPr>
+          <w:rFonts w:ascii="Calibri" w:cs="Calibri" w:eastAsia="Calibri" w:hAnsi="Calibri"/>
+          <w:sz w:val="21"/>
+          <w:szCs w:val="21"/>
+          <w:rtl w:val="false"/>
+        </w:rPr>
+        <w:t xml:space="preserve">  Impostazioni → Preferenze e notifiche → Notifiche.</w:t>
+      </w:r>
+    </w:p>
+    <w:p>
+      <w:pPr>
+        <w:keepNext/>
+        <w:bidi w:val="false"/>
+        <w:spacing w:before="0" w:after="50" w:line="280" w:lineRule="auto"/>
+        <w:ind w:left="200" w:right="200"/>
+        <w:jc w:val="left"/>
+      </w:pPr>
+      <w:r>
+        <w:rPr>
+          <w:rFonts w:ascii="Calibri" w:cs="Calibri" w:eastAsia="Calibri" w:hAnsi="Calibri"/>
+          <w:b/>
+          <w:bCs/>
+          <w:color w:val="FFFFFF"/>
+          <w:sz w:val="20"/>
+          <w:szCs w:val="20"/>
+          <w:shd w:val="clear" w:color="auto" w:fill="D1342C"/>
+          <w:rtl w:val="false"/>
+        </w:rPr>
+        <w:t xml:space="preserve"> 2 </w:t>
+      </w:r>
+      <w:r>
+        <w:rPr>
+          <w:rFonts w:ascii="Calibri" w:cs="Calibri" w:eastAsia="Calibri" w:hAnsi="Calibri"/>
+          <w:sz w:val="21"/>
+          <w:szCs w:val="21"/>
+          <w:rtl w:val="false"/>
+        </w:rPr>
+        <w:t xml:space="preserve">  Un interruttore per ogni gruppo: Prenotazione, Manutenzione, Aula Studio.</w:t>
+      </w:r>
+    </w:p>
+    <w:p>
+      <w:pPr>
+        <w:bidi w:val="false"/>
+        <w:spacing w:before="0" w:after="220" w:line="280" w:lineRule="auto"/>
+        <w:ind w:left="200" w:right="200"/>
+        <w:jc w:val="left"/>
+      </w:pPr>
+      <w:r>
+        <w:rPr>
+          <w:rFonts w:ascii="Calibri" w:cs="Calibri" w:eastAsia="Calibri" w:hAnsi="Calibri"/>
+          <w:b/>
+          <w:bCs/>
+          <w:color w:val="FFFFFF"/>
+          <w:sz w:val="20"/>
+          <w:szCs w:val="20"/>
+          <w:shd w:val="clear" w:color="auto" w:fill="D1342C"/>
+          <w:rtl w:val="false"/>
+        </w:rPr>
+        <w:t xml:space="preserve"> 3 </w:t>
+      </w:r>
+      <w:r>
+        <w:rPr>
+          <w:rFonts w:ascii="Calibri" w:cs="Calibri" w:eastAsia="Calibri" w:hAnsi="Calibri"/>
+          <w:sz w:val="21"/>
+          <w:szCs w:val="21"/>
+          <w:rtl w:val="false"/>
+        </w:rPr>
+        <w:t xml:space="preserve">  Il Centro Notifiche (la campanella in alto) elenca tutte le notifiche ricevute.</w:t>
       </w:r>
     </w:p>
     <w:p>
@@ -2960,7 +7044,7 @@
           <w:rFonts w:ascii="Calibri" w:cs="Calibri" w:eastAsia="Calibri" w:hAnsi="Calibri"/>
           <w:rtl w:val="false"/>
         </w:rPr>
-        <w:t xml:space="preserve">Riepilogo dei ruoli disponibili e di cosa può fare ciascuno per impostazione predefinita. Ogni permesso può comunque essere personalizzato per singolo utente da Impostazioni Avanzate (vedi capitolo 10).</w:t>
+        <w:t xml:space="preserve">Riepilogo dei ruoli disponibili e di cosa può fare ciascuno per impostazione predefinita. Ogni permesso può comunque essere personalizzato per singolo utente da Impostazioni Avanzate (vedi capitolo 11).</w:t>
       </w:r>
     </w:p>
     <w:tbl>
@@ -4063,6 +8147,7 @@
         <w:rFonts w:ascii="Calibri" w:cs="Calibri" w:eastAsia="Calibri" w:hAnsi="Calibri"/>
         <w:sz w:val="22"/>
         <w:szCs w:val="22"/>
+        <w:rtl w:val="false"/>
       </w:rPr>
     </w:rPrDefault>
     <w:pPrDefault/>
